--- a/report/paper/MedBridge_IEEE_Paper.docx
+++ b/report/paper/MedBridge_IEEE_Paper.docx
@@ -244,38 +244,213 @@
         <w:rPr>
           <w:b/>
         </w:rPr>
-        <w:t xml:space="preserve">Large language models explain clinical guidelines fluently, but in patient-facing cardiovascular care a fluent answer to a question the evidence does not cover is itself a safety risk, and a standard retrieval-augmented generation (RAG) pipeline answers every question it receives. We present MedBridge, a locally deployable assistant for hypertension and related cardiovascular care that makes answerability an explicit, auditable decision. A deterministic emergency fast-path screens each message before any model call. A Context Gate decides, before any retrieved evidence is used, whether missing personal facts call for a clarifying question, and an Evidence Gate decides after hybrid retrieval whether to answer, give general information, abstain or escalate. Abstentions and escalations are pre-vetted templates, so no generated text reaches the user on those paths. Two optional extensions add further checks: a calibrated Evidence Gate (permutation voting plus thresholds that can only lower its decision) and a post-generation verifier based on natural language inference that can only remove content, downgrade or withdraw an answer. We introduce MedBridge-HalluBench, a synthetic benchmark of </w:t>
+        <w:t xml:space="preserve">In patient-facing care, a fluent answer to a question the evidence does not cover is a safety risk, yet standard retrieval-augmented generation (RAG) answers every question. MedBridge, a local assistant for hypertension and cardiovascular care, makes answerability an explicit, auditable decision: a deterministic emergency fast-path, a Context Gate that asks for missing personal facts and, after hybrid retrieval, an Evidence Gate that decides whether to answer, generalise, abstain or escalate. On </w:t>
       </w:r>
       <w:r>
         <w:rPr>
           <w:b/>
         </w:rPr>
-        <w:t>247</w:t>
+        <w:t>198</w:t>
       </w:r>
       <w:r>
         <w:rPr>
           <w:b/>
         </w:rPr>
-        <w:t xml:space="preserve"> conversations (</w:t>
+        <w:t xml:space="preserve"> test conversations of the synthetic MedBridge-HalluBench, with a 4B-parameter open-weight model and an LLM judge from another model family, the dual gate lowered the response-level hallucination rate to </w:t>
       </w:r>
       <w:r>
         <w:rPr>
           <w:b/>
         </w:rPr>
-        <w:t>298</w:t>
+        <w:t>37.2% [31.4, 43.5]</w:t>
       </w:r>
       <w:r>
         <w:rPr>
           <w:b/>
         </w:rPr>
-        <w:t xml:space="preserve"> turns) in six answerability categories, and compare the full system with direct-LLM, vanilla-RAG, prompt-only-safety and single-gate ablations, using a 4B-parameter open-weight model, two complementary judges (LLM and NLI) and paired exact tests. </w:t>
+        <w:t xml:space="preserve"> from </w:t>
       </w:r>
       <w:r>
         <w:rPr>
           <w:b/>
-          <w:highlight w:val="yellow"/>
         </w:rPr>
-        <w:t>[TO BE FILLED after the study: one or two sentences with the headline hallucination and unsafe-answer results, their confidence intervals and Holm-adjusted p-values, taken from evaluation/results/summary.json.]</w:t>
+        <w:t>72.8%</w:t>
+      </w:r>
+      <w:r>
+        <w:rPr>
+          <w:b/>
+        </w:rPr>
+        <w:t xml:space="preserve"> for vanilla RAG and </w:t>
+      </w:r>
+      <w:r>
+        <w:rPr>
+          <w:b/>
+        </w:rPr>
+        <w:t>67.8%</w:t>
+      </w:r>
+      <w:r>
+        <w:rPr>
+          <w:b/>
+        </w:rPr>
+        <w:t xml:space="preserve"> for prompt-only safety, and the unsafe-answer rate on unanswerable turns to </w:t>
+      </w:r>
+      <w:r>
+        <w:rPr>
+          <w:b/>
+        </w:rPr>
+        <w:t>15.2%</w:t>
+      </w:r>
+      <w:r>
+        <w:rPr>
+          <w:b/>
+        </w:rPr>
+        <w:t xml:space="preserve"> from </w:t>
+      </w:r>
+      <w:r>
+        <w:rPr>
+          <w:b/>
+        </w:rPr>
+        <w:t>84.8%</w:t>
+      </w:r>
+      <w:r>
+        <w:rPr>
+          <w:b/>
+        </w:rPr>
+        <w:t xml:space="preserve"> and </w:t>
+      </w:r>
+      <w:r>
+        <w:rPr>
+          <w:b/>
+        </w:rPr>
+        <w:t>62.1%</w:t>
+      </w:r>
+      <w:r>
+        <w:rPr>
+          <w:b/>
+        </w:rPr>
+        <w:t xml:space="preserve"> (exact McNemar, Holm-adjusted p ≤ 2.8×10</w:t>
+      </w:r>
+      <w:r>
+        <w:rPr>
+          <w:b/>
+          <w:vertAlign w:val="superscript"/>
+        </w:rPr>
+        <w:t>−9</w:t>
+      </w:r>
+      <w:r>
+        <w:rPr>
+          <w:b/>
+        </w:rPr>
+        <w:t xml:space="preserve">). The gain came mostly from selective abstention: coverage of answerable turns fell from </w:t>
+      </w:r>
+      <w:r>
+        <w:rPr>
+          <w:b/>
+        </w:rPr>
+        <w:t>98.1%</w:t>
+      </w:r>
+      <w:r>
+        <w:rPr>
+          <w:b/>
+        </w:rPr>
+        <w:t xml:space="preserve"> to </w:t>
+      </w:r>
+      <w:r>
+        <w:rPr>
+          <w:b/>
+        </w:rPr>
+        <w:t>73.1%</w:t>
+      </w:r>
+      <w:r>
+        <w:rPr>
+          <w:b/>
+        </w:rPr>
+        <w:t xml:space="preserve">, and responses with clinical claims were hallucinated as often as before. A post-generation grounding verifier lowered hallucination further, to </w:t>
+      </w:r>
+      <w:r>
+        <w:rPr>
+          <w:b/>
+        </w:rPr>
+        <w:t>21.3%</w:t>
+      </w:r>
+      <w:r>
+        <w:rPr>
+          <w:b/>
+        </w:rPr>
+        <w:t xml:space="preserve"> (p = 4.9×10</w:t>
+      </w:r>
+      <w:r>
+        <w:rPr>
+          <w:b/>
+          <w:vertAlign w:val="superscript"/>
+        </w:rPr>
+        <w:t>−9</w:t>
+      </w:r>
+      <w:r>
+        <w:rPr>
+          <w:b/>
+        </w:rPr>
+        <w:t>), mainly by shortening answers (</w:t>
+      </w:r>
+      <w:r>
+        <w:rPr>
+          <w:b/>
+        </w:rPr>
+        <w:t>2.21</w:t>
+      </w:r>
+      <w:r>
+        <w:rPr>
+          <w:b/>
+        </w:rPr>
+        <w:t xml:space="preserve"> against </w:t>
+      </w:r>
+      <w:r>
+        <w:rPr>
+          <w:b/>
+        </w:rPr>
+        <w:t>4.18</w:t>
+      </w:r>
+      <w:r>
+        <w:rPr>
+          <w:b/>
+        </w:rPr>
+        <w:t xml:space="preserve"> claims per response, unsupported-claim ratio unchanged) and at a further cost in coverage (</w:t>
+      </w:r>
+      <w:r>
+        <w:rPr>
+          <w:b/>
+        </w:rPr>
+        <w:t>67.6%</w:t>
+      </w:r>
+      <w:r>
+        <w:rPr>
+          <w:b/>
+        </w:rPr>
+        <w:t xml:space="preserve">), without significantly reducing unsafe answers; a calibrated Evidence Gate had no measurable effect. A second, NLI-based judge, stopped early, scored only ungated outputs (agreement κ = </w:t>
+      </w:r>
+      <w:r>
+        <w:rPr>
+          <w:b/>
+        </w:rPr>
+        <w:t>0.68</w:t>
+      </w:r>
+      <w:r>
+        <w:rPr>
+          <w:b/>
+        </w:rPr>
+        <w:t xml:space="preserve"> per response, </w:t>
+      </w:r>
+      <w:r>
+        <w:rPr>
+          <w:b/>
+        </w:rPr>
+        <w:t>0.36</w:t>
+      </w:r>
+      <w:r>
+        <w:rPr>
+          <w:b/>
+        </w:rPr>
+        <w:t xml:space="preserve"> per claim).</w:t>
       </w:r>
     </w:p>
     <w:p>
@@ -315,28 +490,28 @@
         <w:pStyle w:val="IEEEBody"/>
       </w:pPr>
       <w:r>
-        <w:t xml:space="preserve">Hypertension is a major and largely preventable driver of cardiovascular disease, yet many affected adults worldwide remain undiagnosed, untreated or uncontrolled </w:t>
-      </w:r>
-      <w:r>
-        <w:t>[1], [2]</w:t>
+        <w:t xml:space="preserve">Hypertension is a major, largely preventable driver of cardiovascular disease, and many affected adults remain undiagnosed, untreated or uncontrolled </w:t>
+      </w:r>
+      <w:r>
+        <w:t>[1]</w:t>
       </w:r>
       <w:r>
         <w:t xml:space="preserve">; in India, a national survey found it in roughly one adult in three </w:t>
       </w:r>
       <w:r>
+        <w:t>[2]</w:t>
+      </w:r>
+      <w:r>
+        <w:t xml:space="preserve">. Between visits, many patients now ask conversational AI about their readings, medicines and lifestyle. Large language models (LLMs) hold considerable clinical knowledge </w:t>
+      </w:r>
+      <w:r>
         <w:t>[3]</w:t>
       </w:r>
       <w:r>
-        <w:t xml:space="preserve">. Control depends on what patients understand between visits about their readings, medicines and lifestyle, and many now ask conversational AI. Large language models (LLMs) hold considerable clinical knowledge </w:t>
+        <w:t xml:space="preserve"> but also make confident statements that no source supports, usually called hallucinations </w:t>
       </w:r>
       <w:r>
         <w:t>[4]</w:t>
-      </w:r>
-      <w:r>
-        <w:t xml:space="preserve"> but also produce confident statements that no source supports, usually called hallucinations </w:t>
-      </w:r>
-      <w:r>
-        <w:t>[5]</w:t>
       </w:r>
       <w:r>
         <w:t>.</w:t>
@@ -350,19 +525,19 @@
         <w:t xml:space="preserve">Retrieval-augmented generation (RAG) conditions the model on passages from a trusted corpus </w:t>
       </w:r>
       <w:r>
+        <w:t>[5]</w:t>
+      </w:r>
+      <w:r>
+        <w:t xml:space="preserve"> and has improved medical question answering </w:t>
+      </w:r>
+      <w:r>
         <w:t>[6]</w:t>
       </w:r>
       <w:r>
-        <w:t xml:space="preserve"> and has improved medical question answering </w:t>
+        <w:t xml:space="preserve">, but a standard RAG pipeline answers whatever the quality of the match. Three routine situations defeat it: the safe answer depends on facts the patient has not given (a dose change for an unnamed medicine); the question falls outside the evidence (a drug that does not exist, a false premise, a dose no guideline states, a non-cardiac topic); or the message describes an emergency, where a long reply only delays care. Asking the generator to “say when it does not know” leaves the decision to the component most prone to over-confidence, although knowing when not to answer is a distinct capability </w:t>
       </w:r>
       <w:r>
         <w:t>[7]</w:t>
-      </w:r>
-      <w:r>
-        <w:t xml:space="preserve">. A standard RAG pipeline, however, is built to answer whatever the quality of the match. Three routine situations in patient conversations defeat this design. A question can be answerable in principle while the safe answer depends on facts the patient has not given, such as a dose change for an unnamed medicine. A question can fall outside the evidence: a drug that does not exist, a false premise, a dose no guideline states, a topic outside cardiology. And a message can describe an emergency, where a long reply only delays care. Asking the generator to “say when it does not know” leaves the decision to the component most prone to over-confident output, although knowing when not to answer is a capability in its own right </w:t>
-      </w:r>
-      <w:r>
-        <w:t>[8]</w:t>
       </w:r>
       <w:r>
         <w:t>.</w:t>
@@ -373,7 +548,7 @@
         <w:pStyle w:val="IEEEBody"/>
       </w:pPr>
       <w:r>
-        <w:t xml:space="preserve">MedBridge instead makes answerability an explicit decision taken by separate components at fixed points around retrieval, each logged with its rationale. Deterministic rules handle emergencies before any model call. A </w:t>
+        <w:t xml:space="preserve">MedBridge instead makes answerability an explicit, logged decision taken at fixed points around retrieval: deterministic rules handle emergencies before any model call, a </w:t>
       </w:r>
       <w:r>
         <w:rPr>
@@ -382,7 +557,7 @@
         <w:t>Context Gate</w:t>
       </w:r>
       <w:r>
-        <w:t xml:space="preserve"> (Gate 1) judges, before any retrieved evidence is used, whether the patient context suffices or a clarifying question is needed. An </w:t>
+        <w:t xml:space="preserve"> (Gate 1) judges before retrieval whether a clarifying question is needed, and an </w:t>
       </w:r>
       <w:r>
         <w:rPr>
@@ -391,7 +566,7 @@
         <w:t>Evidence Gate</w:t>
       </w:r>
       <w:r>
-        <w:t xml:space="preserve"> (Gate 2) judges after retrieval whether the passages support a specific answer, only general information, or nothing, and whether to escalate. Refusals and escalations never pass through the generator, and all models run locally, so no patient text leaves the device. Our contributions are:</w:t>
+        <w:t xml:space="preserve"> (Gate 2) judges after retrieval whether the passages support a specific answer, only general information or nothing. Refusals and escalations bypass the generator, and all models run locally. Our contributions are:</w:t>
       </w:r>
     </w:p>
     <w:p>
@@ -430,7 +605,7 @@
         <w:t>evidence</w:t>
       </w:r>
       <w:r>
-        <w:t>, with a deterministic emergency override and template bypass;</w:t>
+        <w:t>, with a deterministic emergency override;</w:t>
       </w:r>
     </w:p>
     <w:p>
@@ -442,7 +617,7 @@
         <w:t xml:space="preserve">2) </w:t>
       </w:r>
       <w:r>
-        <w:t>two optional extensions: a calibrated Evidence Gate (permutation voting with a conservative tie-break and thresholds that can only lower the decision) and a strictly conservative post-generation grounding verifier (“Gate 3”);</w:t>
+        <w:t>two extensions evaluated as variants, a calibrated Evidence Gate and a conservative post-generation grounding verifier (“Gate 3”), the latter now enabled by default;</w:t>
       </w:r>
     </w:p>
     <w:p>
@@ -454,7 +629,7 @@
         <w:t xml:space="preserve">3) </w:t>
       </w:r>
       <w:r>
-        <w:t>MedBridge-HalluBench, a synthetic benchmark of casual, multi-turn patient questions labelled with the expected safe behaviour, and a calibration-gated evaluation protocol;</w:t>
+        <w:t>MedBridge-HalluBench, a synthetic benchmark of casual, multi-turn patient questions labelled with the expected safe behaviour, and a paired ten-condition evaluation;</w:t>
       </w:r>
     </w:p>
     <w:p>
@@ -466,7 +641,15 @@
         <w:t xml:space="preserve">4) </w:t>
       </w:r>
       <w:r>
-        <w:t>a fully local implementation sized for a 6 GB laptop GPU (code release to follow the patent decision).</w:t>
+        <w:t>a fully local implementation (FastAPI, PostgreSQL, Qdrant, Ollama) designed for a 6 GB laptop GPU (code release after the patent decision).</w:t>
+      </w:r>
+    </w:p>
+    <w:p>
+      <w:pPr>
+        <w:pStyle w:val="Heading1"/>
+      </w:pPr>
+      <w:r>
+        <w:t>II. Related Work</w:t>
       </w:r>
     </w:p>
     <w:p>
@@ -474,46 +657,104 @@
         <w:pStyle w:val="IEEEBody"/>
       </w:pPr>
       <w:r>
-        <w:t>Section II</w:t>
-      </w:r>
-      <w:r>
-        <w:t xml:space="preserve"> reviews related work, </w:t>
-      </w:r>
-      <w:r>
-        <w:t>Section III</w:t>
-      </w:r>
-      <w:r>
-        <w:t xml:space="preserve"> presents the method and </w:t>
-      </w:r>
-      <w:r>
-        <w:t>Section IV</w:t>
-      </w:r>
-      <w:r>
-        <w:t xml:space="preserve"> the experimental setup. </w:t>
-      </w:r>
-      <w:r>
-        <w:t>Section V</w:t>
-      </w:r>
-      <w:r>
-        <w:t xml:space="preserve"> reports the results, </w:t>
-      </w:r>
-      <w:r>
-        <w:t>Section VI</w:t>
-      </w:r>
-      <w:r>
-        <w:t xml:space="preserve"> discusses them, </w:t>
-      </w:r>
-      <w:r>
-        <w:t>Section VII</w:t>
-      </w:r>
-      <w:r>
-        <w:t xml:space="preserve"> covers limitations and ethics, and </w:t>
-      </w:r>
-      <w:r>
-        <w:t>Section VIII</w:t>
-      </w:r>
-      <w:r>
-        <w:t xml:space="preserve"> concludes.</w:t>
+        <w:rPr>
+          <w:b/>
+        </w:rPr>
+        <w:t>Grounding and verification.</w:t>
+      </w:r>
+      <w:r>
+        <w:t xml:space="preserve"> Self-RAG fine-tunes a generator to decide when to retrieve and whether its output is supported </w:t>
+      </w:r>
+      <w:r>
+        <w:t>[8]</w:t>
+      </w:r>
+      <w:r>
+        <w:t xml:space="preserve">, and Corrective RAG scores retrieved documents and replaces them when confidence is low </w:t>
+      </w:r>
+      <w:r>
+        <w:t>[9]</w:t>
+      </w:r>
+      <w:r>
+        <w:t xml:space="preserve">. Post-hoc methods such as RARR retrieve evidence per claim and revise unsupported content </w:t>
+      </w:r>
+      <w:r>
+        <w:t>[10]</w:t>
+      </w:r>
+      <w:r>
+        <w:t xml:space="preserve">; FActScore measures factual precision over atomic facts </w:t>
+      </w:r>
+      <w:r>
+        <w:t>[11]</w:t>
+      </w:r>
+      <w:r>
+        <w:t xml:space="preserve">. These need a trained generator, answer every input or act only after generation; MedBridge decides </w:t>
+      </w:r>
+      <w:r>
+        <w:rPr>
+          <w:i/>
+        </w:rPr>
+        <w:t>before</w:t>
+      </w:r>
+      <w:r>
+        <w:t xml:space="preserve"> generation, and its Gate 3 uses the post-hoc idea only to make an output more conservative.</w:t>
+      </w:r>
+    </w:p>
+    <w:p>
+      <w:pPr>
+        <w:pStyle w:val="IEEEBody"/>
+      </w:pPr>
+      <w:r>
+        <w:rPr>
+          <w:b/>
+        </w:rPr>
+        <w:t>Abstention.</w:t>
+      </w:r>
+      <w:r>
+        <w:t xml:space="preserve"> Selective classification rejects inputs below a confidence threshold calibrated to bound the risk on accepted ones </w:t>
+      </w:r>
+      <w:r>
+        <w:t>[12]</w:t>
+      </w:r>
+      <w:r>
+        <w:t>. Such methods give one answer-or-refuse signal; MedBridge separates missing context (ask) from insufficient evidence (generalise or abstain) and adds escalation.</w:t>
+      </w:r>
+    </w:p>
+    <w:p>
+      <w:pPr>
+        <w:pStyle w:val="IEEEBody"/>
+      </w:pPr>
+      <w:r>
+        <w:rPr>
+          <w:b/>
+        </w:rPr>
+        <w:t>Evaluation and prior art.</w:t>
+      </w:r>
+      <w:r>
+        <w:t xml:space="preserve"> MultiMedQA and MIRAGE consist mainly of exam-style questions that all expect an answer </w:t>
+      </w:r>
+      <w:r>
+        <w:t>[3], [6]</w:t>
+      </w:r>
+      <w:r>
+        <w:t xml:space="preserve">; our benchmark labels each turn with the expected behaviour, including asking, abstaining and escalating. Because LLM judges can favour their own generations </w:t>
+      </w:r>
+      <w:r>
+        <w:t>[13]</w:t>
+      </w:r>
+      <w:r>
+        <w:t xml:space="preserve">, our judge comes from another model family. Patents cover clarifying questions for ambiguous queries </w:t>
+      </w:r>
+      <w:r>
+        <w:t>[14]</w:t>
+      </w:r>
+      <w:r>
+        <w:t xml:space="preserve"> and RAG-based clinical decision support over curated guidelines </w:t>
+      </w:r>
+      <w:r>
+        <w:t>[15]</w:t>
+      </w:r>
+      <w:r>
+        <w:t>; none we reviewed combines a pre-retrieval context gate, a post-retrieval evidence gate and a deterministic emergency override.</w:t>
       </w:r>
     </w:p>
     <w:p>
@@ -521,7 +762,7 @@
         <w:pStyle w:val="Heading1"/>
       </w:pPr>
       <w:r>
-        <w:t>II. Related Work</w:t>
+        <w:t>III. The MedBridge Method</w:t>
       </w:r>
     </w:p>
     <w:p>
@@ -529,194 +770,13 @@
         <w:pStyle w:val="IEEEBody"/>
       </w:pPr>
       <w:r>
-        <w:rPr>
-          <w:b/>
-        </w:rPr>
-        <w:t>Grounding and hallucination mitigation.</w:t>
-      </w:r>
-      <w:r>
-        <w:t xml:space="preserve"> Beyond plain RAG </w:t>
-      </w:r>
-      <w:r>
-        <w:t>[6]</w:t>
-      </w:r>
-      <w:r>
-        <w:t xml:space="preserve">, Self-RAG fine-tunes a generator to emit reflection tokens that decide when to retrieve and whether a segment is supported </w:t>
-      </w:r>
-      <w:r>
-        <w:t>[9]</w:t>
-      </w:r>
-      <w:r>
-        <w:t xml:space="preserve">, and Corrective RAG scores retrieved documents and refines or replaces them when confidence is low </w:t>
-      </w:r>
-      <w:r>
-        <w:t>[10]</w:t>
-      </w:r>
-      <w:r>
-        <w:t xml:space="preserve">. Other methods check text after it is written: Chain-of-Verification answers self-posed verification questions </w:t>
-      </w:r>
-      <w:r>
-        <w:t>[11]</w:t>
-      </w:r>
-      <w:r>
-        <w:t xml:space="preserve">, RARR retrieves evidence per claim and revises unsupported content </w:t>
-      </w:r>
-      <w:r>
-        <w:t>[12]</w:t>
-      </w:r>
-      <w:r>
-        <w:t xml:space="preserve">, and SelfCheckGPT flags sentences that are inconsistent across samples </w:t>
-      </w:r>
-      <w:r>
-        <w:t>[13]</w:t>
-      </w:r>
-      <w:r>
-        <w:t xml:space="preserve">. FActScore measures factual precision over atomic facts </w:t>
-      </w:r>
-      <w:r>
-        <w:t>[14]</w:t>
-      </w:r>
-      <w:r>
-        <w:t xml:space="preserve">. These approaches need a specially trained generator, still answer every input, or act only after generation. MedBridge decides </w:t>
-      </w:r>
-      <w:r>
-        <w:rPr>
-          <w:i/>
-        </w:rPr>
-        <w:t>before</w:t>
-      </w:r>
-      <w:r>
-        <w:t xml:space="preserve"> generation whether an answer may be produced at all; its optional Gate 3 follows the post-hoc idea but can only delete unsupported sentences, regenerate an answer as general information, or withdraw it.</w:t>
-      </w:r>
-    </w:p>
-    <w:p>
-      <w:pPr>
-        <w:pStyle w:val="IEEEBody"/>
-      </w:pPr>
-      <w:r>
-        <w:rPr>
-          <w:b/>
-        </w:rPr>
-        <w:t>Selective prediction and abstention.</w:t>
-      </w:r>
-      <w:r>
-        <w:t xml:space="preserve"> Selective classification rejects inputs whose confidence falls below a threshold calibrated to bound the risk on accepted inputs </w:t>
-      </w:r>
-      <w:r>
-        <w:t>[15]</w:t>
-      </w:r>
-      <w:r>
-        <w:t xml:space="preserve">, and a recent survey organises LLM abstention by query, model and human values </w:t>
-      </w:r>
-      <w:r>
-        <w:t>[8]</w:t>
-      </w:r>
-      <w:r>
-        <w:t>. Such methods yield one answer-or-refuse signal. MedBridge separates two reasons not to answer that need different replies, missing personal context (ask) and insufficient evidence (generalise or abstain), and adds escalation; its calibrated variant borrows the selective-prediction idea for reranker scores.</w:t>
-      </w:r>
-    </w:p>
-    <w:p>
-      <w:pPr>
-        <w:pStyle w:val="IEEEBody"/>
-      </w:pPr>
-      <w:r>
-        <w:rPr>
-          <w:b/>
-        </w:rPr>
-        <w:t>Evaluating medical LLMs.</w:t>
-      </w:r>
-      <w:r>
-        <w:t xml:space="preserve"> Medical LLM benchmarks such as MultiMedQA and MIRAGE consist mainly of exam-style questions (with clinician-rated long-form answers in MultiMedQA), and every question expects an answer </w:t>
-      </w:r>
-      <w:r>
-        <w:t>[4], [7]</w:t>
-      </w:r>
-      <w:r>
-        <w:t xml:space="preserve">; ours labels each turn with the expected behaviour, including asking, abstaining and escalating. We use an LLM judge </w:t>
-      </w:r>
-      <w:r>
-        <w:t>[16]</w:t>
-      </w:r>
-      <w:r>
-        <w:t xml:space="preserve">, but because LLM judges can favour their own generations </w:t>
-      </w:r>
-      <w:r>
-        <w:t>[16], [17]</w:t>
-      </w:r>
-      <w:r>
-        <w:t>, it comes from a different family than the application model and is paired with a deterministic NLI judge.</w:t>
-      </w:r>
-    </w:p>
-    <w:p>
-      <w:pPr>
-        <w:pStyle w:val="IEEEBody"/>
-      </w:pPr>
-      <w:r>
-        <w:rPr>
-          <w:b/>
-        </w:rPr>
-        <w:t>Patents and security.</w:t>
-      </w:r>
-      <w:r>
-        <w:t xml:space="preserve"> Patented prior art includes a question-answering system that can return an explicit “no answer” </w:t>
-      </w:r>
-      <w:r>
-        <w:t>[18]</w:t>
-      </w:r>
-      <w:r>
-        <w:t xml:space="preserve">, LLM detection of ambiguous queries followed by a clarifying question </w:t>
-      </w:r>
-      <w:r>
-        <w:t>[19]</w:t>
-      </w:r>
-      <w:r>
-        <w:t xml:space="preserve">, and RAG-based clinical decision support over a curated guideline library </w:t>
-      </w:r>
-      <w:r>
-        <w:t>[20]</w:t>
-      </w:r>
-      <w:r>
-        <w:t xml:space="preserve">. In the documents we reviewed, none combines a pre-retrieval context gate, a post-retrieval evidence gate and a deterministic pre-model emergency override with template bypass. RAG applications are also exposed to prompt injection, including indirect injection through retrieved content </w:t>
-      </w:r>
-      <w:r>
-        <w:t>[21]</w:t>
-      </w:r>
-      <w:r>
-        <w:t xml:space="preserve">, which motivates the input isolation in </w:t>
-      </w:r>
-      <w:r>
-        <w:t>Section III</w:t>
-      </w:r>
-      <w:r>
-        <w:t>.</w:t>
-      </w:r>
-    </w:p>
-    <w:p>
-      <w:pPr>
-        <w:pStyle w:val="Heading1"/>
-      </w:pPr>
-      <w:r>
-        <w:t>III. The MedBridge Method</w:t>
-      </w:r>
-    </w:p>
-    <w:p>
-      <w:pPr>
-        <w:pStyle w:val="IEEEBody"/>
-      </w:pPr>
-      <w:r>
-        <w:t xml:space="preserve">MedBridge answers patient questions about hypertension and related cardiovascular topics (heart failure, atrial fibrillation, coronary disease, lipids, kidney- and diabetes-related blood pressure, pregnancy, lifestyle). It gives guideline-based information and never diagnoses or prescribes. Each turn passes through the pipeline of </w:t>
+        <w:t xml:space="preserve">MedBridge answers patient questions on hypertension and cardiovascular care from guidelines and never diagnoses or prescribes. Each turn passes through the pipeline of </w:t>
       </w:r>
       <w:r>
         <w:t>Fig. 1</w:t>
       </w:r>
       <w:r>
-        <w:t xml:space="preserve"> (</w:t>
-      </w:r>
-      <w:r>
-        <w:t>Algorithm 1</w:t>
-      </w:r>
-      <w:r>
-        <w:t>) and ends in one of five actions: ANSWER (a specific, cited answer), SOFT-ASK (a clarifying question), GENERALIZE (general guideline information, marked as such), ABSTAIN (a pre-vetted refusal) or ESCALATE (a pre-vetted emergency message).</w:t>
+        <w:t xml:space="preserve"> and ends in one of five actions: ANSWER (a specific, cited answer), SOFT-ASK (a clarifying question), GENERALIZE (general guideline information, marked as such), ABSTAIN (a pre-vetted refusal) or ESCALATE (an emergency template).</w:t>
       </w:r>
     </w:p>
     <w:p>
@@ -728,7 +788,7 @@
       <w:r>
         <w:drawing>
           <wp:inline xmlns:a="http://schemas.openxmlformats.org/drawingml/2006/main" xmlns:pic="http://schemas.openxmlformats.org/drawingml/2006/picture">
-            <wp:extent cx="3017520" cy="3151632"/>
+            <wp:extent cx="2743200" cy="2865120"/>
             <wp:docPr id="1" name="Picture 1"/>
             <wp:cNvGraphicFramePr>
               <a:graphicFrameLocks noChangeAspect="1"/>
@@ -749,7 +809,7 @@
                   <pic:spPr>
                     <a:xfrm>
                       <a:off x="0" y="0"/>
-                      <a:ext cx="3017520" cy="3151632"/>
+                      <a:ext cx="2743200" cy="2865120"/>
                     </a:xfrm>
                     <a:prstGeom prst="rect"/>
                   </pic:spPr>
@@ -769,7 +829,7 @@
         <w:t xml:space="preserve">Fig. 1. </w:t>
       </w:r>
       <w:r>
-        <w:t>The MedBridge routing pipeline. Gates 1 and 2 are separate LLM decisions at temperature 0; emergency handling, refusals and escalations involve no generated text. Gate 3 is an optional extension (V2).</w:t>
+        <w:t>The MedBridge routing pipeline. Gates 1 and 2 are LLM decisions at temperature 0; emergency, refusal and escalation outputs contain no generated text. Gate 3 (V2 in the study) has been on by default since the study.</w:t>
       </w:r>
     </w:p>
     <w:p>
@@ -783,7 +843,7 @@
         <w:t>Design principles.</w:t>
       </w:r>
       <w:r>
-        <w:t xml:space="preserve"> (i) Each answerability decision and its rationale go to an append-only audit log. (ii) Emergency triage, refusal and escalation texts, and the patient state are deterministic. (iii) LLM decisions are narrow classifications with JSON-schema outputs at temperature 0 and seed 42. (iv) Failures degrade safely: a failed extraction leaves the state unchanged, a failed Gate 1 defaults to PROCEED, a failed Gate 2 to GENERALIZE, and a failed generator to a pre-vetted template.</w:t>
+        <w:t xml:space="preserve"> Every answerability decision and its rationale go to an append-only audit log; emergency triage, refusal and escalation texts and the patient state are deterministic; LLM decisions are narrow JSON-schema classifications at temperature 0 (seed 42); and failures degrade safely (Gate 1 to PROCEED, Gate 2 to GENERALIZE, the generator to a template).</w:t>
       </w:r>
     </w:p>
     <w:p>
@@ -799,13 +859,13 @@
         <w:pStyle w:val="IEEEBody"/>
       </w:pPr>
       <w:r>
-        <w:t xml:space="preserve">Before any model call, a rule-based classifier reads the raw message. It parses blood-pressure readings in many written forms and escalates at a systolic pressure of at least 180 mmHg or a diastolic pressure of at least 120 mmHg. The 2025 AHA/ACC guideline manages such severe hypertension as an outpatient matter when there is no acute organ damage </w:t>
-      </w:r>
-      <w:r>
-        <w:t>[22]</w:t>
-      </w:r>
-      <w:r>
-        <w:t>; a patient-facing tool cannot rule that out, so MedBridge deliberately escalates in this range. Further rules cover red-flag symptoms (chest pain, stroke signs, fainting, severe breathlessness), with clause-level filters for negation, informational questions and dated history, and normalisation of misspellings and Hinglish. Since nothing later can overrule it, this path favours recall over precision. For other messages, an extractor LLM converts the redacted text into typed delta events (reading, medication added or stopped, symptom, demographic, laboratory result), a search query and an intent summary. The LLM never writes the patient state: the snapshot is a deterministic fold over stored events, so one faulty extraction cannot overwrite earlier facts. Deterministic helpers map drug brands to generic names and expand lay terms for retrieval.</w:t>
+        <w:t xml:space="preserve">Before any model call, a rule-based classifier parses blood-pressure readings in many written forms and escalates at a systolic pressure of at least 180 or a diastolic pressure of at least 120 mmHg (stricter than the 2025 AHA/ACC guideline </w:t>
+      </w:r>
+      <w:r>
+        <w:t>[16]</w:t>
+      </w:r>
+      <w:r>
+        <w:t>, as a patient-facing tool cannot rule out organ damage) and on red-flag symptoms (chest pain, stroke signs, fainting, severe breathlessness), with filters for negation, informational questions and dated history; since nothing later can overrule it, this path favours recall. Otherwise an extractor LLM turns the redacted text into typed delta events (reading, medication, symptom, demographic, laboratory result) and a search query; the snapshot is a deterministic fold over stored events, so one faulty extraction cannot overwrite earlier facts.</w:t>
       </w:r>
     </w:p>
     <w:p>
@@ -821,7 +881,7 @@
         <w:pStyle w:val="IEEEBody"/>
       </w:pPr>
       <w:r>
-        <w:t>Gate 1 sees the snapshot and the message and returns PROCEED or SOFT-ASK with missing fields from a fixed vocabulary (current medicines, a recent reading, age, pregnancy status, ...). It may ask only when the question concerns the patient’s own cardiovascular care, a specific personal fact would change the safe answer, and that fact is unknown. General, out-of-scope, fabricated, false-premise and otherwise unanswerable questions always proceed, because more context cannot make them answerable; Gate 2 handles them with the evidence. On SOFT-ASK the generator phrases a short question. A loop-breaker bounds the dialogue: if Gate 1 asks again after two consecutive clarifying questions, the turn is forced to GENERALIZE and Gate 2 is skipped.</w:t>
+        <w:t>Gate 1 sees the snapshot and the message and returns PROCEED or SOFT-ASK with missing fields from a fixed vocabulary (current medicines, a recent reading, age, ...). It may ask only when the question concerns the patient’s own cardiovascular care and an unknown personal fact would change the safe answer; general, out-of-scope, fabricated and false-premise questions proceed, as more context cannot make them answerable. On SOFT-ASK the generator phrases a short question; a third consecutive request forces GENERALIZE and skips Gate 2.</w:t>
       </w:r>
     </w:p>
     <w:p>
@@ -846,7 +906,7 @@
         <w:t xml:space="preserve"> freely accessible documents from 10 organisations, mainly clinical guidelines such as </w:t>
       </w:r>
       <w:r>
-        <w:t>[22]</w:t>
+        <w:t>[16]</w:t>
       </w:r>
       <w:r>
         <w:t xml:space="preserve">, in </w:t>
@@ -861,25 +921,19 @@
         <w:t>400</w:t>
       </w:r>
       <w:r>
-        <w:t xml:space="preserve"> tokens. Each query is encoded by a dense model (bge-small-en-v1.5 </w:t>
-      </w:r>
-      <w:r>
-        <w:t>[23]</w:t>
-      </w:r>
-      <w:r>
-        <w:t xml:space="preserve">) and by BM25; the two ranked lists are fused by reciprocal rank fusion with k = 60 </w:t>
-      </w:r>
-      <w:r>
-        <w:t>[24]</w:t>
-      </w:r>
-      <w:r>
-        <w:t xml:space="preserve">, and the top 20 candidates are reranked by a MiniLM cross-encoder </w:t>
-      </w:r>
-      <w:r>
-        <w:t>[25]</w:t>
-      </w:r>
-      <w:r>
-        <w:t xml:space="preserve"> to the top 5. Retrieval depends only on the extractor’s query, so it starts concurrently with Gate 1 and is discarded on SOFT-ASK, which leaves routing unchanged. On </w:t>
+        <w:t xml:space="preserve"> tokens. Dense (bge-small-en-v1.5 </w:t>
+      </w:r>
+      <w:r>
+        <w:t>[17]</w:t>
+      </w:r>
+      <w:r>
+        <w:t xml:space="preserve">) and BM25 rankings are fused by reciprocal rank fusion with k = 60 </w:t>
+      </w:r>
+      <w:r>
+        <w:t>[18]</w:t>
+      </w:r>
+      <w:r>
+        <w:t xml:space="preserve">, and a MiniLM cross-encoder reranks the top 20 candidates to the top 5; retrieval runs concurrently with Gate 1. On </w:t>
       </w:r>
       <w:r>
         <w:t>70</w:t>
@@ -897,7 +951,7 @@
         <w:t>0.677 [0.584, 0.766]</w:t>
       </w:r>
       <w:r>
-        <w:t xml:space="preserve"> for dense retrieval; the 95% bootstrap intervals overlap), while reranking brought no measurable gain (nDCG@5 </w:t>
+        <w:t xml:space="preserve"> for dense retrieval; overlapping intervals, not tested), while reranking did not help and slightly lowered both point estimates (nDCG@5 </w:t>
       </w:r>
       <w:r>
         <w:t>0.657 [0.569, 0.740]</w:t>
@@ -909,7 +963,7 @@
         <w:t>0.688 [0.600, 0.771]</w:t>
       </w:r>
       <w:r>
-        <w:t xml:space="preserve"> without). We keep it because it is cheap and feeds V1.</w:t>
+        <w:t xml:space="preserve"> without); we keep it because it is cheap (about 0.2–0.3 s per warm turn) and feeds V1.</w:t>
       </w:r>
     </w:p>
     <w:p>
@@ -925,285 +979,8 @@
         <w:pStyle w:val="IEEEBody"/>
       </w:pPr>
       <w:r>
-        <w:t>Gate 2 sees the five chunks, the snapshot and the patient’s own words and applies the first matching rule. ESCALATE: an emergency happening now that the fast-path missed. ABSTAIN: a question outside cardiovascular care; irrelevant or thin evidence; a named drug or product absent from the evidence (it may not exist); a dose or number the evidence does not state; paediatric or pregnancy medicine decisions the evidence does not cover. GENERALIZE: evidence that covers the topic only in general terms, or a false premise the evidence contradicts (the answer corrects it). ANSWER: evidence that addresses this question directly for this patient; when torn between ANSWER and GENERALIZE, the gate prefers GENERALIZE. A unit test checks that the few-shot examples of every prompt use none of the benchmark’s invented names and are not lexically close to any benchmark turn.</w:t>
-      </w:r>
-    </w:p>
-    <w:p>
-      <w:pPr>
-        <w:pStyle w:val="IEEETableCaption"/>
-        <w:spacing w:after="40"/>
-        <w:jc w:val="left"/>
-      </w:pPr>
-      <w:r>
-        <w:rPr>
-          <w:b/>
-        </w:rPr>
-        <w:t xml:space="preserve">Algorithm 1: </w:t>
-      </w:r>
-      <w:r>
-        <w:t>Routing of one patient turn in MedBridge</w:t>
-      </w:r>
-    </w:p>
-    <w:tbl>
-      <w:tblPr>
-        <w:tblW w:type="dxa" w:w="5040"/>
-        <w:jc w:val="center"/>
-        <w:tblBorders>
-          <w:top w:val="single" w:sz="6" w:space="0" w:color="000000"/>
-          <w:left w:val="single" w:sz="6" w:space="0" w:color="000000"/>
-          <w:bottom w:val="single" w:sz="6" w:space="0" w:color="000000"/>
-          <w:right w:val="single" w:sz="6" w:space="0" w:color="000000"/>
-          <w:insideH w:val="single" w:sz="6" w:space="0" w:color="000000"/>
-          <w:insideV w:val="single" w:sz="6" w:space="0" w:color="000000"/>
-        </w:tblBorders>
-        <w:tblLayout w:type="fixed"/>
-        <w:tblCellMar>
-          <w:top w:w="40" w:type="dxa"/>
-          <w:left w:w="70" w:type="dxa"/>
-          <w:bottom w:w="40" w:type="dxa"/>
-          <w:right w:w="70" w:type="dxa"/>
-        </w:tblCellMar>
-        <w:tblLook w:firstColumn="1" w:firstRow="1" w:lastColumn="0" w:lastRow="0" w:noHBand="0" w:noVBand="1" w:val="04A0"/>
-      </w:tblPr>
-      <w:tblGrid>
-        <w:gridCol w:w="5040"/>
-      </w:tblGrid>
-      <w:tr>
-        <w:trPr>
-          <w:cantSplit w:val="true"/>
-        </w:trPr>
-        <w:tc>
-          <w:tcPr>
-            <w:tcW w:type="dxa" w:w="5040"/>
-          </w:tcPr>
-          <w:p>
-            <w:pPr>
-              <w:pStyle w:val="IEEECode"/>
-              <w:keepNext/>
-            </w:pPr>
-            <w:r>
-              <w:rPr>
-                <w:rFonts w:ascii="Courier New" w:hAnsi="Courier New" w:eastAsia="Courier New" w:cs="Courier New"/>
-                <w:sz w:val="12"/>
-              </w:rPr>
-              <w:t>input: raw message m; state S; consecutive SOFT-ASK count c</w:t>
-            </w:r>
-          </w:p>
-          <w:p>
-            <w:pPr>
-              <w:pStyle w:val="IEEECode"/>
-              <w:keepNext/>
-            </w:pPr>
-            <w:r>
-              <w:rPr>
-                <w:rFonts w:ascii="Courier New" w:hAnsi="Courier New" w:eastAsia="Courier New" w:cs="Courier New"/>
-                <w:sz w:val="12"/>
-              </w:rPr>
-              <w:t xml:space="preserve"> 1  r &lt;- Redact(m)</w:t>
-            </w:r>
-          </w:p>
-          <w:p>
-            <w:pPr>
-              <w:pStyle w:val="IEEECode"/>
-              <w:keepNext/>
-            </w:pPr>
-            <w:r>
-              <w:rPr>
-                <w:rFonts w:ascii="Courier New" w:hAnsi="Courier New" w:eastAsia="Courier New" w:cs="Courier New"/>
-                <w:sz w:val="12"/>
-              </w:rPr>
-              <w:t xml:space="preserve"> 2  if EmergencyRules(m) fires: return Template(ESCALATE)</w:t>
-            </w:r>
-          </w:p>
-          <w:p>
-            <w:pPr>
-              <w:pStyle w:val="IEEECode"/>
-              <w:keepNext/>
-            </w:pPr>
-            <w:r>
-              <w:rPr>
-                <w:rFonts w:ascii="Courier New" w:hAnsi="Courier New" w:eastAsia="Courier New" w:cs="Courier New"/>
-                <w:sz w:val="12"/>
-              </w:rPr>
-              <w:t xml:space="preserve"> 3  (ev, q, intent) &lt;- Extract(r, S);  S' &lt;- Fold(S, ev)</w:t>
-            </w:r>
-          </w:p>
-          <w:p>
-            <w:pPr>
-              <w:pStyle w:val="IEEECode"/>
-              <w:keepNext/>
-            </w:pPr>
-            <w:r>
-              <w:rPr>
-                <w:rFonts w:ascii="Courier New" w:hAnsi="Courier New" w:eastAsia="Courier New" w:cs="Courier New"/>
-                <w:sz w:val="12"/>
-              </w:rPr>
-              <w:t xml:space="preserve"> 4  R &lt;- start Retrieve(q)            # concurrent with Gate 1</w:t>
-            </w:r>
-          </w:p>
-          <w:p>
-            <w:pPr>
-              <w:pStyle w:val="IEEECode"/>
-              <w:keepNext/>
-            </w:pPr>
-            <w:r>
-              <w:rPr>
-                <w:rFonts w:ascii="Courier New" w:hAnsi="Courier New" w:eastAsia="Courier New" w:cs="Courier New"/>
-                <w:sz w:val="12"/>
-              </w:rPr>
-              <w:t xml:space="preserve"> 5  g &lt;- ContextGate(S', r, intent)   # T = 0, seed 42</w:t>
-            </w:r>
-          </w:p>
-          <w:p>
-            <w:pPr>
-              <w:pStyle w:val="IEEECode"/>
-              <w:keepNext/>
-            </w:pPr>
-            <w:r>
-              <w:rPr>
-                <w:rFonts w:ascii="Courier New" w:hAnsi="Courier New" w:eastAsia="Courier New" w:cs="Courier New"/>
-                <w:sz w:val="12"/>
-              </w:rPr>
-              <w:t xml:space="preserve"> 6  if g = SOFT-ASK and c &lt; 2:</w:t>
-            </w:r>
-          </w:p>
-          <w:p>
-            <w:pPr>
-              <w:pStyle w:val="IEEECode"/>
-              <w:keepNext/>
-            </w:pPr>
-            <w:r>
-              <w:rPr>
-                <w:rFonts w:ascii="Courier New" w:hAnsi="Courier New" w:eastAsia="Courier New" w:cs="Courier New"/>
-                <w:sz w:val="12"/>
-              </w:rPr>
-              <w:t xml:space="preserve"> 7      discard R; c &lt;- c + 1; return Ask(g.missing)</w:t>
-            </w:r>
-          </w:p>
-          <w:p>
-            <w:pPr>
-              <w:pStyle w:val="IEEECode"/>
-              <w:keepNext/>
-            </w:pPr>
-            <w:r>
-              <w:rPr>
-                <w:rFonts w:ascii="Courier New" w:hAnsi="Courier New" w:eastAsia="Courier New" w:cs="Courier New"/>
-                <w:sz w:val="12"/>
-              </w:rPr>
-              <w:t xml:space="preserve"> 8  E &lt;- top-5 Rerank(await R)        # dense+BM25, RRF k = 60</w:t>
-            </w:r>
-          </w:p>
-          <w:p>
-            <w:pPr>
-              <w:pStyle w:val="IEEECode"/>
-              <w:keepNext/>
-            </w:pPr>
-            <w:r>
-              <w:rPr>
-                <w:rFonts w:ascii="Courier New" w:hAnsi="Courier New" w:eastAsia="Courier New" w:cs="Courier New"/>
-                <w:sz w:val="12"/>
-              </w:rPr>
-              <w:t xml:space="preserve"> 9  if g = SOFT-ASK: a &lt;- GENERALIZE; c &lt;- 0   # loop-breaker</w:t>
-            </w:r>
-          </w:p>
-          <w:p>
-            <w:pPr>
-              <w:pStyle w:val="IEEECode"/>
-              <w:keepNext/>
-            </w:pPr>
-            <w:r>
-              <w:rPr>
-                <w:rFonts w:ascii="Courier New" w:hAnsi="Courier New" w:eastAsia="Courier New" w:cs="Courier New"/>
-                <w:sz w:val="12"/>
-              </w:rPr>
-              <w:t>10  else: c &lt;- 0; a &lt;- EvidenceGate(E, S', r)  # T = 0</w:t>
-            </w:r>
-          </w:p>
-          <w:p>
-            <w:pPr>
-              <w:pStyle w:val="IEEECode"/>
-              <w:keepNext/>
-            </w:pPr>
-            <w:r>
-              <w:rPr>
-                <w:rFonts w:ascii="Courier New" w:hAnsi="Courier New" w:eastAsia="Courier New" w:cs="Courier New"/>
-                <w:sz w:val="12"/>
-              </w:rPr>
-              <w:t>11  if a in {ABSTAIN, ESCALATE}: return Template(a)</w:t>
-            </w:r>
-          </w:p>
-          <w:p>
-            <w:pPr>
-              <w:pStyle w:val="IEEECode"/>
-              <w:keepNext/>
-            </w:pPr>
-            <w:r>
-              <w:rPr>
-                <w:rFonts w:ascii="Courier New" w:hAnsi="Courier New" w:eastAsia="Courier New" w:cs="Courier New"/>
-                <w:sz w:val="12"/>
-              </w:rPr>
-              <w:t>12  d &lt;- Generate(a, E, S', r)        # T = 0.3, [n] citations</w:t>
-            </w:r>
-          </w:p>
-          <w:p>
-            <w:pPr>
-              <w:pStyle w:val="IEEECode"/>
-              <w:keepNext/>
-            </w:pPr>
-            <w:r>
-              <w:rPr>
-                <w:rFonts w:ascii="Courier New" w:hAnsi="Courier New" w:eastAsia="Courier New" w:cs="Courier New"/>
-                <w:sz w:val="12"/>
-              </w:rPr>
-              <w:t>13  if V2 enabled: (a, d) &lt;- GroundingVerifier(a, d, E)</w:t>
-            </w:r>
-          </w:p>
-          <w:p>
-            <w:pPr>
-              <w:pStyle w:val="IEEECode"/>
-              <w:keepNext/>
-            </w:pPr>
-            <w:r>
-              <w:rPr>
-                <w:rFonts w:ascii="Courier New" w:hAnsi="Courier New" w:eastAsia="Courier New" w:cs="Courier New"/>
-                <w:sz w:val="12"/>
-              </w:rPr>
-              <w:t>14  d &lt;- ValidateCitations(d, E)</w:t>
-            </w:r>
-          </w:p>
-          <w:p>
-            <w:pPr>
-              <w:pStyle w:val="IEEECode"/>
-              <w:keepNext/>
-            </w:pPr>
-            <w:r>
-              <w:rPr>
-                <w:rFonts w:ascii="Courier New" w:hAnsi="Courier New" w:eastAsia="Courier New" w:cs="Courier New"/>
-                <w:sz w:val="12"/>
-              </w:rPr>
-              <w:t>15  if a = ANSWER and d has no valid citation: a &lt;- GENERALIZE</w:t>
-            </w:r>
-          </w:p>
-          <w:p>
-            <w:pPr>
-              <w:pStyle w:val="IEEECode"/>
-              <w:keepNext w:val="0"/>
-            </w:pPr>
-            <w:r>
-              <w:rPr>
-                <w:rFonts w:ascii="Courier New" w:hAnsi="Courier New" w:eastAsia="Courier New" w:cs="Courier New"/>
-                <w:sz w:val="12"/>
-              </w:rPr>
-              <w:t>16  Persist(ev, turn, gate rationales) atomically; return (a, d)</w:t>
-            </w:r>
-          </w:p>
-        </w:tc>
-      </w:tr>
-    </w:tbl>
-    <w:p>
-      <w:pPr>
-        <w:spacing w:after="80"/>
-      </w:pPr>
+        <w:t>Gate 2 sees the five chunks, the snapshot and the patient’s own words and applies the first matching rule. ESCALATE: an emergency happening now that the fast-path missed. ABSTAIN: a question outside cardiovascular care; irrelevant or thin evidence; a named drug or product absent from the evidence; a dose or number the evidence does not state; paediatric or pregnancy medicine decisions the evidence does not cover. GENERALIZE: evidence covering the topic only in general terms, or a false premise the evidence contradicts (the answer corrects it). ANSWER: evidence that addresses this question directly for this patient; when torn, the gate prefers GENERALIZE. A unit test keeps benchmark names and turns out of the few-shot examples.</w:t>
+      </w:r>
     </w:p>
     <w:p>
       <w:pPr>
@@ -1218,7 +995,7 @@
         <w:pStyle w:val="IEEEBody"/>
       </w:pPr>
       <w:r>
-        <w:t xml:space="preserve">For ANSWER and GENERALIZE a grounded generator (temperature 0.3) writes from the evidence only; every sentence stating a clinical fact must end with the index of its supporting chunk, and GENERALIZE answers must say that they give general information. A server-side check removes markers that point to no retrieved chunk, and an ANSWER left without a valid citation is downgraded to GENERALIZE. ABSTAIN and ESCALATE never reach the generator. In every prompt the patient’s text sits in an </w:t>
+        <w:t xml:space="preserve">For ANSWER and GENERALIZE a grounded generator (temperature 0.3) writes from the evidence only and ends every clinical-fact sentence with the index of its supporting chunk. A server-side check removes markers that point to no retrieved chunk and downgrades an ANSWER without a valid citation to GENERALIZE. Against prompt injection, the patient’s text sits in an </w:t>
       </w:r>
       <w:r>
         <w:rPr>
@@ -1238,7 +1015,7 @@
         <w:t>&lt;clinical_evidence&gt;</w:t>
       </w:r>
       <w:r>
-        <w:t>, as a defence against prompt injection.</w:t>
+        <w:t>.</w:t>
       </w:r>
     </w:p>
     <w:p>
@@ -1246,7 +1023,7 @@
         <w:pStyle w:val="Heading2"/>
       </w:pPr>
       <w:r>
-        <w:t>F. Optional Extensions V1 and V2</w:t>
+        <w:t>F. Extensions V1 and V2</w:t>
       </w:r>
     </w:p>
     <w:p>
@@ -1254,31 +1031,13 @@
         <w:pStyle w:val="IEEEBody"/>
       </w:pPr>
       <w:r>
-        <w:t xml:space="preserve">Both variants keep the routing structure. </w:t>
-      </w:r>
-      <w:r>
         <w:rPr>
           <w:b/>
         </w:rPr>
         <w:t>V1 (calibrated Evidence Gate)</w:t>
       </w:r>
       <w:r>
-        <w:t xml:space="preserve"> runs Gate 2 on three deterministic permutations of the evidence order, still at temperature 0, and takes the majority action, breaking ties towards the more conservative one. Thresholds on the top reranker score and on the share of the question’s salient entities (drugs, numbers, clinical terms) found in the evidence can then lower ANSWER to GENERALIZE, or either to ABSTAIN, never the reverse. These thresholds can only lower the voted action, but the vote itself can differ from the single original-order Gate 2 decision of C5 in either direction (for example, votes GENERALIZE, ANSWER, ANSWER give ANSWER). </w:t>
-      </w:r>
-      <w:r>
-        <w:rPr>
-          <w:b/>
-        </w:rPr>
-        <w:t>V2 (“Gate 3”)</w:t>
-      </w:r>
-      <w:r>
-        <w:t xml:space="preserve"> checks each claim sentence of a draft with an NLI cross-encoder against the chunks it cites and can only make an output more conservative. Unsupported sentences are removed while their share stays within a threshold τ (a draft that removal would leave empty is currently kept unchanged); above it, an ANSWER is regenerated as GENERALIZE and checked again, otherwise the ABSTAIN template is returned. Its NLI model differs from the evaluation’s NLI judge, but its thresholds are tuned against the LLM judge’s verdicts. Thresholds of both variants are calibrated on the development split only; calibration left only the reranker threshold for ANSWER active in V1 and set τ = </w:t>
-      </w:r>
-      <w:r>
-        <w:t>1.0</w:t>
-      </w:r>
-      <w:r>
-        <w:t xml:space="preserve"> for V2, so in the study V2 only deletes unsupported sentences.</w:t>
+        <w:t xml:space="preserve"> runs Gate 2 on three deterministic permutations of the evidence order and takes the majority action, breaking ties towards the more conservative one; thresholds on the top reranker score and on the share of the question’s salient entities found in the evidence can then lower ANSWER to GENERALIZE, or either to ABSTAIN.</w:t>
       </w:r>
     </w:p>
     <w:p>
@@ -1289,10 +1048,16 @@
         <w:rPr>
           <w:b/>
         </w:rPr>
-        <w:t>Implementation.</w:t>
-      </w:r>
-      <w:r>
-        <w:t xml:space="preserve"> A FastAPI service keeps events and audit records in append-only PostgreSQL tables and retrieves from Qdrant; all models run locally: the LLMs through Ollama, and the embedding, reranking and NLI models in-process. Identifiers are redacted before any model call or write, and session data are encrypted with per-session keys whose destruction erases a session.</w:t>
+        <w:t>V2 (“Gate 3”)</w:t>
+      </w:r>
+      <w:r>
+        <w:t xml:space="preserve"> checks each claim sentence of a draft with an NLI cross-encoder against the chunks it cites (all retrieved chunks when it cites none) and can only make an output more conservative: unsupported sentences are removed while their share stays within a threshold τ; above it, or (since commit 16e594b, after the study) when every claim is unsupported, an ANSWER is regenerated as GENERALIZE and checked again, and otherwise the ABSTAIN template is returned; a failed verifier delivers the unchecked draft. Its NLI model differs from the NLI judge’s, but its thresholds are tuned against the LLM judge’s verdicts. Development-split calibration left only V1’s reranker threshold for ANSWER active and set τ = </w:t>
+      </w:r>
+      <w:r>
+        <w:t>1.0</w:t>
+      </w:r>
+      <w:r>
+        <w:t xml:space="preserve"> for V2 (a fallback: no τ kept 85% of C5’s coverage), so in the study V2 only deleted unsupported sentences, and a draft that deletion would have left empty was delivered unchanged.</w:t>
       </w:r>
     </w:p>
     <w:p>
@@ -1305,10 +1070,54 @@
     </w:p>
     <w:p>
       <w:pPr>
+        <w:pStyle w:val="Heading2"/>
+      </w:pPr>
+      <w:r>
+        <w:t>A. MedBridge-HalluBench</w:t>
+      </w:r>
+    </w:p>
+    <w:p>
+      <w:pPr>
         <w:pStyle w:val="IEEEBody"/>
       </w:pPr>
       <w:r>
-        <w:t>We ask whether the Dual Answerability Gate reduces hallucinated and unsafe answers compared with LLM and RAG baselines, and what each gate contributes.</w:t>
+        <w:t xml:space="preserve">The benchmark contains </w:t>
+      </w:r>
+      <w:r>
+        <w:t>247</w:t>
+      </w:r>
+      <w:r>
+        <w:t xml:space="preserve"> synthetic conversations with </w:t>
+      </w:r>
+      <w:r>
+        <w:t>298</w:t>
+      </w:r>
+      <w:r>
+        <w:t xml:space="preserve"> patient turns, </w:t>
+      </w:r>
+      <w:r>
+        <w:t>43</w:t>
+      </w:r>
+      <w:r>
+        <w:t xml:space="preserve"> of them multi-turn; no real patient data are used. Most messages are casual; others use Indian English, typos or clinical wording. Six categories each target a safe behaviour: a cited answer (answerable items), a clarifying question first (missing context, including loop-breaker tests), general information (general topics), abstention or correction (unanswerable in-domain items: fabricated drugs and treatments, false premises, doses the guidelines do not state, paediatric and pregnancy questions), abstention (out-of-domain items) and escalation (emergencies, including colloquial red flags). Each turn has a gold action and a set of acceptable actions (strict and lenient scoring). A stratified 20% development split (seed 42; </w:t>
+      </w:r>
+      <w:r>
+        <w:t>49</w:t>
+      </w:r>
+      <w:r>
+        <w:t xml:space="preserve"> conversations) serves only model selection and calibration; results use the </w:t>
+      </w:r>
+      <w:r>
+        <w:t>198</w:t>
+      </w:r>
+      <w:r>
+        <w:t xml:space="preserve"> test conversations (</w:t>
+      </w:r>
+      <w:r>
+        <w:t>239</w:t>
+      </w:r>
+      <w:r>
+        <w:t xml:space="preserve"> turns).</w:t>
       </w:r>
     </w:p>
     <w:p>
@@ -1316,7 +1125,7 @@
         <w:pStyle w:val="Heading2"/>
       </w:pPr>
       <w:r>
-        <w:t>A. MedBridge-HalluBench</w:t>
+        <w:t>B. Conditions</w:t>
       </w:r>
     </w:p>
     <w:p>
@@ -1324,67 +1133,227 @@
         <w:pStyle w:val="IEEEBody"/>
       </w:pPr>
       <w:r>
-        <w:t xml:space="preserve">The benchmark contains </w:t>
-      </w:r>
-      <w:r>
-        <w:t>247</w:t>
-      </w:r>
-      <w:r>
-        <w:t xml:space="preserve"> synthetic conversations with </w:t>
-      </w:r>
-      <w:r>
-        <w:t>298</w:t>
-      </w:r>
-      <w:r>
-        <w:t xml:space="preserve"> patient turns, </w:t>
-      </w:r>
-      <w:r>
-        <w:t>43</w:t>
-      </w:r>
-      <w:r>
-        <w:t xml:space="preserve"> of them multi-turn (</w:t>
+        <w:t>Ten conditions are compared: C0, the application model without retrieval; C1, vanilla RAG; C1G, RAG with the production generator prompt; C2, vanilla RAG whose prompt asks, in prose, for the behaviour the gates enforce; C3, Context Gate only; C4, Evidence Gate only; C5, MedBridge with both gates; and the extensions V1 (C5 with the calibrated Gate 2), V2 (C5 with Gate 3) and V12 (both). All share the application model; all but C0 also share the corpus, the retrieval stack, the emergency fast-path and the small-talk handler. C3 to C5 differ from C1G only by their gates, so C1G anchors the gate effects, while C1 and C2 are the baselines of the decision rule. Identical LLM requests are cached by model digest, so paired conditions differ only in pipeline structure and prompt.</w:t>
+      </w:r>
+    </w:p>
+    <w:p>
+      <w:pPr>
+        <w:pStyle w:val="Heading2"/>
+      </w:pPr>
+      <w:r>
+        <w:t>C. Models</w:t>
+      </w:r>
+    </w:p>
+    <w:p>
+      <w:pPr>
+        <w:pStyle w:val="IEEEBody"/>
+      </w:pPr>
+      <w:r>
+        <w:t xml:space="preserve">One application model serves the extractor, both gates and the generator. Run as C5 on the development split, qwen3.5:4b routed about as accurately as qwen3:8b </w:t>
+      </w:r>
+      <w:r>
+        <w:t>[19]</w:t>
+      </w:r>
+      <w:r>
+        <w:t xml:space="preserve"> (strict accuracy </w:t>
+      </w:r>
+      <w:r>
+        <w:t>69.5% [56.9, 79.7]</w:t>
+      </w:r>
+      <w:r>
+        <w:t xml:space="preserve"> against </w:t>
+      </w:r>
+      <w:r>
+        <w:t>71.2% [58.6, 81.2]</w:t>
+      </w:r>
+      <w:r>
+        <w:t xml:space="preserve">; exact McNemar p = 1.00) and ahead of gemma3:4b </w:t>
+      </w:r>
+      <w:r>
+        <w:t>[20]</w:t>
+      </w:r>
+      <w:r>
+        <w:t xml:space="preserve"> (</w:t>
+      </w:r>
+      <w:r>
+        <w:t>40.7% [29.1, 53.4]</w:t>
+      </w:r>
+      <w:r>
+        <w:t>), so we use qwen3.5:4b (</w:t>
+      </w:r>
+      <w:r>
+        <w:t>4.2B</w:t>
+      </w:r>
+      <w:r>
+        <w:t xml:space="preserve"> parameters, </w:t>
+      </w:r>
+      <w:r>
+        <w:t>Q4_K_M</w:t>
+      </w:r>
+      <w:r>
+        <w:t xml:space="preserve">), which is faster (median development turn </w:t>
+      </w:r>
+      <w:r>
+        <w:t>10.3</w:t>
+      </w:r>
+      <w:r>
+        <w:t xml:space="preserve"> against </w:t>
+      </w:r>
+      <w:r>
+        <w:t>16.0</w:t>
+      </w:r>
+      <w:r>
+        <w:t xml:space="preserve"> s) and whose 3.3 GB of weights should, unlike qwen3:8b’s 5.2 GB, fit a 6 GB laptop GPU (not measured: every run used Ollama on an Apple M5 with 24 GB).</w:t>
+      </w:r>
+    </w:p>
+    <w:p>
+      <w:pPr>
+        <w:pStyle w:val="Heading2"/>
+      </w:pPr>
+      <w:r>
+        <w:t>D. Hallucination Judges</w:t>
+      </w:r>
+    </w:p>
+    <w:p>
+      <w:pPr>
+        <w:pStyle w:val="IEEEBody"/>
+      </w:pPr>
+      <w:r>
+        <w:t xml:space="preserve">The </w:t>
+      </w:r>
+      <w:r>
+        <w:rPr>
+          <w:i/>
+        </w:rPr>
+        <w:t>LLM judge</w:t>
+      </w:r>
+      <w:r>
+        <w:t xml:space="preserve">, gemma3:12b </w:t>
+      </w:r>
+      <w:r>
+        <w:t>[20]</w:t>
+      </w:r>
+      <w:r>
+        <w:t xml:space="preserve">, is larger than the application model and from another family. At temperature 0 it splits each response into atomic clinical claims </w:t>
+      </w:r>
+      <w:r>
+        <w:t>[11]</w:t>
+      </w:r>
+      <w:r>
+        <w:t>, leaving out greetings, questions and generic referral advice, and labels each claim SUPPORTED, UNSUPPORTED or CONTRADICTED under a strict rubric (only an explicit statement or a direct paraphrase counts). Each claim is labelled against the three passages a cross-encoder ranks highest in a pool of the condition’s chunks and the production retriever’s top three for the claim, so C0, which retrieves nothing, is still judged against evidence (from a smaller pool). Blind to condition and category but given each item’s reference notes, it also classifies the behaviour and flags accepted false premises, endorsed fabricated entities and unsupported doses.</w:t>
+      </w:r>
+    </w:p>
+    <w:p>
+      <w:pPr>
+        <w:pStyle w:val="IEEEBody"/>
+      </w:pPr>
+      <w:r>
+        <w:t xml:space="preserve">The </w:t>
+      </w:r>
+      <w:r>
+        <w:rPr>
+          <w:i/>
+        </w:rPr>
+        <w:t>NLI judge</w:t>
+      </w:r>
+      <w:r>
+        <w:t xml:space="preserve"> scores the same claims against the same passages with nli-deberta-v3-base </w:t>
+      </w:r>
+      <w:r>
+        <w:t>[21]</w:t>
+      </w:r>
+      <w:r>
+        <w:t xml:space="preserve"> (maximum entailment over three-sentence windows), with thresholds calibrated on the development split to agree with the LLM judge, so the two are not independent. To save compute, the project owner stopped it early after C0, C1, C1G and 76 C2 responses (no gated condition), so it serves only to measure agreement; all primary metrics and tests use the LLM judge.</w:t>
+      </w:r>
+    </w:p>
+    <w:p>
+      <w:pPr>
+        <w:pStyle w:val="Heading2"/>
+      </w:pPr>
+      <w:r>
+        <w:t>E. Metrics and Statistics</w:t>
+      </w:r>
+    </w:p>
+    <w:p>
+      <w:pPr>
+        <w:pStyle w:val="IEEEBody"/>
+      </w:pPr>
+      <w:r>
+        <w:t xml:space="preserve">The primary outcomes are the response-level hallucination rate (responses with at least one unsupported or contradicted claim) and the unsafe-answer rate on unanswerable items (a specific answer, a raised flag or an unsupported claim). Secondary outcomes include the unsupported-claim ratio, coverage and over-abstention on answerable items, routing accuracy and emergency recall. The unit is the item-turn; proportions carry Wilson 95% intervals </w:t>
+      </w:r>
+      <w:r>
+        <w:t>[22]</w:t>
+      </w:r>
+      <w:r>
+        <w:t xml:space="preserve">. Exact McNemar tests </w:t>
+      </w:r>
+      <w:r>
+        <w:t>[23]</w:t>
+      </w:r>
+      <w:r>
+        <w:t xml:space="preserve"> compare C5 with C0 to C4, each variant with C5, and C5 with C1G, with Holm correction within each family and outcome </w:t>
+      </w:r>
+      <w:r>
+        <w:t>[24]</w:t>
+      </w:r>
+      <w:r>
+        <w:t xml:space="preserve">; Cochran’s Q tests C0 to C5 jointly </w:t>
+      </w:r>
+      <w:r>
+        <w:t>[25]</w:t>
+      </w:r>
+      <w:r>
+        <w:t xml:space="preserve">. Effect sizes are paired risk differences and odds ratios; judge agreement is Cohen’s κ </w:t>
+      </w:r>
+      <w:r>
+        <w:t>[26]</w:t>
+      </w:r>
+      <w:r>
+        <w:t>.</w:t>
+      </w:r>
+    </w:p>
+    <w:p>
+      <w:pPr>
+        <w:pStyle w:val="IEEEBody"/>
+      </w:pPr>
+      <w:r>
+        <w:t>A decision rule fixed before the study makes the variants the fallback if C5 does not significantly reduce (Holm-adjusted p &lt; 0.05) the hallucination or unsafe-answer rate against both C1 and C2. All thresholds (NLI judge, V1, V2) are calibrated on C5’s development-split runs before any test run. Turns in which a component fell back to a default after an error are excluded from headline metrics (the analysis refuses to run if they exceed 5% of any condition’s turns).</w:t>
+      </w:r>
+    </w:p>
+    <w:p>
+      <w:pPr>
+        <w:pStyle w:val="Heading1"/>
+      </w:pPr>
+      <w:r>
+        <w:t>V. Results</w:t>
+      </w:r>
+    </w:p>
+    <w:p>
+      <w:pPr>
+        <w:pStyle w:val="Heading2"/>
+      </w:pPr>
+      <w:r>
+        <w:t>A. Hallucination and Unsafe Answers</w:t>
+      </w:r>
+    </w:p>
+    <w:p>
+      <w:pPr>
+        <w:pStyle w:val="IEEEBody"/>
+      </w:pPr>
+      <w:r>
+        <w:t xml:space="preserve">Of the </w:t>
+      </w:r>
+      <w:r>
+        <w:t>239</w:t>
+      </w:r>
+      <w:r>
+        <w:t xml:space="preserve"> test turns per condition, three in all fell back to a default after an error (one each in C0, V1 and V12) and are excluded, and the LLM judge failed on two non-medical C0 replies. </w:t>
       </w:r>
       <w:r>
         <w:t>Table I</w:t>
       </w:r>
       <w:r>
-        <w:t>); no real patient data are used. Most messages are casual (</w:t>
-      </w:r>
-      <w:r>
-        <w:t>155</w:t>
-      </w:r>
-      <w:r>
-        <w:t xml:space="preserve"> items); others use Indian English (</w:t>
-      </w:r>
-      <w:r>
-        <w:t>35</w:t>
-      </w:r>
-      <w:r>
-        <w:t>), typos (</w:t>
-      </w:r>
-      <w:r>
-        <w:t>33</w:t>
-      </w:r>
-      <w:r>
-        <w:t>) or clinical wording (</w:t>
-      </w:r>
-      <w:r>
-        <w:t>24</w:t>
-      </w:r>
-      <w:r>
-        <w:t xml:space="preserve">). Each category targets a safe behaviour: a cited answer for answerable items, a clarifying question first for items with missing context (some test the loop-breaker), general information for general topics, and abstention or correction for unanswerable in-domain items (fabricated drugs and treatments, false premises, doses or figures the guidelines do not state, paediatric and pregnancy questions). Out-of-domain items cover non-cardiac medicine and non-medical topics, and emergency items include colloquial red-flag descriptions. Each turn has a gold action and a set of acceptable actions (strict and lenient scoring), and notes name any fabricated entity or false premise. A stratified 20% development split (seed 42; </w:t>
-      </w:r>
-      <w:r>
-        <w:t>49</w:t>
-      </w:r>
-      <w:r>
-        <w:t xml:space="preserve"> conversations) is used only for model selection and calibration; results use the </w:t>
-      </w:r>
-      <w:r>
-        <w:t>198</w:t>
-      </w:r>
-      <w:r>
-        <w:t xml:space="preserve"> test conversations.</w:t>
+        <w:t xml:space="preserve"> lists the primary outcomes with the paired test of each condition against C5.</w:t>
       </w:r>
     </w:p>
     <w:p>
@@ -1404,7 +1373,7 @@
         <w:rPr>
           <w:smallCaps/>
         </w:rPr>
-        <w:t>Composition of MedBridge-HalluBench</w:t>
+        <w:t>Primary outcomes on the test split (LLM judge) and paired exact McNemar tests against C5</w:t>
       </w:r>
     </w:p>
     <w:tbl>
@@ -1422,19 +1391,20 @@
         <w:tblLayout w:type="fixed"/>
         <w:tblCellMar>
           <w:top w:w="20" w:type="dxa"/>
-          <w:left w:w="50" w:type="dxa"/>
+          <w:left w:w="30" w:type="dxa"/>
           <w:bottom w:w="20" w:type="dxa"/>
-          <w:right w:w="50" w:type="dxa"/>
+          <w:right w:w="30" w:type="dxa"/>
         </w:tblCellMar>
         <w:tblLook w:firstColumn="1" w:firstRow="1" w:lastColumn="0" w:lastRow="0" w:noHBand="0" w:noVBand="1" w:val="04A0"/>
       </w:tblPr>
       <w:tblGrid>
-        <w:gridCol w:w="1456"/>
-        <w:gridCol w:w="649"/>
-        <w:gridCol w:w="649"/>
-        <w:gridCol w:w="993"/>
-        <w:gridCol w:w="640"/>
-        <w:gridCol w:w="649"/>
+        <w:gridCol w:w="435"/>
+        <w:gridCol w:w="1278"/>
+        <w:gridCol w:w="580"/>
+        <w:gridCol w:w="1278"/>
+        <w:gridCol w:w="580"/>
+        <w:gridCol w:w="421"/>
+        <w:gridCol w:w="464"/>
       </w:tblGrid>
       <w:tr>
         <w:trPr>
@@ -1443,7 +1413,7 @@
         </w:trPr>
         <w:tc>
           <w:tcPr>
-            <w:tcW w:type="dxa" w:w="1456"/>
+            <w:tcW w:type="dxa" w:w="436"/>
             <w:tcBorders>
               <w:bottom w:val="single" w:sz="4" w:space="0" w:color="000000"/>
             </w:tcBorders>
@@ -1457,15 +1427,15 @@
             <w:r>
               <w:rPr>
                 <w:b/>
-                <w:sz w:val="15"/>
+                <w:sz w:val="14"/>
               </w:rPr>
-              <w:t>Category</w:t>
+              <w:t>Cond.</w:t>
             </w:r>
           </w:p>
         </w:tc>
         <w:tc>
           <w:tcPr>
-            <w:tcW w:type="dxa" w:w="650"/>
+            <w:tcW w:type="dxa" w:w="1278"/>
             <w:tcBorders>
               <w:bottom w:val="single" w:sz="4" w:space="0" w:color="000000"/>
             </w:tcBorders>
@@ -1479,15 +1449,15 @@
             <w:r>
               <w:rPr>
                 <w:b/>
-                <w:sz w:val="15"/>
+                <w:sz w:val="14"/>
               </w:rPr>
-              <w:t>Items</w:t>
+              <w:t>Halluc. % [95% CI]</w:t>
             </w:r>
           </w:p>
         </w:tc>
         <w:tc>
           <w:tcPr>
-            <w:tcW w:type="dxa" w:w="650"/>
+            <w:tcW w:type="dxa" w:w="581"/>
             <w:tcBorders>
               <w:bottom w:val="single" w:sz="4" w:space="0" w:color="000000"/>
             </w:tcBorders>
@@ -1501,15 +1471,15 @@
             <w:r>
               <w:rPr>
                 <w:b/>
-                <w:sz w:val="15"/>
+                <w:sz w:val="14"/>
               </w:rPr>
-              <w:t>Turns</w:t>
+              <w:t>p</w:t>
             </w:r>
           </w:p>
         </w:tc>
         <w:tc>
           <w:tcPr>
-            <w:tcW w:type="dxa" w:w="994"/>
+            <w:tcW w:type="dxa" w:w="1278"/>
             <w:tcBorders>
               <w:bottom w:val="single" w:sz="4" w:space="0" w:color="000000"/>
             </w:tcBorders>
@@ -1523,15 +1493,15 @@
             <w:r>
               <w:rPr>
                 <w:b/>
-                <w:sz w:val="15"/>
+                <w:sz w:val="14"/>
               </w:rPr>
-              <w:t>Multi-turn items</w:t>
+              <w:t>Unsafe % [95% CI]</w:t>
             </w:r>
           </w:p>
         </w:tc>
         <w:tc>
           <w:tcPr>
-            <w:tcW w:type="dxa" w:w="641"/>
+            <w:tcW w:type="dxa" w:w="581"/>
             <w:tcBorders>
               <w:bottom w:val="single" w:sz="4" w:space="0" w:color="000000"/>
             </w:tcBorders>
@@ -1545,15 +1515,15 @@
             <w:r>
               <w:rPr>
                 <w:b/>
-                <w:sz w:val="15"/>
+                <w:sz w:val="14"/>
               </w:rPr>
-              <w:t>Dev items</w:t>
+              <w:t>p</w:t>
             </w:r>
           </w:p>
         </w:tc>
         <w:tc>
           <w:tcPr>
-            <w:tcW w:type="dxa" w:w="650"/>
+            <w:tcW w:type="dxa" w:w="421"/>
             <w:tcBorders>
               <w:bottom w:val="single" w:sz="4" w:space="0" w:color="000000"/>
             </w:tcBorders>
@@ -1567,915 +1537,15 @@
             <w:r>
               <w:rPr>
                 <w:b/>
-                <w:sz w:val="15"/>
+                <w:sz w:val="14"/>
               </w:rPr>
-              <w:t>Test items</w:t>
-            </w:r>
-          </w:p>
-        </w:tc>
-      </w:tr>
-      <w:tr>
-        <w:trPr>
-          <w:cantSplit w:val="true"/>
-        </w:trPr>
-        <w:tc>
-          <w:tcPr>
-            <w:tcW w:type="dxa" w:w="1456"/>
-          </w:tcPr>
-          <w:p>
-            <w:pPr>
-              <w:pStyle w:val="IEEETable"/>
-              <w:keepNext/>
-              <w:jc w:val="left"/>
-            </w:pPr>
-            <w:r>
-              <w:rPr>
-                <w:sz w:val="15"/>
-              </w:rPr>
-              <w:t>Answerable, complete context</w:t>
+              <w:t>Cov. %</w:t>
             </w:r>
           </w:p>
         </w:tc>
         <w:tc>
           <w:tcPr>
-            <w:tcW w:type="dxa" w:w="650"/>
-          </w:tcPr>
-          <w:p>
-            <w:pPr>
-              <w:pStyle w:val="IEEETable"/>
-              <w:keepNext/>
-              <w:jc w:val="center"/>
-            </w:pPr>
-            <w:r>
-              <w:rPr>
-                <w:sz w:val="15"/>
-              </w:rPr>
-              <w:t>64</w:t>
-            </w:r>
-          </w:p>
-        </w:tc>
-        <w:tc>
-          <w:tcPr>
-            <w:tcW w:type="dxa" w:w="650"/>
-          </w:tcPr>
-          <w:p>
-            <w:pPr>
-              <w:pStyle w:val="IEEETable"/>
-              <w:keepNext/>
-              <w:jc w:val="center"/>
-            </w:pPr>
-            <w:r>
-              <w:rPr>
-                <w:sz w:val="15"/>
-              </w:rPr>
-              <w:t>64</w:t>
-            </w:r>
-          </w:p>
-        </w:tc>
-        <w:tc>
-          <w:tcPr>
-            <w:tcW w:type="dxa" w:w="994"/>
-          </w:tcPr>
-          <w:p>
-            <w:pPr>
-              <w:pStyle w:val="IEEETable"/>
-              <w:keepNext/>
-              <w:jc w:val="center"/>
-            </w:pPr>
-            <w:r>
-              <w:rPr>
-                <w:sz w:val="15"/>
-              </w:rPr>
-              <w:t>0</w:t>
-            </w:r>
-          </w:p>
-        </w:tc>
-        <w:tc>
-          <w:tcPr>
-            <w:tcW w:type="dxa" w:w="641"/>
-          </w:tcPr>
-          <w:p>
-            <w:pPr>
-              <w:pStyle w:val="IEEETable"/>
-              <w:keepNext/>
-              <w:jc w:val="center"/>
-            </w:pPr>
-            <w:r>
-              <w:rPr>
-                <w:sz w:val="15"/>
-              </w:rPr>
-              <w:t>13</w:t>
-            </w:r>
-          </w:p>
-        </w:tc>
-        <w:tc>
-          <w:tcPr>
-            <w:tcW w:type="dxa" w:w="650"/>
-          </w:tcPr>
-          <w:p>
-            <w:pPr>
-              <w:pStyle w:val="IEEETable"/>
-              <w:keepNext/>
-              <w:jc w:val="center"/>
-            </w:pPr>
-            <w:r>
-              <w:rPr>
-                <w:sz w:val="15"/>
-              </w:rPr>
-              <w:t>51</w:t>
-            </w:r>
-          </w:p>
-        </w:tc>
-      </w:tr>
-      <w:tr>
-        <w:trPr>
-          <w:cantSplit w:val="true"/>
-        </w:trPr>
-        <w:tc>
-          <w:tcPr>
-            <w:tcW w:type="dxa" w:w="1456"/>
-          </w:tcPr>
-          <w:p>
-            <w:pPr>
-              <w:pStyle w:val="IEEETable"/>
-              <w:keepNext/>
-              <w:jc w:val="left"/>
-            </w:pPr>
-            <w:r>
-              <w:rPr>
-                <w:sz w:val="15"/>
-              </w:rPr>
-              <w:t>Answerable, missing context</w:t>
-            </w:r>
-          </w:p>
-        </w:tc>
-        <w:tc>
-          <w:tcPr>
-            <w:tcW w:type="dxa" w:w="650"/>
-          </w:tcPr>
-          <w:p>
-            <w:pPr>
-              <w:pStyle w:val="IEEETable"/>
-              <w:keepNext/>
-              <w:jc w:val="center"/>
-            </w:pPr>
-            <w:r>
-              <w:rPr>
-                <w:sz w:val="15"/>
-              </w:rPr>
-              <w:t>40</w:t>
-            </w:r>
-          </w:p>
-        </w:tc>
-        <w:tc>
-          <w:tcPr>
-            <w:tcW w:type="dxa" w:w="650"/>
-          </w:tcPr>
-          <w:p>
-            <w:pPr>
-              <w:pStyle w:val="IEEETable"/>
-              <w:keepNext/>
-              <w:jc w:val="center"/>
-            </w:pPr>
-            <w:r>
-              <w:rPr>
-                <w:sz w:val="15"/>
-              </w:rPr>
-              <w:t>88</w:t>
-            </w:r>
-          </w:p>
-        </w:tc>
-        <w:tc>
-          <w:tcPr>
-            <w:tcW w:type="dxa" w:w="994"/>
-          </w:tcPr>
-          <w:p>
-            <w:pPr>
-              <w:pStyle w:val="IEEETable"/>
-              <w:keepNext/>
-              <w:jc w:val="center"/>
-            </w:pPr>
-            <w:r>
-              <w:rPr>
-                <w:sz w:val="15"/>
-              </w:rPr>
-              <w:t>40</w:t>
-            </w:r>
-          </w:p>
-        </w:tc>
-        <w:tc>
-          <w:tcPr>
-            <w:tcW w:type="dxa" w:w="641"/>
-          </w:tcPr>
-          <w:p>
-            <w:pPr>
-              <w:pStyle w:val="IEEETable"/>
-              <w:keepNext/>
-              <w:jc w:val="center"/>
-            </w:pPr>
-            <w:r>
-              <w:rPr>
-                <w:sz w:val="15"/>
-              </w:rPr>
-              <w:t>8</w:t>
-            </w:r>
-          </w:p>
-        </w:tc>
-        <w:tc>
-          <w:tcPr>
-            <w:tcW w:type="dxa" w:w="650"/>
-          </w:tcPr>
-          <w:p>
-            <w:pPr>
-              <w:pStyle w:val="IEEETable"/>
-              <w:keepNext/>
-              <w:jc w:val="center"/>
-            </w:pPr>
-            <w:r>
-              <w:rPr>
-                <w:sz w:val="15"/>
-              </w:rPr>
-              <w:t>32</w:t>
-            </w:r>
-          </w:p>
-        </w:tc>
-      </w:tr>
-      <w:tr>
-        <w:trPr>
-          <w:cantSplit w:val="true"/>
-        </w:trPr>
-        <w:tc>
-          <w:tcPr>
-            <w:tcW w:type="dxa" w:w="1456"/>
-          </w:tcPr>
-          <w:p>
-            <w:pPr>
-              <w:pStyle w:val="IEEETable"/>
-              <w:keepNext/>
-              <w:jc w:val="left"/>
-            </w:pPr>
-            <w:r>
-              <w:rPr>
-                <w:sz w:val="15"/>
-              </w:rPr>
-              <w:t>General topic</w:t>
-            </w:r>
-          </w:p>
-        </w:tc>
-        <w:tc>
-          <w:tcPr>
-            <w:tcW w:type="dxa" w:w="650"/>
-          </w:tcPr>
-          <w:p>
-            <w:pPr>
-              <w:pStyle w:val="IEEETable"/>
-              <w:keepNext/>
-              <w:jc w:val="center"/>
-            </w:pPr>
-            <w:r>
-              <w:rPr>
-                <w:sz w:val="15"/>
-              </w:rPr>
-              <w:t>31</w:t>
-            </w:r>
-          </w:p>
-        </w:tc>
-        <w:tc>
-          <w:tcPr>
-            <w:tcW w:type="dxa" w:w="650"/>
-          </w:tcPr>
-          <w:p>
-            <w:pPr>
-              <w:pStyle w:val="IEEETable"/>
-              <w:keepNext/>
-              <w:jc w:val="center"/>
-            </w:pPr>
-            <w:r>
-              <w:rPr>
-                <w:sz w:val="15"/>
-              </w:rPr>
-              <w:t>31</w:t>
-            </w:r>
-          </w:p>
-        </w:tc>
-        <w:tc>
-          <w:tcPr>
-            <w:tcW w:type="dxa" w:w="994"/>
-          </w:tcPr>
-          <w:p>
-            <w:pPr>
-              <w:pStyle w:val="IEEETable"/>
-              <w:keepNext/>
-              <w:jc w:val="center"/>
-            </w:pPr>
-            <w:r>
-              <w:rPr>
-                <w:sz w:val="15"/>
-              </w:rPr>
-              <w:t>0</w:t>
-            </w:r>
-          </w:p>
-        </w:tc>
-        <w:tc>
-          <w:tcPr>
-            <w:tcW w:type="dxa" w:w="641"/>
-          </w:tcPr>
-          <w:p>
-            <w:pPr>
-              <w:pStyle w:val="IEEETable"/>
-              <w:keepNext/>
-              <w:jc w:val="center"/>
-            </w:pPr>
-            <w:r>
-              <w:rPr>
-                <w:sz w:val="15"/>
-              </w:rPr>
-              <w:t>6</w:t>
-            </w:r>
-          </w:p>
-        </w:tc>
-        <w:tc>
-          <w:tcPr>
-            <w:tcW w:type="dxa" w:w="650"/>
-          </w:tcPr>
-          <w:p>
-            <w:pPr>
-              <w:pStyle w:val="IEEETable"/>
-              <w:keepNext/>
-              <w:jc w:val="center"/>
-            </w:pPr>
-            <w:r>
-              <w:rPr>
-                <w:sz w:val="15"/>
-              </w:rPr>
-              <w:t>25</w:t>
-            </w:r>
-          </w:p>
-        </w:tc>
-      </w:tr>
-      <w:tr>
-        <w:trPr>
-          <w:cantSplit w:val="true"/>
-        </w:trPr>
-        <w:tc>
-          <w:tcPr>
-            <w:tcW w:type="dxa" w:w="1456"/>
-          </w:tcPr>
-          <w:p>
-            <w:pPr>
-              <w:pStyle w:val="IEEETable"/>
-              <w:keepNext/>
-              <w:jc w:val="left"/>
-            </w:pPr>
-            <w:r>
-              <w:rPr>
-                <w:sz w:val="15"/>
-              </w:rPr>
-              <w:t>Unanswerable, in domain</w:t>
-            </w:r>
-          </w:p>
-        </w:tc>
-        <w:tc>
-          <w:tcPr>
-            <w:tcW w:type="dxa" w:w="650"/>
-          </w:tcPr>
-          <w:p>
-            <w:pPr>
-              <w:pStyle w:val="IEEETable"/>
-              <w:keepNext/>
-              <w:jc w:val="center"/>
-            </w:pPr>
-            <w:r>
-              <w:rPr>
-                <w:sz w:val="15"/>
-              </w:rPr>
-              <w:t>52</w:t>
-            </w:r>
-          </w:p>
-        </w:tc>
-        <w:tc>
-          <w:tcPr>
-            <w:tcW w:type="dxa" w:w="650"/>
-          </w:tcPr>
-          <w:p>
-            <w:pPr>
-              <w:pStyle w:val="IEEETable"/>
-              <w:keepNext/>
-              <w:jc w:val="center"/>
-            </w:pPr>
-            <w:r>
-              <w:rPr>
-                <w:sz w:val="15"/>
-              </w:rPr>
-              <w:t>52</w:t>
-            </w:r>
-          </w:p>
-        </w:tc>
-        <w:tc>
-          <w:tcPr>
-            <w:tcW w:type="dxa" w:w="994"/>
-          </w:tcPr>
-          <w:p>
-            <w:pPr>
-              <w:pStyle w:val="IEEETable"/>
-              <w:keepNext/>
-              <w:jc w:val="center"/>
-            </w:pPr>
-            <w:r>
-              <w:rPr>
-                <w:sz w:val="15"/>
-              </w:rPr>
-              <w:t>0</w:t>
-            </w:r>
-          </w:p>
-        </w:tc>
-        <w:tc>
-          <w:tcPr>
-            <w:tcW w:type="dxa" w:w="641"/>
-          </w:tcPr>
-          <w:p>
-            <w:pPr>
-              <w:pStyle w:val="IEEETable"/>
-              <w:keepNext/>
-              <w:jc w:val="center"/>
-            </w:pPr>
-            <w:r>
-              <w:rPr>
-                <w:sz w:val="15"/>
-              </w:rPr>
-              <w:t>10</w:t>
-            </w:r>
-          </w:p>
-        </w:tc>
-        <w:tc>
-          <w:tcPr>
-            <w:tcW w:type="dxa" w:w="650"/>
-          </w:tcPr>
-          <w:p>
-            <w:pPr>
-              <w:pStyle w:val="IEEETable"/>
-              <w:keepNext/>
-              <w:jc w:val="center"/>
-            </w:pPr>
-            <w:r>
-              <w:rPr>
-                <w:sz w:val="15"/>
-              </w:rPr>
-              <w:t>42</w:t>
-            </w:r>
-          </w:p>
-        </w:tc>
-      </w:tr>
-      <w:tr>
-        <w:trPr>
-          <w:cantSplit w:val="true"/>
-        </w:trPr>
-        <w:tc>
-          <w:tcPr>
-            <w:tcW w:type="dxa" w:w="1456"/>
-          </w:tcPr>
-          <w:p>
-            <w:pPr>
-              <w:pStyle w:val="IEEETable"/>
-              <w:keepNext/>
-              <w:jc w:val="left"/>
-            </w:pPr>
-            <w:r>
-              <w:rPr>
-                <w:sz w:val="15"/>
-              </w:rPr>
-              <w:t>Out of domain</w:t>
-            </w:r>
-          </w:p>
-        </w:tc>
-        <w:tc>
-          <w:tcPr>
-            <w:tcW w:type="dxa" w:w="650"/>
-          </w:tcPr>
-          <w:p>
-            <w:pPr>
-              <w:pStyle w:val="IEEETable"/>
-              <w:keepNext/>
-              <w:jc w:val="center"/>
-            </w:pPr>
-            <w:r>
-              <w:rPr>
-                <w:sz w:val="15"/>
-              </w:rPr>
-              <w:t>30</w:t>
-            </w:r>
-          </w:p>
-        </w:tc>
-        <w:tc>
-          <w:tcPr>
-            <w:tcW w:type="dxa" w:w="650"/>
-          </w:tcPr>
-          <w:p>
-            <w:pPr>
-              <w:pStyle w:val="IEEETable"/>
-              <w:keepNext/>
-              <w:jc w:val="center"/>
-            </w:pPr>
-            <w:r>
-              <w:rPr>
-                <w:sz w:val="15"/>
-              </w:rPr>
-              <w:t>30</w:t>
-            </w:r>
-          </w:p>
-        </w:tc>
-        <w:tc>
-          <w:tcPr>
-            <w:tcW w:type="dxa" w:w="994"/>
-          </w:tcPr>
-          <w:p>
-            <w:pPr>
-              <w:pStyle w:val="IEEETable"/>
-              <w:keepNext/>
-              <w:jc w:val="center"/>
-            </w:pPr>
-            <w:r>
-              <w:rPr>
-                <w:sz w:val="15"/>
-              </w:rPr>
-              <w:t>0</w:t>
-            </w:r>
-          </w:p>
-        </w:tc>
-        <w:tc>
-          <w:tcPr>
-            <w:tcW w:type="dxa" w:w="641"/>
-          </w:tcPr>
-          <w:p>
-            <w:pPr>
-              <w:pStyle w:val="IEEETable"/>
-              <w:keepNext/>
-              <w:jc w:val="center"/>
-            </w:pPr>
-            <w:r>
-              <w:rPr>
-                <w:sz w:val="15"/>
-              </w:rPr>
-              <w:t>6</w:t>
-            </w:r>
-          </w:p>
-        </w:tc>
-        <w:tc>
-          <w:tcPr>
-            <w:tcW w:type="dxa" w:w="650"/>
-          </w:tcPr>
-          <w:p>
-            <w:pPr>
-              <w:pStyle w:val="IEEETable"/>
-              <w:keepNext/>
-              <w:jc w:val="center"/>
-            </w:pPr>
-            <w:r>
-              <w:rPr>
-                <w:sz w:val="15"/>
-              </w:rPr>
-              <w:t>24</w:t>
-            </w:r>
-          </w:p>
-        </w:tc>
-      </w:tr>
-      <w:tr>
-        <w:trPr>
-          <w:cantSplit w:val="true"/>
-        </w:trPr>
-        <w:tc>
-          <w:tcPr>
-            <w:tcW w:type="dxa" w:w="1456"/>
-          </w:tcPr>
-          <w:p>
-            <w:pPr>
-              <w:pStyle w:val="IEEETable"/>
-              <w:keepNext/>
-              <w:jc w:val="left"/>
-            </w:pPr>
-            <w:r>
-              <w:rPr>
-                <w:sz w:val="15"/>
-              </w:rPr>
-              <w:t>Emergency</w:t>
-            </w:r>
-          </w:p>
-        </w:tc>
-        <w:tc>
-          <w:tcPr>
-            <w:tcW w:type="dxa" w:w="650"/>
-          </w:tcPr>
-          <w:p>
-            <w:pPr>
-              <w:pStyle w:val="IEEETable"/>
-              <w:keepNext/>
-              <w:jc w:val="center"/>
-            </w:pPr>
-            <w:r>
-              <w:rPr>
-                <w:sz w:val="15"/>
-              </w:rPr>
-              <w:t>30</w:t>
-            </w:r>
-          </w:p>
-        </w:tc>
-        <w:tc>
-          <w:tcPr>
-            <w:tcW w:type="dxa" w:w="650"/>
-          </w:tcPr>
-          <w:p>
-            <w:pPr>
-              <w:pStyle w:val="IEEETable"/>
-              <w:keepNext/>
-              <w:jc w:val="center"/>
-            </w:pPr>
-            <w:r>
-              <w:rPr>
-                <w:sz w:val="15"/>
-              </w:rPr>
-              <w:t>33</w:t>
-            </w:r>
-          </w:p>
-        </w:tc>
-        <w:tc>
-          <w:tcPr>
-            <w:tcW w:type="dxa" w:w="994"/>
-          </w:tcPr>
-          <w:p>
-            <w:pPr>
-              <w:pStyle w:val="IEEETable"/>
-              <w:keepNext/>
-              <w:jc w:val="center"/>
-            </w:pPr>
-            <w:r>
-              <w:rPr>
-                <w:sz w:val="15"/>
-              </w:rPr>
-              <w:t>3</w:t>
-            </w:r>
-          </w:p>
-        </w:tc>
-        <w:tc>
-          <w:tcPr>
-            <w:tcW w:type="dxa" w:w="641"/>
-          </w:tcPr>
-          <w:p>
-            <w:pPr>
-              <w:pStyle w:val="IEEETable"/>
-              <w:keepNext/>
-              <w:jc w:val="center"/>
-            </w:pPr>
-            <w:r>
-              <w:rPr>
-                <w:sz w:val="15"/>
-              </w:rPr>
-              <w:t>6</w:t>
-            </w:r>
-          </w:p>
-        </w:tc>
-        <w:tc>
-          <w:tcPr>
-            <w:tcW w:type="dxa" w:w="650"/>
-          </w:tcPr>
-          <w:p>
-            <w:pPr>
-              <w:pStyle w:val="IEEETable"/>
-              <w:keepNext/>
-              <w:jc w:val="center"/>
-            </w:pPr>
-            <w:r>
-              <w:rPr>
-                <w:sz w:val="15"/>
-              </w:rPr>
-              <w:t>24</w:t>
-            </w:r>
-          </w:p>
-        </w:tc>
-      </w:tr>
-      <w:tr>
-        <w:trPr>
-          <w:cantSplit w:val="true"/>
-        </w:trPr>
-        <w:tc>
-          <w:tcPr>
-            <w:tcW w:type="dxa" w:w="1456"/>
-            <w:tcBorders>
-              <w:top w:val="single" w:sz="4" w:space="0" w:color="000000"/>
-            </w:tcBorders>
-          </w:tcPr>
-          <w:p>
-            <w:pPr>
-              <w:pStyle w:val="IEEETable"/>
-              <w:keepNext w:val="0"/>
-              <w:jc w:val="left"/>
-            </w:pPr>
-            <w:r>
-              <w:rPr>
-                <w:b/>
-                <w:sz w:val="15"/>
-              </w:rPr>
-              <w:t>Total</w:t>
-            </w:r>
-          </w:p>
-        </w:tc>
-        <w:tc>
-          <w:tcPr>
-            <w:tcW w:type="dxa" w:w="650"/>
-            <w:tcBorders>
-              <w:top w:val="single" w:sz="4" w:space="0" w:color="000000"/>
-            </w:tcBorders>
-          </w:tcPr>
-          <w:p>
-            <w:pPr>
-              <w:pStyle w:val="IEEETable"/>
-              <w:keepNext w:val="0"/>
-              <w:jc w:val="center"/>
-            </w:pPr>
-            <w:r>
-              <w:rPr>
-                <w:b/>
-                <w:sz w:val="15"/>
-              </w:rPr>
-              <w:t>247</w:t>
-            </w:r>
-          </w:p>
-        </w:tc>
-        <w:tc>
-          <w:tcPr>
-            <w:tcW w:type="dxa" w:w="650"/>
-            <w:tcBorders>
-              <w:top w:val="single" w:sz="4" w:space="0" w:color="000000"/>
-            </w:tcBorders>
-          </w:tcPr>
-          <w:p>
-            <w:pPr>
-              <w:pStyle w:val="IEEETable"/>
-              <w:keepNext w:val="0"/>
-              <w:jc w:val="center"/>
-            </w:pPr>
-            <w:r>
-              <w:rPr>
-                <w:b/>
-                <w:sz w:val="15"/>
-              </w:rPr>
-              <w:t>298</w:t>
-            </w:r>
-          </w:p>
-        </w:tc>
-        <w:tc>
-          <w:tcPr>
-            <w:tcW w:type="dxa" w:w="994"/>
-            <w:tcBorders>
-              <w:top w:val="single" w:sz="4" w:space="0" w:color="000000"/>
-            </w:tcBorders>
-          </w:tcPr>
-          <w:p>
-            <w:pPr>
-              <w:pStyle w:val="IEEETable"/>
-              <w:keepNext w:val="0"/>
-              <w:jc w:val="center"/>
-            </w:pPr>
-            <w:r>
-              <w:rPr>
-                <w:b/>
-                <w:sz w:val="15"/>
-              </w:rPr>
-              <w:t>43</w:t>
-            </w:r>
-          </w:p>
-        </w:tc>
-        <w:tc>
-          <w:tcPr>
-            <w:tcW w:type="dxa" w:w="641"/>
-            <w:tcBorders>
-              <w:top w:val="single" w:sz="4" w:space="0" w:color="000000"/>
-            </w:tcBorders>
-          </w:tcPr>
-          <w:p>
-            <w:pPr>
-              <w:pStyle w:val="IEEETable"/>
-              <w:keepNext w:val="0"/>
-              <w:jc w:val="center"/>
-            </w:pPr>
-            <w:r>
-              <w:rPr>
-                <w:b/>
-                <w:sz w:val="15"/>
-              </w:rPr>
-              <w:t>49</w:t>
-            </w:r>
-          </w:p>
-        </w:tc>
-        <w:tc>
-          <w:tcPr>
-            <w:tcW w:type="dxa" w:w="650"/>
-            <w:tcBorders>
-              <w:top w:val="single" w:sz="4" w:space="0" w:color="000000"/>
-            </w:tcBorders>
-          </w:tcPr>
-          <w:p>
-            <w:pPr>
-              <w:pStyle w:val="IEEETable"/>
-              <w:keepNext w:val="0"/>
-              <w:jc w:val="center"/>
-            </w:pPr>
-            <w:r>
-              <w:rPr>
-                <w:b/>
-                <w:sz w:val="15"/>
-              </w:rPr>
-              <w:t>198</w:t>
-            </w:r>
-          </w:p>
-        </w:tc>
-      </w:tr>
-    </w:tbl>
-    <w:p>
-      <w:pPr>
-        <w:pStyle w:val="IEEENote"/>
-      </w:pPr>
-      <w:r>
-        <w:t>Source: evaluation/datasets/hallubench_v1.json.</w:t>
-      </w:r>
-    </w:p>
-    <w:p>
-      <w:pPr>
-        <w:pStyle w:val="Heading2"/>
-      </w:pPr>
-      <w:r>
-        <w:t>B. Conditions</w:t>
-      </w:r>
-    </w:p>
-    <w:p>
-      <w:pPr>
-        <w:pStyle w:val="IEEEBody"/>
-      </w:pPr>
-      <w:r>
-        <w:t>All conditions (</w:t>
-      </w:r>
-      <w:r>
-        <w:t>Table II</w:t>
-      </w:r>
-      <w:r>
-        <w:t>) share the application model, corpus and (except C0) retrieval stack and are selected through an internal switch that the public API does not expose. C2 adds to the vanilla RAG prompt a block that asks, in prose, for the behaviour the gates enforce. Without a gate-free run on the production prompt, gate effects are read from C3 and C4 against C5; the waterfall is anchored at C1, whose generator prompt also differs. The emergency fast-path is active everywhere except C0, so emergency items favour no gated condition. Identical LLM requests are computed once and cached under the model’s content digest, so paired conditions differ only in pipeline structure and generator prompt; latency charges each cached call the median uncached latency of the same call.</w:t>
-      </w:r>
-    </w:p>
-    <w:p>
-      <w:pPr>
-        <w:pStyle w:val="IEEETableCaption"/>
-      </w:pPr>
-      <w:r>
-        <w:t>TABLE II</w:t>
-      </w:r>
-    </w:p>
-    <w:p>
-      <w:pPr>
-        <w:pStyle w:val="IEEETableCaption"/>
-        <w:spacing w:before="0" w:after="60"/>
-      </w:pPr>
-      <w:r>
-        <w:rPr>
-          <w:smallCaps/>
-        </w:rPr>
-        <w:t>Conditions compared in the study</w:t>
-      </w:r>
-    </w:p>
-    <w:tbl>
-      <w:tblPr>
-        <w:tblW w:type="dxa" w:w="5040"/>
-        <w:jc w:val="center"/>
-        <w:tblBorders>
-          <w:top w:val="single" w:sz="8" w:space="0" w:color="000000"/>
-          <w:left w:val="nil"/>
-          <w:bottom w:val="single" w:sz="8" w:space="0" w:color="000000"/>
-          <w:right w:val="nil"/>
-          <w:insideH w:val="nil"/>
-          <w:insideV w:val="nil"/>
-        </w:tblBorders>
-        <w:tblLayout w:type="fixed"/>
-        <w:tblCellMar>
-          <w:top w:w="20" w:type="dxa"/>
-          <w:left w:w="50" w:type="dxa"/>
-          <w:bottom w:w="20" w:type="dxa"/>
-          <w:right w:w="50" w:type="dxa"/>
-        </w:tblCellMar>
-        <w:tblLook w:firstColumn="1" w:firstRow="1" w:lastColumn="0" w:lastRow="0" w:noHBand="0" w:noVBand="1" w:val="04A0"/>
-      </w:tblPr>
-      <w:tblGrid>
-        <w:gridCol w:w="1178"/>
-        <w:gridCol w:w="962"/>
-        <w:gridCol w:w="579"/>
-        <w:gridCol w:w="1112"/>
-        <w:gridCol w:w="1207"/>
-      </w:tblGrid>
-      <w:tr>
-        <w:trPr>
-          <w:tblHeader w:val="true"/>
-          <w:cantSplit w:val="true"/>
-        </w:trPr>
-        <w:tc>
-          <w:tcPr>
-            <w:tcW w:type="dxa" w:w="1179"/>
+            <w:tcW w:type="dxa" w:w="465"/>
             <w:tcBorders>
               <w:bottom w:val="single" w:sz="4" w:space="0" w:color="000000"/>
             </w:tcBorders>
@@ -2489,97 +1559,9 @@
             <w:r>
               <w:rPr>
                 <w:b/>
-                <w:sz w:val="16"/>
+                <w:sz w:val="14"/>
               </w:rPr>
-              <w:t>Condition</w:t>
-            </w:r>
-          </w:p>
-        </w:tc>
-        <w:tc>
-          <w:tcPr>
-            <w:tcW w:type="dxa" w:w="962"/>
-            <w:tcBorders>
-              <w:bottom w:val="single" w:sz="4" w:space="0" w:color="000000"/>
-            </w:tcBorders>
-          </w:tcPr>
-          <w:p>
-            <w:pPr>
-              <w:pStyle w:val="IEEETable"/>
-              <w:keepNext/>
-              <w:jc w:val="center"/>
-            </w:pPr>
-            <w:r>
-              <w:rPr>
-                <w:b/>
-                <w:sz w:val="16"/>
-              </w:rPr>
-              <w:t>Retrieval</w:t>
-            </w:r>
-          </w:p>
-        </w:tc>
-        <w:tc>
-          <w:tcPr>
-            <w:tcW w:type="dxa" w:w="579"/>
-            <w:tcBorders>
-              <w:bottom w:val="single" w:sz="4" w:space="0" w:color="000000"/>
-            </w:tcBorders>
-          </w:tcPr>
-          <w:p>
-            <w:pPr>
-              <w:pStyle w:val="IEEETable"/>
-              <w:keepNext/>
-              <w:jc w:val="center"/>
-            </w:pPr>
-            <w:r>
-              <w:rPr>
-                <w:b/>
-                <w:sz w:val="16"/>
-              </w:rPr>
-              <w:t>Gate 1</w:t>
-            </w:r>
-          </w:p>
-        </w:tc>
-        <w:tc>
-          <w:tcPr>
-            <w:tcW w:type="dxa" w:w="1112"/>
-            <w:tcBorders>
-              <w:bottom w:val="single" w:sz="4" w:space="0" w:color="000000"/>
-            </w:tcBorders>
-          </w:tcPr>
-          <w:p>
-            <w:pPr>
-              <w:pStyle w:val="IEEETable"/>
-              <w:keepNext/>
-              <w:jc w:val="center"/>
-            </w:pPr>
-            <w:r>
-              <w:rPr>
-                <w:b/>
-                <w:sz w:val="16"/>
-              </w:rPr>
-              <w:t>Gate 2</w:t>
-            </w:r>
-          </w:p>
-        </w:tc>
-        <w:tc>
-          <w:tcPr>
-            <w:tcW w:type="dxa" w:w="1208"/>
-            <w:tcBorders>
-              <w:bottom w:val="single" w:sz="4" w:space="0" w:color="000000"/>
-            </w:tcBorders>
-          </w:tcPr>
-          <w:p>
-            <w:pPr>
-              <w:pStyle w:val="IEEETable"/>
-              <w:keepNext/>
-              <w:jc w:val="center"/>
-            </w:pPr>
-            <w:r>
-              <w:rPr>
-                <w:b/>
-                <w:sz w:val="16"/>
-              </w:rPr>
-              <w:t>Generator prompt</w:t>
+              <w:t>Abst. %</w:t>
             </w:r>
           </w:p>
         </w:tc>
@@ -2590,7 +1572,7 @@
         </w:trPr>
         <w:tc>
           <w:tcPr>
-            <w:tcW w:type="dxa" w:w="1179"/>
+            <w:tcW w:type="dxa" w:w="436"/>
           </w:tcPr>
           <w:p>
             <w:pPr>
@@ -2600,15 +1582,15 @@
             </w:pPr>
             <w:r>
               <w:rPr>
-                <w:sz w:val="16"/>
+                <w:sz w:val="14"/>
               </w:rPr>
-              <w:t>C0 Direct LLM</w:t>
+              <w:t>C0</w:t>
             </w:r>
           </w:p>
         </w:tc>
         <w:tc>
           <w:tcPr>
-            <w:tcW w:type="dxa" w:w="962"/>
+            <w:tcW w:type="dxa" w:w="1278"/>
           </w:tcPr>
           <w:p>
             <w:pPr>
@@ -2618,15 +1600,15 @@
             </w:pPr>
             <w:r>
               <w:rPr>
-                <w:sz w:val="16"/>
+                <w:sz w:val="14"/>
               </w:rPr>
-              <w:t>–</w:t>
+              <w:t>96.6 [93.5, 98.3]</w:t>
             </w:r>
           </w:p>
         </w:tc>
         <w:tc>
           <w:tcPr>
-            <w:tcW w:type="dxa" w:w="579"/>
+            <w:tcW w:type="dxa" w:w="581"/>
           </w:tcPr>
           <w:p>
             <w:pPr>
@@ -2636,15 +1618,22 @@
             </w:pPr>
             <w:r>
               <w:rPr>
-                <w:sz w:val="16"/>
+                <w:sz w:val="14"/>
               </w:rPr>
-              <w:t>–</w:t>
+              <w:t>5.1×10</w:t>
+            </w:r>
+            <w:r>
+              <w:rPr>
+                <w:sz w:val="14"/>
+                <w:vertAlign w:val="superscript"/>
+              </w:rPr>
+              <w:t>−40</w:t>
             </w:r>
           </w:p>
         </w:tc>
         <w:tc>
           <w:tcPr>
-            <w:tcW w:type="dxa" w:w="1112"/>
+            <w:tcW w:type="dxa" w:w="1278"/>
           </w:tcPr>
           <w:p>
             <w:pPr>
@@ -2654,27 +1643,70 @@
             </w:pPr>
             <w:r>
               <w:rPr>
-                <w:sz w:val="16"/>
+                <w:sz w:val="14"/>
               </w:rPr>
-              <w:t>–</w:t>
+              <w:t>93.7 [84.8, 97.5]</w:t>
             </w:r>
           </w:p>
         </w:tc>
         <w:tc>
           <w:tcPr>
-            <w:tcW w:type="dxa" w:w="1208"/>
+            <w:tcW w:type="dxa" w:w="581"/>
           </w:tcPr>
           <w:p>
             <w:pPr>
               <w:pStyle w:val="IEEETable"/>
               <w:keepNext/>
-              <w:jc w:val="left"/>
+              <w:jc w:val="center"/>
             </w:pPr>
             <w:r>
               <w:rPr>
-                <w:sz w:val="16"/>
+                <w:sz w:val="14"/>
               </w:rPr>
-              <w:t>no evidence</w:t>
+              <w:t>1.8×10</w:t>
+            </w:r>
+            <w:r>
+              <w:rPr>
+                <w:sz w:val="14"/>
+                <w:vertAlign w:val="superscript"/>
+              </w:rPr>
+              <w:t>−14</w:t>
+            </w:r>
+          </w:p>
+        </w:tc>
+        <w:tc>
+          <w:tcPr>
+            <w:tcW w:type="dxa" w:w="421"/>
+          </w:tcPr>
+          <w:p>
+            <w:pPr>
+              <w:pStyle w:val="IEEETable"/>
+              <w:keepNext/>
+              <w:jc w:val="center"/>
+            </w:pPr>
+            <w:r>
+              <w:rPr>
+                <w:sz w:val="14"/>
+              </w:rPr>
+              <w:t>99.1</w:t>
+            </w:r>
+          </w:p>
+        </w:tc>
+        <w:tc>
+          <w:tcPr>
+            <w:tcW w:type="dxa" w:w="465"/>
+          </w:tcPr>
+          <w:p>
+            <w:pPr>
+              <w:pStyle w:val="IEEETable"/>
+              <w:keepNext/>
+              <w:jc w:val="center"/>
+            </w:pPr>
+            <w:r>
+              <w:rPr>
+                <w:sz w:val="14"/>
+              </w:rPr>
+              <w:t>3.2</w:t>
             </w:r>
           </w:p>
         </w:tc>
@@ -2685,7 +1717,7 @@
         </w:trPr>
         <w:tc>
           <w:tcPr>
-            <w:tcW w:type="dxa" w:w="1179"/>
+            <w:tcW w:type="dxa" w:w="436"/>
           </w:tcPr>
           <w:p>
             <w:pPr>
@@ -2695,15 +1727,15 @@
             </w:pPr>
             <w:r>
               <w:rPr>
-                <w:sz w:val="16"/>
+                <w:sz w:val="14"/>
               </w:rPr>
-              <w:t>C1 Vanilla RAG</w:t>
+              <w:t>C1</w:t>
             </w:r>
           </w:p>
         </w:tc>
         <w:tc>
           <w:tcPr>
-            <w:tcW w:type="dxa" w:w="962"/>
+            <w:tcW w:type="dxa" w:w="1278"/>
           </w:tcPr>
           <w:p>
             <w:pPr>
@@ -2713,15 +1745,15 @@
             </w:pPr>
             <w:r>
               <w:rPr>
-                <w:sz w:val="16"/>
+                <w:sz w:val="14"/>
               </w:rPr>
-              <w:t>✓</w:t>
+              <w:t>72.8 [66.8, 78.1]</w:t>
             </w:r>
           </w:p>
         </w:tc>
         <w:tc>
           <w:tcPr>
-            <w:tcW w:type="dxa" w:w="579"/>
+            <w:tcW w:type="dxa" w:w="581"/>
           </w:tcPr>
           <w:p>
             <w:pPr>
@@ -2731,15 +1763,22 @@
             </w:pPr>
             <w:r>
               <w:rPr>
-                <w:sz w:val="16"/>
+                <w:sz w:val="14"/>
               </w:rPr>
-              <w:t>–</w:t>
+              <w:t>5.4×10</w:t>
+            </w:r>
+            <w:r>
+              <w:rPr>
+                <w:sz w:val="14"/>
+                <w:vertAlign w:val="superscript"/>
+              </w:rPr>
+              <w:t>−16</w:t>
             </w:r>
           </w:p>
         </w:tc>
         <w:tc>
           <w:tcPr>
-            <w:tcW w:type="dxa" w:w="1112"/>
+            <w:tcW w:type="dxa" w:w="1278"/>
           </w:tcPr>
           <w:p>
             <w:pPr>
@@ -2749,27 +1788,70 @@
             </w:pPr>
             <w:r>
               <w:rPr>
-                <w:sz w:val="16"/>
+                <w:sz w:val="14"/>
               </w:rPr>
-              <w:t>–</w:t>
+              <w:t>84.8 [74.3, 91.6]</w:t>
             </w:r>
           </w:p>
         </w:tc>
         <w:tc>
           <w:tcPr>
-            <w:tcW w:type="dxa" w:w="1208"/>
+            <w:tcW w:type="dxa" w:w="581"/>
           </w:tcPr>
           <w:p>
             <w:pPr>
               <w:pStyle w:val="IEEETable"/>
               <w:keepNext/>
-              <w:jc w:val="left"/>
+              <w:jc w:val="center"/>
             </w:pPr>
             <w:r>
               <w:rPr>
-                <w:sz w:val="16"/>
+                <w:sz w:val="14"/>
               </w:rPr>
-              <w:t>answer from passages</w:t>
+              <w:t>1.1×10</w:t>
+            </w:r>
+            <w:r>
+              <w:rPr>
+                <w:sz w:val="14"/>
+                <w:vertAlign w:val="superscript"/>
+              </w:rPr>
+              <w:t>−13</w:t>
+            </w:r>
+          </w:p>
+        </w:tc>
+        <w:tc>
+          <w:tcPr>
+            <w:tcW w:type="dxa" w:w="421"/>
+          </w:tcPr>
+          <w:p>
+            <w:pPr>
+              <w:pStyle w:val="IEEETable"/>
+              <w:keepNext/>
+              <w:jc w:val="center"/>
+            </w:pPr>
+            <w:r>
+              <w:rPr>
+                <w:sz w:val="14"/>
+              </w:rPr>
+              <w:t>98.1</w:t>
+            </w:r>
+          </w:p>
+        </w:tc>
+        <w:tc>
+          <w:tcPr>
+            <w:tcW w:type="dxa" w:w="465"/>
+          </w:tcPr>
+          <w:p>
+            <w:pPr>
+              <w:pStyle w:val="IEEETable"/>
+              <w:keepNext/>
+              <w:jc w:val="center"/>
+            </w:pPr>
+            <w:r>
+              <w:rPr>
+                <w:sz w:val="14"/>
+              </w:rPr>
+              <w:t>15.2</w:t>
             </w:r>
           </w:p>
         </w:tc>
@@ -2780,7 +1862,7 @@
         </w:trPr>
         <w:tc>
           <w:tcPr>
-            <w:tcW w:type="dxa" w:w="1179"/>
+            <w:tcW w:type="dxa" w:w="436"/>
           </w:tcPr>
           <w:p>
             <w:pPr>
@@ -2790,15 +1872,15 @@
             </w:pPr>
             <w:r>
               <w:rPr>
-                <w:sz w:val="16"/>
+                <w:sz w:val="14"/>
               </w:rPr>
-              <w:t>C2 RAG + prompt safety</w:t>
+              <w:t>C1G</w:t>
             </w:r>
           </w:p>
         </w:tc>
         <w:tc>
           <w:tcPr>
-            <w:tcW w:type="dxa" w:w="962"/>
+            <w:tcW w:type="dxa" w:w="1278"/>
           </w:tcPr>
           <w:p>
             <w:pPr>
@@ -2808,15 +1890,15 @@
             </w:pPr>
             <w:r>
               <w:rPr>
-                <w:sz w:val="16"/>
+                <w:sz w:val="14"/>
               </w:rPr>
-              <w:t>✓</w:t>
+              <w:t>74.1 [68.2, 79.2]</w:t>
             </w:r>
           </w:p>
         </w:tc>
         <w:tc>
           <w:tcPr>
-            <w:tcW w:type="dxa" w:w="579"/>
+            <w:tcW w:type="dxa" w:w="581"/>
           </w:tcPr>
           <w:p>
             <w:pPr>
@@ -2826,15 +1908,22 @@
             </w:pPr>
             <w:r>
               <w:rPr>
-                <w:sz w:val="16"/>
+                <w:sz w:val="14"/>
               </w:rPr>
-              <w:t>–</w:t>
+              <w:t>2.8×10</w:t>
+            </w:r>
+            <w:r>
+              <w:rPr>
+                <w:sz w:val="14"/>
+                <w:vertAlign w:val="superscript"/>
+              </w:rPr>
+              <w:t>−20</w:t>
             </w:r>
           </w:p>
         </w:tc>
         <w:tc>
           <w:tcPr>
-            <w:tcW w:type="dxa" w:w="1112"/>
+            <w:tcW w:type="dxa" w:w="1278"/>
           </w:tcPr>
           <w:p>
             <w:pPr>
@@ -2844,27 +1933,70 @@
             </w:pPr>
             <w:r>
               <w:rPr>
-                <w:sz w:val="16"/>
+                <w:sz w:val="14"/>
               </w:rPr>
-              <w:t>–</w:t>
+              <w:t>80.3 [69.2, 88.1]</w:t>
             </w:r>
           </w:p>
         </w:tc>
         <w:tc>
           <w:tcPr>
-            <w:tcW w:type="dxa" w:w="1208"/>
+            <w:tcW w:type="dxa" w:w="581"/>
           </w:tcPr>
           <w:p>
             <w:pPr>
               <w:pStyle w:val="IEEETable"/>
               <w:keepNext/>
-              <w:jc w:val="left"/>
+              <w:jc w:val="center"/>
             </w:pPr>
             <w:r>
               <w:rPr>
-                <w:sz w:val="16"/>
+                <w:sz w:val="14"/>
               </w:rPr>
-              <w:t>vanilla + safety rules</w:t>
+              <w:t>2.6×10</w:t>
+            </w:r>
+            <w:r>
+              <w:rPr>
+                <w:sz w:val="14"/>
+                <w:vertAlign w:val="superscript"/>
+              </w:rPr>
+              <w:t>−12</w:t>
+            </w:r>
+          </w:p>
+        </w:tc>
+        <w:tc>
+          <w:tcPr>
+            <w:tcW w:type="dxa" w:w="421"/>
+          </w:tcPr>
+          <w:p>
+            <w:pPr>
+              <w:pStyle w:val="IEEETable"/>
+              <w:keepNext/>
+              <w:jc w:val="center"/>
+            </w:pPr>
+            <w:r>
+              <w:rPr>
+                <w:sz w:val="14"/>
+              </w:rPr>
+              <w:t>97.2</w:t>
+            </w:r>
+          </w:p>
+        </w:tc>
+        <w:tc>
+          <w:tcPr>
+            <w:tcW w:type="dxa" w:w="465"/>
+          </w:tcPr>
+          <w:p>
+            <w:pPr>
+              <w:pStyle w:val="IEEETable"/>
+              <w:keepNext/>
+              <w:jc w:val="center"/>
+            </w:pPr>
+            <w:r>
+              <w:rPr>
+                <w:sz w:val="14"/>
+              </w:rPr>
+              <w:t>19.7</w:t>
             </w:r>
           </w:p>
         </w:tc>
@@ -2875,7 +2007,7 @@
         </w:trPr>
         <w:tc>
           <w:tcPr>
-            <w:tcW w:type="dxa" w:w="1179"/>
+            <w:tcW w:type="dxa" w:w="436"/>
           </w:tcPr>
           <w:p>
             <w:pPr>
@@ -2885,15 +2017,15 @@
             </w:pPr>
             <w:r>
               <w:rPr>
-                <w:sz w:val="16"/>
+                <w:sz w:val="14"/>
               </w:rPr>
-              <w:t>C3 Context Gate only</w:t>
+              <w:t>C2</w:t>
             </w:r>
           </w:p>
         </w:tc>
         <w:tc>
           <w:tcPr>
-            <w:tcW w:type="dxa" w:w="962"/>
+            <w:tcW w:type="dxa" w:w="1278"/>
           </w:tcPr>
           <w:p>
             <w:pPr>
@@ -2903,15 +2035,15 @@
             </w:pPr>
             <w:r>
               <w:rPr>
-                <w:sz w:val="16"/>
+                <w:sz w:val="14"/>
               </w:rPr>
-              <w:t>✓</w:t>
+              <w:t>67.8 [61.6, 73.4]</w:t>
             </w:r>
           </w:p>
         </w:tc>
         <w:tc>
           <w:tcPr>
-            <w:tcW w:type="dxa" w:w="579"/>
+            <w:tcW w:type="dxa" w:w="581"/>
           </w:tcPr>
           <w:p>
             <w:pPr>
@@ -2921,15 +2053,22 @@
             </w:pPr>
             <w:r>
               <w:rPr>
-                <w:sz w:val="16"/>
+                <w:sz w:val="14"/>
               </w:rPr>
-              <w:t>✓</w:t>
+              <w:t>5.6×10</w:t>
+            </w:r>
+            <w:r>
+              <w:rPr>
+                <w:sz w:val="14"/>
+                <w:vertAlign w:val="superscript"/>
+              </w:rPr>
+              <w:t>−13</w:t>
             </w:r>
           </w:p>
         </w:tc>
         <w:tc>
           <w:tcPr>
-            <w:tcW w:type="dxa" w:w="1112"/>
+            <w:tcW w:type="dxa" w:w="1278"/>
           </w:tcPr>
           <w:p>
             <w:pPr>
@@ -2939,27 +2078,70 @@
             </w:pPr>
             <w:r>
               <w:rPr>
-                <w:sz w:val="16"/>
+                <w:sz w:val="14"/>
               </w:rPr>
-              <w:t>–</w:t>
+              <w:t>62.1 [50.1, 72.9]</w:t>
             </w:r>
           </w:p>
         </w:tc>
         <w:tc>
           <w:tcPr>
-            <w:tcW w:type="dxa" w:w="1208"/>
+            <w:tcW w:type="dxa" w:w="581"/>
           </w:tcPr>
           <w:p>
             <w:pPr>
               <w:pStyle w:val="IEEETable"/>
               <w:keepNext/>
-              <w:jc w:val="left"/>
+              <w:jc w:val="center"/>
             </w:pPr>
             <w:r>
               <w:rPr>
-                <w:sz w:val="16"/>
+                <w:sz w:val="14"/>
               </w:rPr>
-              <w:t>production</w:t>
+              <w:t>2.8×10</w:t>
+            </w:r>
+            <w:r>
+              <w:rPr>
+                <w:sz w:val="14"/>
+                <w:vertAlign w:val="superscript"/>
+              </w:rPr>
+              <w:t>−9</w:t>
+            </w:r>
+          </w:p>
+        </w:tc>
+        <w:tc>
+          <w:tcPr>
+            <w:tcW w:type="dxa" w:w="421"/>
+          </w:tcPr>
+          <w:p>
+            <w:pPr>
+              <w:pStyle w:val="IEEETable"/>
+              <w:keepNext/>
+              <w:jc w:val="center"/>
+            </w:pPr>
+            <w:r>
+              <w:rPr>
+                <w:sz w:val="14"/>
+              </w:rPr>
+              <w:t>89.8</w:t>
+            </w:r>
+          </w:p>
+        </w:tc>
+        <w:tc>
+          <w:tcPr>
+            <w:tcW w:type="dxa" w:w="465"/>
+          </w:tcPr>
+          <w:p>
+            <w:pPr>
+              <w:pStyle w:val="IEEETable"/>
+              <w:keepNext/>
+              <w:jc w:val="center"/>
+            </w:pPr>
+            <w:r>
+              <w:rPr>
+                <w:sz w:val="14"/>
+              </w:rPr>
+              <w:t>37.9</w:t>
             </w:r>
           </w:p>
         </w:tc>
@@ -2970,7 +2152,7 @@
         </w:trPr>
         <w:tc>
           <w:tcPr>
-            <w:tcW w:type="dxa" w:w="1179"/>
+            <w:tcW w:type="dxa" w:w="436"/>
           </w:tcPr>
           <w:p>
             <w:pPr>
@@ -2980,15 +2162,15 @@
             </w:pPr>
             <w:r>
               <w:rPr>
-                <w:sz w:val="16"/>
+                <w:sz w:val="14"/>
               </w:rPr>
-              <w:t>C4 Evidence Gate only</w:t>
+              <w:t>C3</w:t>
             </w:r>
           </w:p>
         </w:tc>
         <w:tc>
           <w:tcPr>
-            <w:tcW w:type="dxa" w:w="962"/>
+            <w:tcW w:type="dxa" w:w="1278"/>
           </w:tcPr>
           <w:p>
             <w:pPr>
@@ -2998,15 +2180,15 @@
             </w:pPr>
             <w:r>
               <w:rPr>
-                <w:sz w:val="16"/>
+                <w:sz w:val="14"/>
               </w:rPr>
-              <w:t>✓</w:t>
+              <w:t>57.3 [51.0, 63.4]</w:t>
             </w:r>
           </w:p>
         </w:tc>
         <w:tc>
           <w:tcPr>
-            <w:tcW w:type="dxa" w:w="579"/>
+            <w:tcW w:type="dxa" w:w="581"/>
           </w:tcPr>
           <w:p>
             <w:pPr>
@@ -3016,15 +2198,22 @@
             </w:pPr>
             <w:r>
               <w:rPr>
-                <w:sz w:val="16"/>
+                <w:sz w:val="14"/>
               </w:rPr>
-              <w:t>–</w:t>
+              <w:t>4.9×10</w:t>
+            </w:r>
+            <w:r>
+              <w:rPr>
+                <w:sz w:val="14"/>
+                <w:vertAlign w:val="superscript"/>
+              </w:rPr>
+              <w:t>−10</w:t>
             </w:r>
           </w:p>
         </w:tc>
         <w:tc>
           <w:tcPr>
-            <w:tcW w:type="dxa" w:w="1112"/>
+            <w:tcW w:type="dxa" w:w="1278"/>
           </w:tcPr>
           <w:p>
             <w:pPr>
@@ -3034,27 +2223,70 @@
             </w:pPr>
             <w:r>
               <w:rPr>
-                <w:sz w:val="16"/>
+                <w:sz w:val="14"/>
               </w:rPr>
-              <w:t>✓</w:t>
+              <w:t>65.2 [53.1, 75.5]</w:t>
             </w:r>
           </w:p>
         </w:tc>
         <w:tc>
           <w:tcPr>
-            <w:tcW w:type="dxa" w:w="1208"/>
+            <w:tcW w:type="dxa" w:w="581"/>
           </w:tcPr>
           <w:p>
             <w:pPr>
               <w:pStyle w:val="IEEETable"/>
               <w:keepNext/>
-              <w:jc w:val="left"/>
+              <w:jc w:val="center"/>
             </w:pPr>
             <w:r>
               <w:rPr>
-                <w:sz w:val="16"/>
+                <w:sz w:val="14"/>
               </w:rPr>
-              <w:t>production</w:t>
+              <w:t>4.2×10</w:t>
+            </w:r>
+            <w:r>
+              <w:rPr>
+                <w:sz w:val="14"/>
+                <w:vertAlign w:val="superscript"/>
+              </w:rPr>
+              <w:t>−9</w:t>
+            </w:r>
+          </w:p>
+        </w:tc>
+        <w:tc>
+          <w:tcPr>
+            <w:tcW w:type="dxa" w:w="421"/>
+          </w:tcPr>
+          <w:p>
+            <w:pPr>
+              <w:pStyle w:val="IEEETable"/>
+              <w:keepNext/>
+              <w:jc w:val="center"/>
+            </w:pPr>
+            <w:r>
+              <w:rPr>
+                <w:sz w:val="14"/>
+              </w:rPr>
+              <w:t>83.3</w:t>
+            </w:r>
+          </w:p>
+        </w:tc>
+        <w:tc>
+          <w:tcPr>
+            <w:tcW w:type="dxa" w:w="465"/>
+          </w:tcPr>
+          <w:p>
+            <w:pPr>
+              <w:pStyle w:val="IEEETable"/>
+              <w:keepNext/>
+              <w:jc w:val="center"/>
+            </w:pPr>
+            <w:r>
+              <w:rPr>
+                <w:sz w:val="14"/>
+              </w:rPr>
+              <w:t>19.7</w:t>
             </w:r>
           </w:p>
         </w:tc>
@@ -3065,7 +2297,7 @@
         </w:trPr>
         <w:tc>
           <w:tcPr>
-            <w:tcW w:type="dxa" w:w="1179"/>
+            <w:tcW w:type="dxa" w:w="436"/>
           </w:tcPr>
           <w:p>
             <w:pPr>
@@ -3075,15 +2307,15 @@
             </w:pPr>
             <w:r>
               <w:rPr>
-                <w:sz w:val="16"/>
+                <w:sz w:val="14"/>
               </w:rPr>
-              <w:t>C5 MedBridge</w:t>
+              <w:t>C4</w:t>
             </w:r>
           </w:p>
         </w:tc>
         <w:tc>
           <w:tcPr>
-            <w:tcW w:type="dxa" w:w="962"/>
+            <w:tcW w:type="dxa" w:w="1278"/>
           </w:tcPr>
           <w:p>
             <w:pPr>
@@ -3093,15 +2325,15 @@
             </w:pPr>
             <w:r>
               <w:rPr>
-                <w:sz w:val="16"/>
+                <w:sz w:val="14"/>
               </w:rPr>
-              <w:t>✓</w:t>
+              <w:t>43.5 [37.4, 49.9]</w:t>
             </w:r>
           </w:p>
         </w:tc>
         <w:tc>
           <w:tcPr>
-            <w:tcW w:type="dxa" w:w="579"/>
+            <w:tcW w:type="dxa" w:w="581"/>
           </w:tcPr>
           <w:p>
             <w:pPr>
@@ -3111,15 +2343,15 @@
             </w:pPr>
             <w:r>
               <w:rPr>
-                <w:sz w:val="16"/>
+                <w:sz w:val="14"/>
               </w:rPr>
-              <w:t>✓</w:t>
+              <w:t>0.0059</w:t>
             </w:r>
           </w:p>
         </w:tc>
         <w:tc>
           <w:tcPr>
-            <w:tcW w:type="dxa" w:w="1112"/>
+            <w:tcW w:type="dxa" w:w="1278"/>
           </w:tcPr>
           <w:p>
             <w:pPr>
@@ -3129,27 +2361,63 @@
             </w:pPr>
             <w:r>
               <w:rPr>
-                <w:sz w:val="16"/>
+                <w:sz w:val="14"/>
               </w:rPr>
-              <w:t>✓</w:t>
+              <w:t>16.7 [9.6, 27.4]</w:t>
             </w:r>
           </w:p>
         </w:tc>
         <w:tc>
           <w:tcPr>
-            <w:tcW w:type="dxa" w:w="1208"/>
+            <w:tcW w:type="dxa" w:w="581"/>
           </w:tcPr>
           <w:p>
             <w:pPr>
               <w:pStyle w:val="IEEETable"/>
               <w:keepNext/>
-              <w:jc w:val="left"/>
+              <w:jc w:val="center"/>
             </w:pPr>
             <w:r>
               <w:rPr>
-                <w:sz w:val="16"/>
+                <w:sz w:val="14"/>
               </w:rPr>
-              <w:t>production</w:t>
+              <w:t>1.00</w:t>
+            </w:r>
+          </w:p>
+        </w:tc>
+        <w:tc>
+          <w:tcPr>
+            <w:tcW w:type="dxa" w:w="421"/>
+          </w:tcPr>
+          <w:p>
+            <w:pPr>
+              <w:pStyle w:val="IEEETable"/>
+              <w:keepNext/>
+              <w:jc w:val="center"/>
+            </w:pPr>
+            <w:r>
+              <w:rPr>
+                <w:sz w:val="14"/>
+              </w:rPr>
+              <w:t>77.8</w:t>
+            </w:r>
+          </w:p>
+        </w:tc>
+        <w:tc>
+          <w:tcPr>
+            <w:tcW w:type="dxa" w:w="465"/>
+          </w:tcPr>
+          <w:p>
+            <w:pPr>
+              <w:pStyle w:val="IEEETable"/>
+              <w:keepNext/>
+              <w:jc w:val="center"/>
+            </w:pPr>
+            <w:r>
+              <w:rPr>
+                <w:sz w:val="14"/>
+              </w:rPr>
+              <w:t>83.3</w:t>
             </w:r>
           </w:p>
         </w:tc>
@@ -3160,7 +2428,407 @@
         </w:trPr>
         <w:tc>
           <w:tcPr>
-            <w:tcW w:type="dxa" w:w="1179"/>
+            <w:tcW w:type="dxa" w:w="436"/>
+          </w:tcPr>
+          <w:p>
+            <w:pPr>
+              <w:pStyle w:val="IEEETable"/>
+              <w:keepNext/>
+              <w:jc w:val="left"/>
+            </w:pPr>
+            <w:r>
+              <w:rPr>
+                <w:sz w:val="14"/>
+              </w:rPr>
+              <w:t>C5</w:t>
+            </w:r>
+          </w:p>
+        </w:tc>
+        <w:tc>
+          <w:tcPr>
+            <w:tcW w:type="dxa" w:w="1278"/>
+          </w:tcPr>
+          <w:p>
+            <w:pPr>
+              <w:pStyle w:val="IEEETable"/>
+              <w:keepNext/>
+              <w:jc w:val="center"/>
+            </w:pPr>
+            <w:r>
+              <w:rPr>
+                <w:sz w:val="14"/>
+              </w:rPr>
+              <w:t>37.2 [31.4, 43.5]</w:t>
+            </w:r>
+          </w:p>
+        </w:tc>
+        <w:tc>
+          <w:tcPr>
+            <w:tcW w:type="dxa" w:w="581"/>
+          </w:tcPr>
+          <w:p>
+            <w:pPr>
+              <w:pStyle w:val="IEEETable"/>
+              <w:keepNext/>
+              <w:jc w:val="center"/>
+            </w:pPr>
+            <w:r>
+              <w:rPr>
+                <w:sz w:val="14"/>
+              </w:rPr>
+              <w:t>—</w:t>
+            </w:r>
+          </w:p>
+        </w:tc>
+        <w:tc>
+          <w:tcPr>
+            <w:tcW w:type="dxa" w:w="1278"/>
+          </w:tcPr>
+          <w:p>
+            <w:pPr>
+              <w:pStyle w:val="IEEETable"/>
+              <w:keepNext/>
+              <w:jc w:val="center"/>
+            </w:pPr>
+            <w:r>
+              <w:rPr>
+                <w:sz w:val="14"/>
+              </w:rPr>
+              <w:t>15.2 [8.4, 25.7]</w:t>
+            </w:r>
+          </w:p>
+        </w:tc>
+        <w:tc>
+          <w:tcPr>
+            <w:tcW w:type="dxa" w:w="581"/>
+          </w:tcPr>
+          <w:p>
+            <w:pPr>
+              <w:pStyle w:val="IEEETable"/>
+              <w:keepNext/>
+              <w:jc w:val="center"/>
+            </w:pPr>
+            <w:r>
+              <w:rPr>
+                <w:sz w:val="14"/>
+              </w:rPr>
+              <w:t>—</w:t>
+            </w:r>
+          </w:p>
+        </w:tc>
+        <w:tc>
+          <w:tcPr>
+            <w:tcW w:type="dxa" w:w="421"/>
+          </w:tcPr>
+          <w:p>
+            <w:pPr>
+              <w:pStyle w:val="IEEETable"/>
+              <w:keepNext/>
+              <w:jc w:val="center"/>
+            </w:pPr>
+            <w:r>
+              <w:rPr>
+                <w:sz w:val="14"/>
+              </w:rPr>
+              <w:t>73.1</w:t>
+            </w:r>
+          </w:p>
+        </w:tc>
+        <w:tc>
+          <w:tcPr>
+            <w:tcW w:type="dxa" w:w="465"/>
+          </w:tcPr>
+          <w:p>
+            <w:pPr>
+              <w:pStyle w:val="IEEETable"/>
+              <w:keepNext/>
+              <w:jc w:val="center"/>
+            </w:pPr>
+            <w:r>
+              <w:rPr>
+                <w:sz w:val="14"/>
+              </w:rPr>
+              <w:t>69.7</w:t>
+            </w:r>
+          </w:p>
+        </w:tc>
+      </w:tr>
+      <w:tr>
+        <w:trPr>
+          <w:cantSplit w:val="true"/>
+        </w:trPr>
+        <w:tc>
+          <w:tcPr>
+            <w:tcW w:type="dxa" w:w="436"/>
+          </w:tcPr>
+          <w:p>
+            <w:pPr>
+              <w:pStyle w:val="IEEETable"/>
+              <w:keepNext/>
+              <w:jc w:val="left"/>
+            </w:pPr>
+            <w:r>
+              <w:rPr>
+                <w:sz w:val="14"/>
+              </w:rPr>
+              <w:t>V1</w:t>
+            </w:r>
+          </w:p>
+        </w:tc>
+        <w:tc>
+          <w:tcPr>
+            <w:tcW w:type="dxa" w:w="1278"/>
+          </w:tcPr>
+          <w:p>
+            <w:pPr>
+              <w:pStyle w:val="IEEETable"/>
+              <w:keepNext/>
+              <w:jc w:val="center"/>
+            </w:pPr>
+            <w:r>
+              <w:rPr>
+                <w:sz w:val="14"/>
+              </w:rPr>
+              <w:t>36.6 [30.7, 42.8]</w:t>
+            </w:r>
+          </w:p>
+        </w:tc>
+        <w:tc>
+          <w:tcPr>
+            <w:tcW w:type="dxa" w:w="581"/>
+          </w:tcPr>
+          <w:p>
+            <w:pPr>
+              <w:pStyle w:val="IEEETable"/>
+              <w:keepNext/>
+              <w:jc w:val="center"/>
+            </w:pPr>
+            <w:r>
+              <w:rPr>
+                <w:sz w:val="14"/>
+              </w:rPr>
+              <w:t>0.73</w:t>
+            </w:r>
+          </w:p>
+        </w:tc>
+        <w:tc>
+          <w:tcPr>
+            <w:tcW w:type="dxa" w:w="1278"/>
+          </w:tcPr>
+          <w:p>
+            <w:pPr>
+              <w:pStyle w:val="IEEETable"/>
+              <w:keepNext/>
+              <w:jc w:val="center"/>
+            </w:pPr>
+            <w:r>
+              <w:rPr>
+                <w:sz w:val="14"/>
+              </w:rPr>
+              <w:t>13.6 [7.3, 23.9]</w:t>
+            </w:r>
+          </w:p>
+        </w:tc>
+        <w:tc>
+          <w:tcPr>
+            <w:tcW w:type="dxa" w:w="581"/>
+          </w:tcPr>
+          <w:p>
+            <w:pPr>
+              <w:pStyle w:val="IEEETable"/>
+              <w:keepNext/>
+              <w:jc w:val="center"/>
+            </w:pPr>
+            <w:r>
+              <w:rPr>
+                <w:sz w:val="14"/>
+              </w:rPr>
+              <w:t>1.00</w:t>
+            </w:r>
+          </w:p>
+        </w:tc>
+        <w:tc>
+          <w:tcPr>
+            <w:tcW w:type="dxa" w:w="421"/>
+          </w:tcPr>
+          <w:p>
+            <w:pPr>
+              <w:pStyle w:val="IEEETable"/>
+              <w:keepNext/>
+              <w:jc w:val="center"/>
+            </w:pPr>
+            <w:r>
+              <w:rPr>
+                <w:sz w:val="14"/>
+              </w:rPr>
+              <w:t>72.0</w:t>
+            </w:r>
+          </w:p>
+        </w:tc>
+        <w:tc>
+          <w:tcPr>
+            <w:tcW w:type="dxa" w:w="465"/>
+          </w:tcPr>
+          <w:p>
+            <w:pPr>
+              <w:pStyle w:val="IEEETable"/>
+              <w:keepNext/>
+              <w:jc w:val="center"/>
+            </w:pPr>
+            <w:r>
+              <w:rPr>
+                <w:sz w:val="14"/>
+              </w:rPr>
+              <w:t>71.2</w:t>
+            </w:r>
+          </w:p>
+        </w:tc>
+      </w:tr>
+      <w:tr>
+        <w:trPr>
+          <w:cantSplit w:val="true"/>
+        </w:trPr>
+        <w:tc>
+          <w:tcPr>
+            <w:tcW w:type="dxa" w:w="436"/>
+          </w:tcPr>
+          <w:p>
+            <w:pPr>
+              <w:pStyle w:val="IEEETable"/>
+              <w:keepNext/>
+              <w:jc w:val="left"/>
+            </w:pPr>
+            <w:r>
+              <w:rPr>
+                <w:sz w:val="14"/>
+              </w:rPr>
+              <w:t>V2</w:t>
+            </w:r>
+          </w:p>
+        </w:tc>
+        <w:tc>
+          <w:tcPr>
+            <w:tcW w:type="dxa" w:w="1278"/>
+          </w:tcPr>
+          <w:p>
+            <w:pPr>
+              <w:pStyle w:val="IEEETable"/>
+              <w:keepNext/>
+              <w:jc w:val="center"/>
+            </w:pPr>
+            <w:r>
+              <w:rPr>
+                <w:sz w:val="14"/>
+              </w:rPr>
+              <w:t>21.3 [16.6, 27.0]</w:t>
+            </w:r>
+          </w:p>
+        </w:tc>
+        <w:tc>
+          <w:tcPr>
+            <w:tcW w:type="dxa" w:w="581"/>
+          </w:tcPr>
+          <w:p>
+            <w:pPr>
+              <w:pStyle w:val="IEEETable"/>
+              <w:keepNext/>
+              <w:jc w:val="center"/>
+            </w:pPr>
+            <w:r>
+              <w:rPr>
+                <w:sz w:val="14"/>
+              </w:rPr>
+              <w:t>4.9×10</w:t>
+            </w:r>
+            <w:r>
+              <w:rPr>
+                <w:sz w:val="14"/>
+                <w:vertAlign w:val="superscript"/>
+              </w:rPr>
+              <w:t>−9</w:t>
+            </w:r>
+          </w:p>
+        </w:tc>
+        <w:tc>
+          <w:tcPr>
+            <w:tcW w:type="dxa" w:w="1278"/>
+          </w:tcPr>
+          <w:p>
+            <w:pPr>
+              <w:pStyle w:val="IEEETable"/>
+              <w:keepNext/>
+              <w:jc w:val="center"/>
+            </w:pPr>
+            <w:r>
+              <w:rPr>
+                <w:sz w:val="14"/>
+              </w:rPr>
+              <w:t>10.6 [5.2, 20.3]</w:t>
+            </w:r>
+          </w:p>
+        </w:tc>
+        <w:tc>
+          <w:tcPr>
+            <w:tcW w:type="dxa" w:w="581"/>
+          </w:tcPr>
+          <w:p>
+            <w:pPr>
+              <w:pStyle w:val="IEEETable"/>
+              <w:keepNext/>
+              <w:jc w:val="center"/>
+            </w:pPr>
+            <w:r>
+              <w:rPr>
+                <w:sz w:val="14"/>
+              </w:rPr>
+              <w:t>0.75</w:t>
+            </w:r>
+          </w:p>
+        </w:tc>
+        <w:tc>
+          <w:tcPr>
+            <w:tcW w:type="dxa" w:w="421"/>
+          </w:tcPr>
+          <w:p>
+            <w:pPr>
+              <w:pStyle w:val="IEEETable"/>
+              <w:keepNext/>
+              <w:jc w:val="center"/>
+            </w:pPr>
+            <w:r>
+              <w:rPr>
+                <w:sz w:val="14"/>
+              </w:rPr>
+              <w:t>67.6</w:t>
+            </w:r>
+          </w:p>
+        </w:tc>
+        <w:tc>
+          <w:tcPr>
+            <w:tcW w:type="dxa" w:w="465"/>
+          </w:tcPr>
+          <w:p>
+            <w:pPr>
+              <w:pStyle w:val="IEEETable"/>
+              <w:keepNext/>
+              <w:jc w:val="center"/>
+            </w:pPr>
+            <w:r>
+              <w:rPr>
+                <w:sz w:val="14"/>
+              </w:rPr>
+              <w:t>74.2</w:t>
+            </w:r>
+          </w:p>
+        </w:tc>
+      </w:tr>
+      <w:tr>
+        <w:trPr>
+          <w:cantSplit w:val="true"/>
+        </w:trPr>
+        <w:tc>
+          <w:tcPr>
+            <w:tcW w:type="dxa" w:w="436"/>
           </w:tcPr>
           <w:p>
             <w:pPr>
@@ -3170,15 +2838,15 @@
             </w:pPr>
             <w:r>
               <w:rPr>
-                <w:sz w:val="16"/>
+                <w:sz w:val="14"/>
               </w:rPr>
-              <w:t>V1, V2</w:t>
+              <w:t>V12</w:t>
             </w:r>
           </w:p>
         </w:tc>
         <w:tc>
           <w:tcPr>
-            <w:tcW w:type="dxa" w:w="962"/>
+            <w:tcW w:type="dxa" w:w="1278"/>
           </w:tcPr>
           <w:p>
             <w:pPr>
@@ -3188,15 +2856,15 @@
             </w:pPr>
             <w:r>
               <w:rPr>
-                <w:sz w:val="16"/>
+                <w:sz w:val="14"/>
               </w:rPr>
-              <w:t>✓</w:t>
+              <w:t>20.2 [15.6, 25.7]</w:t>
             </w:r>
           </w:p>
         </w:tc>
         <w:tc>
           <w:tcPr>
-            <w:tcW w:type="dxa" w:w="579"/>
+            <w:tcW w:type="dxa" w:w="581"/>
           </w:tcPr>
           <w:p>
             <w:pPr>
@@ -3206,15 +2874,22 @@
             </w:pPr>
             <w:r>
               <w:rPr>
-                <w:sz w:val="16"/>
+                <w:sz w:val="14"/>
               </w:rPr>
-              <w:t>✓</w:t>
+              <w:t>1.2×10</w:t>
+            </w:r>
+            <w:r>
+              <w:rPr>
+                <w:sz w:val="14"/>
+                <w:vertAlign w:val="superscript"/>
+              </w:rPr>
+              <w:t>−8</w:t>
             </w:r>
           </w:p>
         </w:tc>
         <w:tc>
           <w:tcPr>
-            <w:tcW w:type="dxa" w:w="1112"/>
+            <w:tcW w:type="dxa" w:w="1278"/>
           </w:tcPr>
           <w:p>
             <w:pPr>
@@ -3224,27 +2899,63 @@
             </w:pPr>
             <w:r>
               <w:rPr>
-                <w:sz w:val="16"/>
+                <w:sz w:val="14"/>
               </w:rPr>
-              <w:t>✓ (V1: calibrated)</w:t>
+              <w:t>9.1 [4.2, 18.4]</w:t>
             </w:r>
           </w:p>
         </w:tc>
         <w:tc>
           <w:tcPr>
-            <w:tcW w:type="dxa" w:w="1208"/>
+            <w:tcW w:type="dxa" w:w="581"/>
           </w:tcPr>
           <w:p>
             <w:pPr>
               <w:pStyle w:val="IEEETable"/>
               <w:keepNext w:val="0"/>
-              <w:jc w:val="left"/>
+              <w:jc w:val="center"/>
             </w:pPr>
             <w:r>
               <w:rPr>
-                <w:sz w:val="16"/>
+                <w:sz w:val="14"/>
               </w:rPr>
-              <w:t>production (+ Gate 3)</w:t>
+              <w:t>0.66</w:t>
+            </w:r>
+          </w:p>
+        </w:tc>
+        <w:tc>
+          <w:tcPr>
+            <w:tcW w:type="dxa" w:w="421"/>
+          </w:tcPr>
+          <w:p>
+            <w:pPr>
+              <w:pStyle w:val="IEEETable"/>
+              <w:keepNext w:val="0"/>
+              <w:jc w:val="center"/>
+            </w:pPr>
+            <w:r>
+              <w:rPr>
+                <w:sz w:val="14"/>
+              </w:rPr>
+              <w:t>69.2</w:t>
+            </w:r>
+          </w:p>
+        </w:tc>
+        <w:tc>
+          <w:tcPr>
+            <w:tcW w:type="dxa" w:w="465"/>
+          </w:tcPr>
+          <w:p>
+            <w:pPr>
+              <w:pStyle w:val="IEEETable"/>
+              <w:keepNext w:val="0"/>
+              <w:jc w:val="center"/>
+            </w:pPr>
+            <w:r>
+              <w:rPr>
+                <w:sz w:val="14"/>
+              </w:rPr>
+              <w:t>75.8</w:t>
             </w:r>
           </w:p>
         </w:tc>
@@ -3252,15 +2963,86 @@
     </w:tbl>
     <w:p>
       <w:pPr>
-        <w:spacing w:after="80"/>
+        <w:pStyle w:val="IEEENote"/>
       </w:pPr>
+      <w:r>
+        <w:t>Source: evaluation/results/summary.json. Halluc.: 239 judged turns (C0: 236, V1: 238, V12: 238); Unsafe and Abst. (appropriate abstention): 66 unanswerable turns (C0: 63); Cov. (coverage): 108 answerable turns (V1: 107, V12: 107). p: exact McNemar test against C5, Holm-adjusted within each family and outcome (C5 vs C0 to C4; V1, V2, V12 vs C5); C5 vs C1G unadjusted.</w:t>
+      </w:r>
+    </w:p>
+    <w:p>
+      <w:pPr>
+        <w:pStyle w:val="IEEEBody"/>
+      </w:pPr>
+      <w:r>
+        <w:t xml:space="preserve">The dual gate (C5) produced a hallucinated response in </w:t>
+      </w:r>
+      <w:r>
+        <w:t>37.2% [31.4, 43.5]</w:t>
+      </w:r>
+      <w:r>
+        <w:t xml:space="preserve"> of turns, against </w:t>
+      </w:r>
+      <w:r>
+        <w:t>72.8%</w:t>
+      </w:r>
+      <w:r>
+        <w:t xml:space="preserve"> for vanilla RAG (C1), </w:t>
+      </w:r>
+      <w:r>
+        <w:t>67.8%</w:t>
+      </w:r>
+      <w:r>
+        <w:t xml:space="preserve"> for prompt-only safety (C2) and </w:t>
+      </w:r>
+      <w:r>
+        <w:t>96.6%</w:t>
+      </w:r>
+      <w:r>
+        <w:t xml:space="preserve"> for the direct LLM (C0). On unanswerable turns its unsafe-answer rate was </w:t>
+      </w:r>
+      <w:r>
+        <w:t>15.2% [8.4, 25.7]</w:t>
+      </w:r>
+      <w:r>
+        <w:t xml:space="preserve">, against </w:t>
+      </w:r>
+      <w:r>
+        <w:t>84.8%</w:t>
+      </w:r>
+      <w:r>
+        <w:t xml:space="preserve"> (C1) and </w:t>
+      </w:r>
+      <w:r>
+        <w:t>62.1%</w:t>
+      </w:r>
+      <w:r>
+        <w:t xml:space="preserve"> (C2). The NLI judge, which scored C0, C1 and C1G completely and no gated condition, rated them at least as harshly (</w:t>
+      </w:r>
+      <w:r>
+        <w:t>97.0%</w:t>
+      </w:r>
+      <w:r>
+        <w:t xml:space="preserve">, </w:t>
+      </w:r>
+      <w:r>
+        <w:t>81.2%</w:t>
+      </w:r>
+      <w:r>
+        <w:t xml:space="preserve"> and </w:t>
+      </w:r>
+      <w:r>
+        <w:t>81.2%</w:t>
+      </w:r>
+      <w:r>
+        <w:t xml:space="preserve"> for C0, C1 and C1G).</w:t>
+      </w:r>
     </w:p>
     <w:p>
       <w:pPr>
         <w:pStyle w:val="Heading2"/>
       </w:pPr>
       <w:r>
-        <w:t>C. Models</w:t>
+        <w:t>B. Paired Tests and the Decision Rule</w:t>
       </w:r>
     </w:p>
     <w:p>
@@ -3268,73 +3050,61 @@
         <w:pStyle w:val="IEEEBody"/>
       </w:pPr>
       <w:r>
-        <w:t xml:space="preserve">One application model serves the extractor, both gates and the generator. It was chosen by running C5 on the development split with qwen3.5:4b, qwen3:8b </w:t>
-      </w:r>
-      <w:r>
-        <w:t>[26]</w:t>
-      </w:r>
-      <w:r>
-        <w:t xml:space="preserve"> and gemma3:4b </w:t>
-      </w:r>
-      <w:r>
-        <w:t>[27]</w:t>
-      </w:r>
-      <w:r>
-        <w:t xml:space="preserve">. On </w:t>
-      </w:r>
-      <w:r>
-        <w:t>59</w:t>
-      </w:r>
-      <w:r>
-        <w:t xml:space="preserve"> turns, strict routing accuracy was </w:t>
-      </w:r>
-      <w:r>
-        <w:t>69.5% [56.9, 79.7]</w:t>
-      </w:r>
-      <w:r>
-        <w:t xml:space="preserve">, </w:t>
-      </w:r>
-      <w:r>
-        <w:t>71.2% [58.6, 81.2]</w:t>
+        <w:t>C5 reduced hallucination by 35.6 percentage points (pp) against C1 (odds ratio 0.15) and by 30.5 pp against C2, and unsafe answers by 69.7 and 47.0 pp, with Holm-adjusted p ≤ 2.8×10</w:t>
+      </w:r>
+      <w:r>
+        <w:rPr>
+          <w:vertAlign w:val="superscript"/>
+        </w:rPr>
+        <w:t>−9</w:t>
+      </w:r>
+      <w:r>
+        <w:t xml:space="preserve"> in all four tests (all McNemar p-values below are Holm-adjusted), so the fallback of our decision rule is not triggered. Cochran’s Q confirms that C0 to C5 (C1G not included) differ on both outcomes (Q = </w:t>
+      </w:r>
+      <w:r>
+        <w:t>291.3</w:t>
       </w:r>
       <w:r>
         <w:t xml:space="preserve"> and </w:t>
       </w:r>
       <w:r>
-        <w:t>40.7% [29.1, 53.4]</w:t>
-      </w:r>
-      <w:r>
-        <w:t xml:space="preserve"> respectively (Wilson 95% intervals), with median turn latencies of </w:t>
-      </w:r>
-      <w:r>
-        <w:t>10.3</w:t>
-      </w:r>
-      <w:r>
-        <w:t xml:space="preserve">, </w:t>
-      </w:r>
-      <w:r>
-        <w:t>16.0</w:t>
-      </w:r>
-      <w:r>
-        <w:t xml:space="preserve"> and </w:t>
-      </w:r>
-      <w:r>
-        <w:t>9.3</w:t>
-      </w:r>
-      <w:r>
-        <w:t xml:space="preserve"> s. An exact McNemar test found no significant difference between the two Qwen models (8 against 9 discordant turns, p = 1.00), so we use qwen3.5:4b (</w:t>
-      </w:r>
-      <w:r>
-        <w:t>4.2B</w:t>
-      </w:r>
-      <w:r>
-        <w:t xml:space="preserve"> parameters, </w:t>
-      </w:r>
-      <w:r>
-        <w:t>Q4_K_M</w:t>
-      </w:r>
-      <w:r>
-        <w:t>), which is faster and fits a 6 GB laptop GPU. Inference runs through Ollama on an Apple M5 machine with 24 GB of memory.</w:t>
+        <w:t>158.5</w:t>
+      </w:r>
+      <w:r>
+        <w:t>, df = 5, n = 236 and 63 complete cases, p &lt; 10</w:t>
+      </w:r>
+      <w:r>
+        <w:rPr>
+          <w:vertAlign w:val="superscript"/>
+        </w:rPr>
+        <w:t>−30</w:t>
+      </w:r>
+      <w:r>
+        <w:t xml:space="preserve">). In sensitivity analyses (no C1, C2 or C5 turn was degraded, so including degraded turns changes none of the four tests), all four tests stay significant when the </w:t>
+      </w:r>
+      <w:r>
+        <w:t>10</w:t>
+      </w:r>
+      <w:r>
+        <w:t xml:space="preserve"> test items resembling few-shot examples of earlier prompt versions are removed (C5 vs C1 hallucination: p = 1.3×10</w:t>
+      </w:r>
+      <w:r>
+        <w:rPr>
+          <w:vertAlign w:val="superscript"/>
+        </w:rPr>
+        <w:t>−13</w:t>
+      </w:r>
+      <w:r>
+        <w:t>) and per item instead of per turn (p = 1.1×10</w:t>
+      </w:r>
+      <w:r>
+        <w:rPr>
+          <w:vertAlign w:val="superscript"/>
+        </w:rPr>
+        <w:t>−11</w:t>
+      </w:r>
+      <w:r>
+        <w:t>), and both hallucination tests when the non-clinical claim filter is disabled.</w:t>
       </w:r>
     </w:p>
     <w:p>
@@ -3342,7 +3112,7 @@
         <w:pStyle w:val="Heading2"/>
       </w:pPr>
       <w:r>
-        <w:t>D. Hallucination Judges</w:t>
+        <w:t>C. Where the Reduction Comes From</w:t>
       </w:r>
     </w:p>
     <w:p>
@@ -3350,43 +3120,126 @@
         <w:pStyle w:val="IEEEBody"/>
       </w:pPr>
       <w:r>
-        <w:t xml:space="preserve">The </w:t>
-      </w:r>
-      <w:r>
-        <w:rPr>
-          <w:i/>
-        </w:rPr>
-        <w:t>LLM judge</w:t>
-      </w:r>
-      <w:r>
-        <w:t xml:space="preserve">, gemma3:12b </w:t>
-      </w:r>
-      <w:r>
-        <w:t>[27]</w:t>
-      </w:r>
-      <w:r>
-        <w:t xml:space="preserve">, is larger than the application model and from a different family; it runs at temperature 0 with structured output. It splits each response into atomic clinical claims </w:t>
-      </w:r>
-      <w:r>
-        <w:t>[14]</w:t>
-      </w:r>
-      <w:r>
-        <w:t xml:space="preserve">, leaving out greetings, questions and generic referral advice, and labels each claim SUPPORTED, UNSUPPORTED or CONTRADICTED under a strict rubric (only an explicit statement or a direct paraphrase counts). The evidence per claim is the condition’s own chunks plus the top three chunks that the production retriever returns for the claim itself, retrieved independently of the condition, so C0, which retrieves nothing, is judged on equal terms. It also classifies the behaviour and flags accepted false premises, endorsed fabricated entities and unsupported doses, never seeing the condition or category. The </w:t>
-      </w:r>
-      <w:r>
-        <w:rPr>
-          <w:i/>
-        </w:rPr>
-        <w:t>NLI judge</w:t>
-      </w:r>
-      <w:r>
-        <w:t xml:space="preserve"> scores the same claims against the same passages with the cross-encoder nli-deberta-v3-base </w:t>
-      </w:r>
-      <w:r>
-        <w:t>[28]</w:t>
-      </w:r>
-      <w:r>
-        <w:t>, taking the maximum entailment over three-sentence windows, with thresholds calibrated on the development split to agree with the LLM judge; the two are therefore complementary rather than independent. Template responses contain no claims. A blinded, stratified 50-item claim sheet, drawn from test items whose C5 or C1 response contains a claim, will be exported for human annotation once the test runs are judged.</w:t>
+        <w:t>The gates lowered the rate mainly by producing fewer responses with clinical content, not better-grounded ones (</w:t>
+      </w:r>
+      <w:r>
+        <w:t>Fig. 2</w:t>
+      </w:r>
+      <w:r>
+        <w:t xml:space="preserve">). C5 returned clinical claims in </w:t>
+      </w:r>
+      <w:r>
+        <w:t>105</w:t>
+      </w:r>
+      <w:r>
+        <w:t xml:space="preserve"> of </w:t>
+      </w:r>
+      <w:r>
+        <w:t>239</w:t>
+      </w:r>
+      <w:r>
+        <w:t xml:space="preserve"> turns, against </w:t>
+      </w:r>
+      <w:r>
+        <w:t>206</w:t>
+      </w:r>
+      <w:r>
+        <w:t xml:space="preserve"> for C1, but among those responses the hallucination rate was unchanged (</w:t>
+      </w:r>
+      <w:r>
+        <w:t>84.8%</w:t>
+      </w:r>
+      <w:r>
+        <w:t xml:space="preserve"> against </w:t>
+      </w:r>
+      <w:r>
+        <w:t>84.5%</w:t>
+      </w:r>
+      <w:r>
+        <w:t>), and the pooled unsupported-claim ratios overlap (</w:t>
+      </w:r>
+      <w:r>
+        <w:t>0.263 [0.222, 0.308]</w:t>
+      </w:r>
+      <w:r>
+        <w:t xml:space="preserve"> against </w:t>
+      </w:r>
+      <w:r>
+        <w:t>0.297 [0.264, 0.331]</w:t>
+      </w:r>
+      <w:r>
+        <w:t xml:space="preserve">). The price is coverage: C5 answered </w:t>
+      </w:r>
+      <w:r>
+        <w:t>73.1%</w:t>
+      </w:r>
+      <w:r>
+        <w:t xml:space="preserve"> of answerable turns against </w:t>
+      </w:r>
+      <w:r>
+        <w:t>98.1%</w:t>
+      </w:r>
+      <w:r>
+        <w:t xml:space="preserve"> for C1, and abstained on </w:t>
+      </w:r>
+      <w:r>
+        <w:t>16.7%</w:t>
+      </w:r>
+      <w:r>
+        <w:t>.</w:t>
+      </w:r>
+    </w:p>
+    <w:p>
+      <w:pPr>
+        <w:keepNext/>
+        <w:spacing w:before="80"/>
+        <w:jc w:val="center"/>
+      </w:pPr>
+      <w:r>
+        <w:drawing>
+          <wp:inline xmlns:a="http://schemas.openxmlformats.org/drawingml/2006/main" xmlns:pic="http://schemas.openxmlformats.org/drawingml/2006/picture">
+            <wp:extent cx="2834640" cy="1848678"/>
+            <wp:docPr id="2" name="Picture 2"/>
+            <wp:cNvGraphicFramePr>
+              <a:graphicFrameLocks noChangeAspect="1"/>
+            </wp:cNvGraphicFramePr>
+            <a:graphic>
+              <a:graphicData uri="http://schemas.openxmlformats.org/drawingml/2006/picture">
+                <pic:pic>
+                  <pic:nvPicPr>
+                    <pic:cNvPr id="0" name="response_composition.png"/>
+                    <pic:cNvPicPr/>
+                  </pic:nvPicPr>
+                  <pic:blipFill>
+                    <a:blip r:embed="rId10"/>
+                    <a:stretch>
+                      <a:fillRect/>
+                    </a:stretch>
+                  </pic:blipFill>
+                  <pic:spPr>
+                    <a:xfrm>
+                      <a:off x="0" y="0"/>
+                      <a:ext cx="2834640" cy="1848678"/>
+                    </a:xfrm>
+                    <a:prstGeom prst="rect"/>
+                  </pic:spPr>
+                </pic:pic>
+              </a:graphicData>
+            </a:graphic>
+          </wp:inline>
+        </w:drawing>
+      </w:r>
+    </w:p>
+    <w:p>
+      <w:pPr>
+        <w:pStyle w:val="IEEECaption"/>
+        <w:jc w:val="both"/>
+      </w:pPr>
+      <w:r>
+        <w:t xml:space="preserve">Fig. 2. </w:t>
+      </w:r>
+      <w:r>
+        <w:t>Composition of the judged test responses (LLM judge). Hatched: response-level hallucination rate; right column: hallucination rate among responses with clinical claims.</w:t>
       </w:r>
     </w:p>
     <w:p>
@@ -3394,7 +3247,7 @@
         <w:pStyle w:val="Heading2"/>
       </w:pPr>
       <w:r>
-        <w:t>E. Metrics and Statistics</w:t>
+        <w:t>D. Gate Ablation and Variants</w:t>
       </w:r>
     </w:p>
     <w:p>
@@ -3402,43 +3255,220 @@
         <w:pStyle w:val="IEEEBody"/>
       </w:pPr>
       <w:r>
-        <w:t xml:space="preserve">The primary outcomes are the response-level hallucination rate (responses with at least one unsupported or contradicted claim) and the unsafe-answer rate on unanswerable items (a specific answer, a raised flag or an unsupported claim). Secondary outcomes include the unsupported-claim ratio, coverage and over-abstention on answerable items, routing accuracy, emergency recall, false escalation, citation precision and latency. The unit is the item-turn of the test split. Proportions carry Wilson 95% intervals </w:t>
-      </w:r>
-      <w:r>
-        <w:t>[29]</w:t>
-      </w:r>
-      <w:r>
-        <w:t xml:space="preserve">. C5 is compared with C0 to C4, and each variant with C5, by exact McNemar tests </w:t>
-      </w:r>
-      <w:r>
-        <w:t>[30]</w:t>
-      </w:r>
-      <w:r>
-        <w:t xml:space="preserve"> with Holm correction within each family </w:t>
-      </w:r>
-      <w:r>
-        <w:t>[31]</w:t>
-      </w:r>
-      <w:r>
-        <w:t xml:space="preserve">; Cochran’s Q tests C0 to C5 jointly </w:t>
-      </w:r>
-      <w:r>
-        <w:t>[32]</w:t>
-      </w:r>
-      <w:r>
-        <w:t xml:space="preserve">. Effect sizes are risk differences and odds ratios; judge agreement is Cohen’s κ </w:t>
-      </w:r>
-      <w:r>
-        <w:t>[33]</w:t>
-      </w:r>
-      <w:r>
-        <w:t xml:space="preserve">. The protocol runs and judges C5 on the development split, calibrates the thresholds, and then runs all conditions on the test split; the code enforces the threshold-dependent step, as V1 and V2 refuse to run on the test split without the dev-calibrated thresholds, and the analysis flags variant records produced with other thresholds. Turns in which a component fell back to a default after an error are reported and excluded from headline metrics, and the analysis refuses headline results if they exceed 5% of any condition’s turns. Sensitivity analyses include those turns, drop the </w:t>
-      </w:r>
-      <w:r>
-        <w:t>14</w:t>
-      </w:r>
-      <w:r>
-        <w:t xml:space="preserve"> items that resembled few-shot examples of earlier prompt versions (since replaced), and repeat the tests per item.</w:t>
+        <w:t>With the production prompt but no gates, C1G hallucinated about as often as C1 (</w:t>
+      </w:r>
+      <w:r>
+        <w:t>74.1%</w:t>
+      </w:r>
+      <w:r>
+        <w:t>); against this anchor, C5 lowered hallucination by 36.8 pp (p = 2.8×10</w:t>
+      </w:r>
+      <w:r>
+        <w:rPr>
+          <w:vertAlign w:val="superscript"/>
+        </w:rPr>
+        <w:t>−20</w:t>
+      </w:r>
+      <w:r>
+        <w:t>) and unsafe answers by 65.2 pp (p = 2.6×10</w:t>
+      </w:r>
+      <w:r>
+        <w:rPr>
+          <w:vertAlign w:val="superscript"/>
+        </w:rPr>
+        <w:t>−12</w:t>
+      </w:r>
+      <w:r>
+        <w:t xml:space="preserve">), so the effect is due to the gates, not to the prompt. Descriptively (not tested), Gate 1 alone (C3) lowered unsafe answers only to </w:t>
+      </w:r>
+      <w:r>
+        <w:t>65.2%</w:t>
+      </w:r>
+      <w:r>
+        <w:t xml:space="preserve"> (from </w:t>
+      </w:r>
+      <w:r>
+        <w:t>80.3%</w:t>
+      </w:r>
+      <w:r>
+        <w:t xml:space="preserve">), Gate 2 alone (C4) to </w:t>
+      </w:r>
+      <w:r>
+        <w:t>16.7%</w:t>
+      </w:r>
+      <w:r>
+        <w:t>. Adding Gate 1 to Gate 2 (C5 vs C4) reduced hallucination by a further 6.3 pp (p = 0.0059), but not significantly per item (p = 0.12) or on unsafe answers (p = 1.0), and lowered appropriate abstention (</w:t>
+      </w:r>
+      <w:r>
+        <w:t>69.7%</w:t>
+      </w:r>
+      <w:r>
+        <w:t xml:space="preserve"> against </w:t>
+      </w:r>
+      <w:r>
+        <w:t>83.3%</w:t>
+      </w:r>
+      <w:r>
+        <w:t>), as Gate 1 turned some abstentions into clarifications.</w:t>
+      </w:r>
+    </w:p>
+    <w:p>
+      <w:pPr>
+        <w:pStyle w:val="IEEEBody"/>
+      </w:pPr>
+      <w:r>
+        <w:t xml:space="preserve">V1 had no measurable effect (−0.8 pp, p = 0.73) and was about 1.6 times slower (imputed study latency, relative only). V2 lowered hallucination to </w:t>
+      </w:r>
+      <w:r>
+        <w:t>21.3% [16.6, 27.0]</w:t>
+      </w:r>
+      <w:r>
+        <w:t xml:space="preserve"> (−15.9 pp [−20.9, −10.8], p = 4.9×10</w:t>
+      </w:r>
+      <w:r>
+        <w:rPr>
+          <w:vertAlign w:val="superscript"/>
+        </w:rPr>
+        <w:t>−9</w:t>
+      </w:r>
+      <w:r>
+        <w:t>) and, with V12, which includes it, was the only condition with a clearly lower rate among claim-bearing responses (</w:t>
+      </w:r>
+      <w:r>
+        <w:t>51.5%</w:t>
+      </w:r>
+      <w:r>
+        <w:t xml:space="preserve"> and </w:t>
+      </w:r>
+      <w:r>
+        <w:t>48.0%</w:t>
+      </w:r>
+      <w:r>
+        <w:t>, against 83.9–86.3% for every other condition with retrieval; not tested). Its unsafe-answer reduction was not significant (</w:t>
+      </w:r>
+      <w:r>
+        <w:t>10.6%</w:t>
+      </w:r>
+      <w:r>
+        <w:t xml:space="preserve"> against </w:t>
+      </w:r>
+      <w:r>
+        <w:t>15.2%</w:t>
+      </w:r>
+      <w:r>
+        <w:t>, p = 0.75); it answered fewer answerable turns (</w:t>
+      </w:r>
+      <w:r>
+        <w:t>67.6%</w:t>
+      </w:r>
+      <w:r>
+        <w:t>, not tested) and its responses carried fewer claims (</w:t>
+      </w:r>
+      <w:r>
+        <w:t>2.21</w:t>
+      </w:r>
+      <w:r>
+        <w:t xml:space="preserve"> against </w:t>
+      </w:r>
+      <w:r>
+        <w:t>4.18</w:t>
+      </w:r>
+      <w:r>
+        <w:t>), while its unsupported-claim ratio stayed within C5’s interval (</w:t>
+      </w:r>
+      <w:r>
+        <w:t>0.240 [0.185, 0.299]</w:t>
+      </w:r>
+      <w:r>
+        <w:t xml:space="preserve">), so V2 lowered the response-level rate largely by shortening answers, not by better supporting the remaining claims; on the development split its sentence verdicts agreed only weakly with the LLM judge’s (κ = </w:t>
+      </w:r>
+      <w:r>
+        <w:t>0.25</w:t>
+      </w:r>
+      <w:r>
+        <w:t xml:space="preserve">, </w:t>
+      </w:r>
+      <w:r>
+        <w:t>87</w:t>
+      </w:r>
+      <w:r>
+        <w:t xml:space="preserve"> sentences). V12 behaved like V2 (</w:t>
+      </w:r>
+      <w:r>
+        <w:t>20.2%</w:t>
+      </w:r>
+      <w:r>
+        <w:t>); the two were not compared directly.</w:t>
+      </w:r>
+    </w:p>
+    <w:p>
+      <w:pPr>
+        <w:pStyle w:val="Heading2"/>
+      </w:pPr>
+      <w:r>
+        <w:t>E. Routing, Emergencies and Judge Agreement</w:t>
+      </w:r>
+    </w:p>
+    <w:p>
+      <w:pPr>
+        <w:pStyle w:val="IEEEBody"/>
+      </w:pPr>
+      <w:r>
+        <w:t xml:space="preserve">C5 chose the gold action in </w:t>
+      </w:r>
+      <w:r>
+        <w:t>59.0%</w:t>
+      </w:r>
+      <w:r>
+        <w:t xml:space="preserve"> of turns (</w:t>
+      </w:r>
+      <w:r>
+        <w:t>78.7%</w:t>
+      </w:r>
+      <w:r>
+        <w:t xml:space="preserve"> counting acceptable actions; macro-F1 </w:t>
+      </w:r>
+      <w:r>
+        <w:t>0.62</w:t>
+      </w:r>
+      <w:r>
+        <w:t xml:space="preserve">); its weakest boundary is ANSWER versus GENERALIZE (ANSWER recall </w:t>
+      </w:r>
+      <w:r>
+        <w:t>0.45</w:t>
+      </w:r>
+      <w:r>
+        <w:t xml:space="preserve">). In every condition with the fast-path, all </w:t>
+      </w:r>
+      <w:r>
+        <w:t>24</w:t>
+      </w:r>
+      <w:r>
+        <w:t xml:space="preserve"> emergency turns were escalated and no other turn was. On the </w:t>
+      </w:r>
+      <w:r>
+        <w:t>790</w:t>
+      </w:r>
+      <w:r>
+        <w:t xml:space="preserve"> ungated responses that both judges scored, response-level agreement was substantial (κ = </w:t>
+      </w:r>
+      <w:r>
+        <w:t>0.683 [0.613, 0.753]</w:t>
+      </w:r>
+      <w:r>
+        <w:t xml:space="preserve">), but claim-level agreement over </w:t>
+      </w:r>
+      <w:r>
+        <w:t>8,265</w:t>
+      </w:r>
+      <w:r>
+        <w:t xml:space="preserve"> claims was only fair (κ = </w:t>
+      </w:r>
+      <w:r>
+        <w:t>0.364 [0.344, 0.384]</w:t>
+      </w:r>
+      <w:r>
+        <w:t>): the NLI judge labelled 2,606 claims CONTRADICTED, the LLM judge 25.</w:t>
       </w:r>
     </w:p>
     <w:p>
@@ -3446,19 +3476,145 @@
         <w:pStyle w:val="Heading1"/>
       </w:pPr>
       <w:r>
-        <w:t>V. Results</w:t>
+        <w:t>VI. Discussion</w:t>
       </w:r>
     </w:p>
     <w:p>
       <w:pPr>
-        <w:jc w:val="center"/>
+        <w:pStyle w:val="IEEEBody"/>
       </w:pPr>
       <w:r>
         <w:rPr>
           <w:b/>
-          <w:highlight w:val="yellow"/>
         </w:rPr>
-        <w:t>[PENDING: results.md]</w:t>
+        <w:t>What the gates do.</w:t>
+      </w:r>
+      <w:r>
+        <w:t xml:space="preserve"> The dual gate makes the system safer by deciding when not to answer, not by making its answers more faithful: it declines, generalises or asks more often, but the clinical content it lets through is hallucinated as often as without gates (</w:t>
+      </w:r>
+      <w:r>
+        <w:t>Fig. 2</w:t>
+      </w:r>
+      <w:r>
+        <w:t xml:space="preserve">). This is selective abstention </w:t>
+      </w:r>
+      <w:r>
+        <w:t>[12]</w:t>
+      </w:r>
+      <w:r>
+        <w:t xml:space="preserve"> at a cost of about a quarter of the answerable turns. Asking for the same behaviour in prose (C2) achieves much less (appropriate abstention </w:t>
+      </w:r>
+      <w:r>
+        <w:t>37.9%</w:t>
+      </w:r>
+      <w:r>
+        <w:t xml:space="preserve"> against </w:t>
+      </w:r>
+      <w:r>
+        <w:t>69.7%</w:t>
+      </w:r>
+      <w:r>
+        <w:t xml:space="preserve"> for C5). Most of the benefit comes from the Evidence Gate; Gate 1, although designed to let unanswerable questions proceed, asked for clarification on 11 of the 66 unanswerable C5 turns and adds only a small, fragile reduction: the gates differ in kind (asking versus declining) more than in effect.</w:t>
+      </w:r>
+    </w:p>
+    <w:p>
+      <w:pPr>
+        <w:pStyle w:val="IEEEBody"/>
+      </w:pPr>
+      <w:r>
+        <w:rPr>
+          <w:b/>
+        </w:rPr>
+        <w:t>Failure modes.</w:t>
+      </w:r>
+      <w:r>
+        <w:t xml:space="preserve"> In C5, Gate 1 proceeded on 12 turns that needed a clarifying question, mostly by reading personal questions (“what blood pressure should I be aiming for?”) as general ones (three, where the patient declines to give details, are debatable), and Gate 2 chose ANSWER on 4 missing-context turns. Of the 10 remaining unsafe answers, 9 came through GENERALIZE, five of them correctly routed false-premise questions whose general reply still carried an unsupported claim. The dominant problem is generation itself, which citation validation cannot catch and V2 targets.</w:t>
+      </w:r>
+    </w:p>
+    <w:p>
+      <w:pPr>
+        <w:pStyle w:val="IEEEBody"/>
+      </w:pPr>
+      <w:r>
+        <w:rPr>
+          <w:b/>
+        </w:rPr>
+        <w:t>Post-study changes.</w:t>
+      </w:r>
+      <w:r>
+        <w:t xml:space="preserve"> The dual gate stays the core of MedBridge, and V1 stays off. Because V2 significantly reduced hallucination, Gate 3 is now enabled by default (a decision taken after the study, outside the pre-specified rule, that accepts V2’s lower coverage) with its development-calibrated thresholds (θ = </w:t>
+      </w:r>
+      <w:r>
+        <w:t>0.2</w:t>
+      </w:r>
+      <w:r>
+        <w:t xml:space="preserve">, τ = </w:t>
+      </w:r>
+      <w:r>
+        <w:t>1.0</w:t>
+      </w:r>
+      <w:r>
+        <w:t xml:space="preserve">; commit 7a3bc67), and since commit 16e594b it withdraws a draft whose every claim is unsupported instead of delivering it unchanged (in the V2 test runs, 16 turns, 13 of them judged hallucinated; not re-measured). Deleting sentences has a usability cost, the coverage side of the trade-off measured in </w:t>
+      </w:r>
+      <w:r>
+        <w:t>Section V</w:t>
+      </w:r>
+      <w:r>
+        <w:t xml:space="preserve"> (fewer claims, lower coverage): after the study, “My blood pressure was 145/92 this morning. Is that high?” lost five of its six claims at θ = 0.2, and as the remaining sentence had no citation, the citation rule made it a one-sentence GENERALIZE; stripped answers can also start mid-thought (remedies: </w:t>
+      </w:r>
+      <w:r>
+        <w:t>Section VIII</w:t>
+      </w:r>
+      <w:r>
+        <w:t xml:space="preserve">). A live brand-versus-generic test (RABBITS, </w:t>
+      </w:r>
+      <w:r>
+        <w:t>60</w:t>
+      </w:r>
+      <w:r>
+        <w:t xml:space="preserve"> pairs, </w:t>
+      </w:r>
+      <w:r>
+        <w:t>120</w:t>
+      </w:r>
+      <w:r>
+        <w:t xml:space="preserve"> items, Gate 3 off in both runs) exposed fragile brand names. A fix (commit 02d9774, re-run at fb38cf6) gives the extractor, both gates and the generator lexicon notes mapping brands to generic ingredients, adds a deterministic current-medication backstop and filters drug names in the search query; action consistency rose from </w:t>
+      </w:r>
+      <w:r>
+        <w:t>48.3%</w:t>
+      </w:r>
+      <w:r>
+        <w:t xml:space="preserve"> to </w:t>
+      </w:r>
+      <w:r>
+        <w:t>80.0%</w:t>
+      </w:r>
+      <w:r>
+        <w:t xml:space="preserve"> (Indian brands </w:t>
+      </w:r>
+      <w:r>
+        <w:t>45.0%</w:t>
+      </w:r>
+      <w:r>
+        <w:t xml:space="preserve"> to </w:t>
+      </w:r>
+      <w:r>
+        <w:t>80.0%</w:t>
+      </w:r>
+      <w:r>
+        <w:t xml:space="preserve">) and stored-generic agreement from </w:t>
+      </w:r>
+      <w:r>
+        <w:t>3.3%</w:t>
+      </w:r>
+      <w:r>
+        <w:t xml:space="preserve"> to </w:t>
+      </w:r>
+      <w:r>
+        <w:t>100.0%</w:t>
+      </w:r>
+      <w:r>
+        <w:t>. A live 19-payload prompt-injection suite passed every check before and after the fix (after it with Gate 3 on).</w:t>
       </w:r>
     </w:p>
     <w:p>
@@ -3466,7 +3622,7 @@
         <w:pStyle w:val="Heading1"/>
       </w:pPr>
       <w:r>
-        <w:t>VI. Discussion</w:t>
+        <w:t>VII. Limitations and Ethics</w:t>
       </w:r>
     </w:p>
     <w:p>
@@ -3477,16 +3633,58 @@
         <w:rPr>
           <w:b/>
         </w:rPr>
-        <w:t>Why two gates.</w:t>
-      </w:r>
-      <w:r>
-        <w:t xml:space="preserve"> The gates decide with different information at different times. Gate 1 sees only the conversation and the recorded facts, so it can ask for a missing medicine or reading before any evidence is used; Gate 2 sees the passages and can tell a well-covered question from one the guidelines do not answer. A single post-retrieval gate would treat “I need to know your medicine” and “the guidelines do not say” as the same failure, although they need different replies. C3 and C4 measure what each gate contributes within the production pipeline, compared with C5. </w:t>
+        <w:t>Limitations.</w:t>
+      </w:r>
+      <w:r>
+        <w:t xml:space="preserve"> </w:t>
       </w:r>
       <w:r>
         <w:rPr>
-          <w:highlight w:val="yellow"/>
+          <w:i/>
         </w:rPr>
-        <w:t>[TO BE FILLED after the study: whether the ablation shows complementary contributions, citing the paired tests.]</w:t>
+        <w:t>Judges.</w:t>
+      </w:r>
+      <w:r>
+        <w:t xml:space="preserve"> Every result for a gated condition rests on one automatic judge; the NLI judge scored only ungated outputs, and the human labels are pending. The LLM judge labels restated user facts and generic hedges as unsupported, which inflates absolute rates in every condition (paired comparisons are less affected), and template responses count as free of hallucination, so response-level rates mix abstention with grounding. </w:t>
+      </w:r>
+      <w:r>
+        <w:rPr>
+          <w:i/>
+        </w:rPr>
+        <w:t>Benchmark.</w:t>
+      </w:r>
+      <w:r>
+        <w:t xml:space="preserve"> HalluBench is synthetic, drafted by the team with the help of an AI assistant and not reviewed by clinicians. With only </w:t>
+      </w:r>
+      <w:r>
+        <w:t>66</w:t>
+      </w:r>
+      <w:r>
+        <w:t xml:space="preserve"> unanswerable test turns the unsafe-answer intervals are wide, and the paired tests treat turns of a conversation as independent, which the item-level analysis only partly addresses. </w:t>
+      </w:r>
+      <w:r>
+        <w:rPr>
+          <w:i/>
+        </w:rPr>
+        <w:t>Protocol.</w:t>
+      </w:r>
+      <w:r>
+        <w:t xml:space="preserve"> Each condition ran once, with one application model, judge and hardware platform; V2’s thresholds were chosen on </w:t>
+      </w:r>
+      <w:r>
+        <w:t>59</w:t>
+      </w:r>
+      <w:r>
+        <w:t xml:space="preserve"> development turns to agree with the same LLM judge that scored the test split; C3 and C4 against C1G and V12 against V2 were not tested. </w:t>
+      </w:r>
+      <w:r>
+        <w:rPr>
+          <w:i/>
+        </w:rPr>
+        <w:t>Provenance.</w:t>
+      </w:r>
+      <w:r>
+        <w:t xml:space="preserve"> C0–C5 and V1 ran almost entirely at commit 82359eb, C1G partly at 085eb53, and V2, V12 and the rest of C1G at 3f58b59, which only adds a process-wide PyTorch inference lock (Gate 3 and the reranker had crashed the MPS backend when run concurrently); every run had uncommitted changes. The brand-name fix (02d9774), the Gate 3 default (7a3bc67) and its withdrawal rule (16e594b) came later, so the deployed system is not the evaluated one: RABBITS was re-run after the fix with Gate 3 off, and the withdrawal rule is unmeasured. The corpus is English, without an Indian national guideline; the emergency rules were developed on the team’s own cases; and the system has not been evaluated with patients.</w:t>
       </w:r>
     </w:p>
     <w:p>
@@ -3497,16 +3695,39 @@
         <w:rPr>
           <w:b/>
         </w:rPr>
-        <w:t>Templates and coverage.</w:t>
-      </w:r>
-      <w:r>
-        <w:t xml:space="preserve"> Serving ABSTAIN and ESCALATE from fixed texts removes generation, and with it hallucination, from the paths where an error costs most, and makes those replies easy to review clinically. The price is helpfulness when a gate abstains too readily, which is why coverage and over-abstention are reported beside the hallucination rates. </w:t>
+        <w:t>Ethics and privacy.</w:t>
+      </w:r>
+      <w:r>
+        <w:t xml:space="preserve"> MedBridge is a research prototype for health information, not a medical device: it does not diagnose or prescribe and refers treatment decisions and emergencies to professionals. No human participants or real patient records were involved. </w:t>
       </w:r>
       <w:r>
         <w:rPr>
           <w:highlight w:val="yellow"/>
         </w:rPr>
-        <w:t>[TO BE FILLED after the study: coverage cost of C5 relative to C1 and C2, and C5 against the prompt-only safety baseline C2.]</w:t>
+        <w:t>[TO BE FILLED: institutional ethics statement, if the venue requires one.]</w:t>
+      </w:r>
+      <w:r>
+        <w:t xml:space="preserve"> Inference stays local, sessions are encrypted with per-session keys and identifiers are redacted before any model call or storage, but redaction is a safeguard, not a guarantee (strict span recall </w:t>
+      </w:r>
+      <w:r>
+        <w:t>0.744</w:t>
+      </w:r>
+      <w:r>
+        <w:t xml:space="preserve"> on a blind held-out set). The design has India’s Digital Personal Data Protection Act in mind </w:t>
+      </w:r>
+      <w:r>
+        <w:t>[27]</w:t>
+      </w:r>
+      <w:r>
+        <w:t>, without a compliance assessment.</w:t>
+      </w:r>
+    </w:p>
+    <w:p>
+      <w:pPr>
+        <w:pStyle w:val="Heading1"/>
+      </w:pPr>
+      <w:r>
+        <w:t>VIII. Conclusion</w:t>
       </w:r>
     </w:p>
     <w:p>
@@ -3514,115 +3735,7 @@
         <w:pStyle w:val="IEEEBody"/>
       </w:pPr>
       <w:r>
-        <w:rPr>
-          <w:b/>
-        </w:rPr>
-        <w:t>Small local models.</w:t>
-      </w:r>
-      <w:r>
-        <w:t xml:space="preserve"> Each gate is a narrow classification with a JSON schema, which suits small local models: in model selection a 4B model routed no significantly worse than an 8B model and was faster. Every gate adds a model call; starting retrieval with Gate 1 hides part of that cost.</w:t>
-      </w:r>
-    </w:p>
-    <w:p>
-      <w:pPr>
-        <w:pStyle w:val="IEEEBody"/>
-      </w:pPr>
-      <w:r>
-        <w:rPr>
-          <w:b/>
-        </w:rPr>
-        <w:t>Expected failure modes.</w:t>
-      </w:r>
-      <w:r>
-        <w:t xml:space="preserve"> Gate 2 may accept related but non-specific evidence as sufficient (V1 targets this); the generator may add details beyond its cited passages after a correct ANSWER decision, which citation validation cannot catch (V2 targets this); and the fast-path escalates some benign messages that mention a red-flag symptom, a cost we accept for an unsupervised tool. </w:t>
-      </w:r>
-      <w:r>
-        <w:rPr>
-          <w:highlight w:val="yellow"/>
-        </w:rPr>
-        <w:t>[TO BE FILLED after the study: which failure mode dominated, with counts from evaluation/results/error_analysis.md.]</w:t>
-      </w:r>
-    </w:p>
-    <w:p>
-      <w:pPr>
-        <w:pStyle w:val="Heading1"/>
-      </w:pPr>
-      <w:r>
-        <w:t>VII. Limitations and Ethics</w:t>
-      </w:r>
-    </w:p>
-    <w:p>
-      <w:pPr>
-        <w:pStyle w:val="IEEEBody"/>
-      </w:pPr>
-      <w:r>
-        <w:rPr>
-          <w:b/>
-        </w:rPr>
-        <w:t>Limitations.</w:t>
-      </w:r>
-      <w:r>
-        <w:t xml:space="preserve"> The benchmark is synthetic: items, gold actions and notes were drafted by the team with the help of an AI assistant and have not yet been reviewed by clinicians, so the labels encode the authors’ reading of the guidelines, and a few borderline items admit another defensible label. Its phrasing is author-approximated (one Hinglish item), and the line between answerable and unanswerable depends on the corpus at labelling time. Hallucination is measured by automatic judges: the local LLM judge is of moderate size (in development, a smaller judge changed a claim’s label when the other claims in its batch changed), and the NLI judge labels the LLM judge’s own claims against the same evidence, with thresholds tuned on the development split to agree with it, so the two are complementary rather than independent judges; agreement with human annotators is still to be measured. Results come from one application model, one LLM judge and one hardware platform, and the paired tests treat turns of a conversation as independent, which the item-level analysis only partly addresses. The corpus is English and mainly international or Western, without an Indian national guideline. The emergency rules were developed on cases written by the same team, and the system has not been evaluated with patients.</w:t>
-      </w:r>
-    </w:p>
-    <w:p>
-      <w:pPr>
-        <w:pStyle w:val="IEEEBody"/>
-      </w:pPr>
-      <w:r>
-        <w:rPr>
-          <w:b/>
-        </w:rPr>
-        <w:t>Ethics and privacy.</w:t>
-      </w:r>
-      <w:r>
-        <w:t xml:space="preserve"> MedBridge is a research prototype for health information, not a medical device: it does not diagnose or prescribe, refers treatment decisions to the patient’s doctor and directs suspected emergencies to emergency services. No human participants or real patient records were involved. </w:t>
-      </w:r>
-      <w:r>
-        <w:rPr>
-          <w:highlight w:val="yellow"/>
-        </w:rPr>
-        <w:t>[TO BE FILLED: institutional ethics statement, if the venue requires one.]</w:t>
-      </w:r>
-      <w:r>
-        <w:t xml:space="preserve"> Inference stays on the local machine, identifiers are redacted before any model call or storage, conversations are encrypted per session, and erasure destroys the session key. Redaction is a safeguard, not a guarantee: on a blind held-out set its strict span recall was </w:t>
-      </w:r>
-      <w:r>
-        <w:t>0.744</w:t>
-      </w:r>
-      <w:r>
-        <w:t xml:space="preserve">, so local-only processing remains the primary protection. These measures are designed with the security-safeguard and erasure duties of India’s Digital Personal Data Protection Act in mind </w:t>
-      </w:r>
-      <w:r>
-        <w:t>[34]</w:t>
-      </w:r>
-      <w:r>
-        <w:t>; no compliance assessment has been made. Grounding in current guidelines reduces, but does not remove, the risk of biased or outdated medical content.</w:t>
-      </w:r>
-    </w:p>
-    <w:p>
-      <w:pPr>
-        <w:pStyle w:val="Heading1"/>
-      </w:pPr>
-      <w:r>
-        <w:t>VIII. Conclusion</w:t>
-      </w:r>
-    </w:p>
-    <w:p>
-      <w:pPr>
-        <w:pStyle w:val="IEEEBody"/>
-      </w:pPr>
-      <w:r>
-        <w:t xml:space="preserve">MedBridge treats answerability as a first-class decision in patient-facing clinical RAG: a deterministic emergency path, a pre-retrieval Context Gate and a post-retrieval Evidence Gate decide whether to answer, ask, generalise, abstain or escalate, and the riskiest outcomes involve no generated text. The system runs on local open-weight models sized for a laptop GPU and is evaluated on MedBridge-HalluBench with ablations, baselines, two complementary judges and paired exact tests under a calibration-gated protocol. </w:t>
-      </w:r>
-      <w:r>
-        <w:rPr>
-          <w:highlight w:val="yellow"/>
-        </w:rPr>
-        <w:t>[TO BE FILLED after the study: the headline finding in one or two sentences, stated with the same caution as in Section V.]</w:t>
-      </w:r>
-      <w:r>
-        <w:t xml:space="preserve"> Future work includes clinician review of the benchmark and templates, the human annotation, held-out evaluation of the emergency rules, Indian-language and Indian-guideline coverage, and a supervised pilot with patients.</w:t>
+        <w:t>MedBridge treats answerability as a first-class decision in patient-facing clinical RAG, and its riskiest outcomes involve no generated text. On MedBridge-HalluBench, with a local 4B model, the dual gate significantly reduced hallucinated and unsafe answers against vanilla RAG and prompt-only safety, mostly by abstaining where evidence falls short; a grounding verifier, now enabled by default, reduced hallucination further, mostly by shortening answers and at some cost in coverage, without a significant reduction in unsafe answers. These results rest on one LLM judge for the gated conditions and a synthetic benchmark. Future work includes the second judge, the human annotation, clinician review of the benchmark, re-measuring the post-study changes, rewriting rather than deleting unsupported sentences with a stronger, re-calibrated verifier, held-out evaluation of the emergency rules, Indian-language and Indian guideline coverage, and a supervised patient pilot.</w:t>
       </w:r>
     </w:p>
     <w:p>
@@ -3696,19 +3809,19 @@
         <w:tab/>
       </w:r>
       <w:r>
-        <w:t xml:space="preserve">NCD Risk Factor Collaboration (NCD-RisC), "Worldwide trends in hypertension prevalence and progress in treatment and control from 1990 to 2019: a pooled analysis of 1201 population-representative studies with 104 million participants," </w:t>
+        <w:t xml:space="preserve">R. M. Anjana et al., "Metabolic non-communicable disease health report of India: the ICMR-INDIAB national cross-sectional study (ICMR-INDIAB-17)," </w:t>
       </w:r>
       <w:r>
         <w:rPr>
           <w:i/>
         </w:rPr>
-        <w:t>The Lancet</w:t>
-      </w:r>
-      <w:r>
-        <w:t>, vol. 398, no. 10304, pp. 957–980, 2021.</w:t>
-      </w:r>
-      <w:r>
-        <w:t xml:space="preserve"> doi: 10.1016/S0140-6736(21)01330-1.</w:t>
+        <w:t>The Lancet Diabetes &amp; Endocrinology</w:t>
+      </w:r>
+      <w:r>
+        <w:t>, vol. 11, no. 7, pp. 474–489, 2023.</w:t>
+      </w:r>
+      <w:r>
+        <w:t xml:space="preserve"> doi: 10.1016/S2213-8587(23)00119-5.</w:t>
       </w:r>
     </w:p>
     <w:p>
@@ -3721,19 +3834,19 @@
         <w:tab/>
       </w:r>
       <w:r>
-        <w:t xml:space="preserve">R. M. Anjana et al., "Metabolic non-communicable disease health report of India: the ICMR-INDIAB national cross-sectional study (ICMR-INDIAB-17)," </w:t>
+        <w:t xml:space="preserve">K. Singhal et al., "Large language models encode clinical knowledge," </w:t>
       </w:r>
       <w:r>
         <w:rPr>
           <w:i/>
         </w:rPr>
-        <w:t>The Lancet Diabetes &amp; Endocrinology</w:t>
-      </w:r>
-      <w:r>
-        <w:t>, vol. 11, no. 7, pp. 474–489, 2023.</w:t>
-      </w:r>
-      <w:r>
-        <w:t xml:space="preserve"> doi: 10.1016/S2213-8587(23)00119-5.</w:t>
+        <w:t>Nature</w:t>
+      </w:r>
+      <w:r>
+        <w:t>, vol. 620, no. 7972, pp. 172–180, 2023.</w:t>
+      </w:r>
+      <w:r>
+        <w:t xml:space="preserve"> doi: 10.1038/s41586-023-06291-2.</w:t>
       </w:r>
     </w:p>
     <w:p>
@@ -3746,19 +3859,19 @@
         <w:tab/>
       </w:r>
       <w:r>
-        <w:t xml:space="preserve">K. Singhal et al., "Large language models encode clinical knowledge," </w:t>
+        <w:t xml:space="preserve">Z. Ji et al., "Survey of Hallucination in Natural Language Generation," </w:t>
       </w:r>
       <w:r>
         <w:rPr>
           <w:i/>
         </w:rPr>
-        <w:t>Nature</w:t>
-      </w:r>
-      <w:r>
-        <w:t>, vol. 620, no. 7972, pp. 172–180, 2023.</w:t>
-      </w:r>
-      <w:r>
-        <w:t xml:space="preserve"> doi: 10.1038/s41586-023-06291-2.</w:t>
+        <w:t>ACM Computing Surveys</w:t>
+      </w:r>
+      <w:r>
+        <w:t>, vol. 55, no. 12, pp. 1–38, 2023.</w:t>
+      </w:r>
+      <w:r>
+        <w:t xml:space="preserve"> doi: 10.1145/3571730.</w:t>
       </w:r>
     </w:p>
     <w:p>
@@ -3771,19 +3884,19 @@
         <w:tab/>
       </w:r>
       <w:r>
-        <w:t xml:space="preserve">Z. Ji et al., "Survey of Hallucination in Natural Language Generation," </w:t>
+        <w:t xml:space="preserve">P. Lewis et al., "Retrieval-Augmented Generation for Knowledge-Intensive NLP Tasks," in </w:t>
       </w:r>
       <w:r>
         <w:rPr>
           <w:i/>
         </w:rPr>
-        <w:t>ACM Computing Surveys</w:t>
-      </w:r>
-      <w:r>
-        <w:t>, vol. 55, no. 12, pp. 1–38, 2023.</w:t>
-      </w:r>
-      <w:r>
-        <w:t xml:space="preserve"> doi: 10.1145/3571730.</w:t>
+        <w:t>Advances in Neural Information Processing Systems 33 (NeurIPS 2020)</w:t>
+      </w:r>
+      <w:r>
+        <w:t>, 2020, pp. 9459–9474.</w:t>
+      </w:r>
+      <w:r>
+        <w:t xml:space="preserve"> arXiv:2005.11401.</w:t>
       </w:r>
     </w:p>
     <w:p>
@@ -3796,19 +3909,19 @@
         <w:tab/>
       </w:r>
       <w:r>
-        <w:t xml:space="preserve">P. Lewis et al., "Retrieval-Augmented Generation for Knowledge-Intensive NLP Tasks," in </w:t>
+        <w:t xml:space="preserve">G. Xiong, Q. Jin, Z. Lu, and A. Zhang, "Benchmarking Retrieval-Augmented Generation for Medicine," in </w:t>
       </w:r>
       <w:r>
         <w:rPr>
           <w:i/>
         </w:rPr>
-        <w:t>Advances in Neural Information Processing Systems 33 (NeurIPS 2020)</w:t>
-      </w:r>
-      <w:r>
-        <w:t>, 2020, pp. 9459–9474.</w:t>
-      </w:r>
-      <w:r>
-        <w:t xml:space="preserve"> arXiv:2005.11401.</w:t>
+        <w:t>Proc. Findings of the Association for Computational Linguistics: ACL 2024</w:t>
+      </w:r>
+      <w:r>
+        <w:t>, 2024, pp. 6233–6251.</w:t>
+      </w:r>
+      <w:r>
+        <w:t xml:space="preserve"> doi: 10.18653/v1/2024.findings-acl.372.</w:t>
       </w:r>
     </w:p>
     <w:p>
@@ -3821,19 +3934,19 @@
         <w:tab/>
       </w:r>
       <w:r>
-        <w:t xml:space="preserve">G. Xiong, Q. Jin, Z. Lu, and A. Zhang, "Benchmarking Retrieval-Augmented Generation for Medicine," in </w:t>
+        <w:t xml:space="preserve">B. Wen et al., "Know Your Limits: A Survey of Abstention in Large Language Models," </w:t>
       </w:r>
       <w:r>
         <w:rPr>
           <w:i/>
         </w:rPr>
-        <w:t>Proc. Findings of the Association for Computational Linguistics: ACL 2024</w:t>
-      </w:r>
-      <w:r>
-        <w:t>, 2024, pp. 6233–6251.</w:t>
-      </w:r>
-      <w:r>
-        <w:t xml:space="preserve"> doi: 10.18653/v1/2024.findings-acl.372.</w:t>
+        <w:t>Transactions of the Association for Computational Linguistics</w:t>
+      </w:r>
+      <w:r>
+        <w:t>, vol. 13, pp. 529–556, 2025.</w:t>
+      </w:r>
+      <w:r>
+        <w:t xml:space="preserve"> doi: 10.1162/tacl_a_00754.</w:t>
       </w:r>
     </w:p>
     <w:p>
@@ -3846,19 +3959,19 @@
         <w:tab/>
       </w:r>
       <w:r>
-        <w:t xml:space="preserve">B. Wen et al., "Know Your Limits: A Survey of Abstention in Large Language Models," </w:t>
+        <w:t xml:space="preserve">A. Asai, Z. Wu, Y. Wang, A. Sil, and H. Hajishirzi, "Self-RAG: Learning to Retrieve, Generate, and Critique through Self-Reflection," in </w:t>
       </w:r>
       <w:r>
         <w:rPr>
           <w:i/>
         </w:rPr>
-        <w:t>Transactions of the Association for Computational Linguistics</w:t>
-      </w:r>
-      <w:r>
-        <w:t>, vol. 13, pp. 529–556, 2025.</w:t>
-      </w:r>
-      <w:r>
-        <w:t xml:space="preserve"> doi: 10.1162/tacl_a_00754.</w:t>
+        <w:t>Proc. International Conference on Learning Representations (ICLR 2024)</w:t>
+      </w:r>
+      <w:r>
+        <w:t>, 2024, pp. 9112–9141.</w:t>
+      </w:r>
+      <w:r>
+        <w:t xml:space="preserve"> arXiv:2310.11511.</w:t>
       </w:r>
     </w:p>
     <w:p>
@@ -3871,19 +3984,16 @@
         <w:tab/>
       </w:r>
       <w:r>
-        <w:t xml:space="preserve">A. Asai, Z. Wu, Y. Wang, A. Sil, and H. Hajishirzi, "Self-RAG: Learning to Retrieve, Generate, and Critique through Self-Reflection," in </w:t>
-      </w:r>
-      <w:r>
-        <w:rPr>
-          <w:i/>
-        </w:rPr>
-        <w:t>Proc. International Conference on Learning Representations (ICLR 2024)</w:t>
-      </w:r>
-      <w:r>
-        <w:t>, 2024, pp. 9112–9141.</w:t>
-      </w:r>
-      <w:r>
-        <w:t xml:space="preserve"> arXiv:2310.11511.</w:t>
+        <w:t xml:space="preserve">S.-Q. Yan, J.-C. Gu, Y. Zhu, and Z.-H. Ling, "Corrective Retrieval Augmented Generation," </w:t>
+      </w:r>
+      <w:r>
+        <w:t>arXiv preprint arXiv:2401.15884</w:t>
+      </w:r>
+      <w:r>
+        <w:t>, 2024.</w:t>
+      </w:r>
+      <w:r>
+        <w:t xml:space="preserve"> doi: 10.48550/arXiv.2401.15884.</w:t>
       </w:r>
     </w:p>
     <w:p>
@@ -3896,16 +4006,19 @@
         <w:tab/>
       </w:r>
       <w:r>
-        <w:t xml:space="preserve">S.-Q. Yan, J.-C. Gu, Y. Zhu, and Z.-H. Ling, "Corrective Retrieval Augmented Generation," </w:t>
-      </w:r>
-      <w:r>
-        <w:t>arXiv preprint arXiv:2401.15884</w:t>
-      </w:r>
-      <w:r>
-        <w:t>, 2024.</w:t>
-      </w:r>
-      <w:r>
-        <w:t xml:space="preserve"> doi: 10.48550/arXiv.2401.15884.</w:t>
+        <w:t xml:space="preserve">L. Gao et al., "RARR: Researching and Revising What Language Models Say, Using Language Models," in </w:t>
+      </w:r>
+      <w:r>
+        <w:rPr>
+          <w:i/>
+        </w:rPr>
+        <w:t>Proceedings of the 61st Annual Meeting of the Association for Computational Linguistics (Volume 1: Long Papers)</w:t>
+      </w:r>
+      <w:r>
+        <w:t>, 2023, pp. 16477–16508.</w:t>
+      </w:r>
+      <w:r>
+        <w:t xml:space="preserve"> doi: 10.18653/v1/2023.acl-long.910.</w:t>
       </w:r>
     </w:p>
     <w:p>
@@ -3918,19 +4031,19 @@
         <w:tab/>
       </w:r>
       <w:r>
-        <w:t xml:space="preserve">S. Dhuliawala et al., "Chain-of-Verification Reduces Hallucination in Large Language Models," in </w:t>
+        <w:t xml:space="preserve">S. Min et al., "FActScore: Fine-grained Atomic Evaluation of Factual Precision in Long Form Text Generation," in </w:t>
       </w:r>
       <w:r>
         <w:rPr>
           <w:i/>
         </w:rPr>
-        <w:t>Proc. Findings of the Association for Computational Linguistics: ACL 2024</w:t>
-      </w:r>
-      <w:r>
-        <w:t>, 2024, pp. 3563–3578.</w:t>
-      </w:r>
-      <w:r>
-        <w:t xml:space="preserve"> doi: 10.18653/v1/2024.findings-acl.212.</w:t>
+        <w:t>Proceedings of the 2023 Conference on Empirical Methods in Natural Language Processing</w:t>
+      </w:r>
+      <w:r>
+        <w:t>, 2023, pp. 12076–12100.</w:t>
+      </w:r>
+      <w:r>
+        <w:t xml:space="preserve"> doi: 10.18653/v1/2023.emnlp-main.741.</w:t>
       </w:r>
     </w:p>
     <w:p>
@@ -3943,19 +4056,19 @@
         <w:tab/>
       </w:r>
       <w:r>
-        <w:t xml:space="preserve">L. Gao et al., "RARR: Researching and Revising What Language Models Say, Using Language Models," in </w:t>
+        <w:t xml:space="preserve">Y. Geifman and R. El-Yaniv, "Selective Classification for Deep Neural Networks," in </w:t>
       </w:r>
       <w:r>
         <w:rPr>
           <w:i/>
         </w:rPr>
-        <w:t>Proceedings of the 61st Annual Meeting of the Association for Computational Linguistics (Volume 1: Long Papers)</w:t>
-      </w:r>
-      <w:r>
-        <w:t>, 2023, pp. 16477–16508.</w:t>
-      </w:r>
-      <w:r>
-        <w:t xml:space="preserve"> doi: 10.18653/v1/2023.acl-long.910.</w:t>
+        <w:t>Advances in Neural Information Processing Systems 30 (NIPS 2017)</w:t>
+      </w:r>
+      <w:r>
+        <w:t>, 2017.</w:t>
+      </w:r>
+      <w:r>
+        <w:t xml:space="preserve"> arXiv:1705.08500.</w:t>
       </w:r>
     </w:p>
     <w:p>
@@ -3968,19 +4081,19 @@
         <w:tab/>
       </w:r>
       <w:r>
-        <w:t xml:space="preserve">P. Manakul, A. Liusie, and M. Gales, "SelfCheckGPT: Zero-Resource Black-Box Hallucination Detection for Generative Large Language Models," in </w:t>
+        <w:t xml:space="preserve">L. Zheng et al., "Judging LLM-as-a-Judge with MT-Bench and Chatbot Arena," in </w:t>
       </w:r>
       <w:r>
         <w:rPr>
           <w:i/>
         </w:rPr>
-        <w:t>Proceedings of the 2023 Conference on Empirical Methods in Natural Language Processing</w:t>
-      </w:r>
-      <w:r>
-        <w:t>, 2023, pp. 9004–9017.</w:t>
-      </w:r>
-      <w:r>
-        <w:t xml:space="preserve"> doi: 10.18653/v1/2023.emnlp-main.557.</w:t>
+        <w:t>Advances in Neural Information Processing Systems 36 (NeurIPS 2023), Datasets and Benchmarks Track</w:t>
+      </w:r>
+      <w:r>
+        <w:t>, 2023, pp. 46595–46623.</w:t>
+      </w:r>
+      <w:r>
+        <w:t xml:space="preserve"> doi: 10.52202/075280-2020.</w:t>
       </w:r>
     </w:p>
     <w:p>
@@ -3993,19 +4106,19 @@
         <w:tab/>
       </w:r>
       <w:r>
-        <w:t xml:space="preserve">S. Min et al., "FActScore: Fine-grained Atomic Evaluation of Factual Precision in Long Form Text Generation," in </w:t>
-      </w:r>
-      <w:r>
-        <w:rPr>
-          <w:i/>
-        </w:rPr>
-        <w:t>Proceedings of the 2023 Conference on Empirical Methods in Natural Language Processing</w:t>
-      </w:r>
-      <w:r>
-        <w:t>, 2023, pp. 12076–12100.</w:t>
-      </w:r>
-      <w:r>
-        <w:t xml:space="preserve"> doi: 10.18653/v1/2023.emnlp-main.741.</w:t>
+        <w:t xml:space="preserve">J. Zhang, K. Das, and S. Kumar, "Disambiguity in large language models," </w:t>
+      </w:r>
+      <w:r>
+        <w:t>U.S. Patent 12,038,918 B1</w:t>
+      </w:r>
+      <w:r>
+        <w:t>, Jul. 16, 2024.</w:t>
+      </w:r>
+      <w:r>
+        <w:t xml:space="preserve"> Assignee: Intuit Inc.</w:t>
+      </w:r>
+      <w:r>
+        <w:t xml:space="preserve"> [Online]. Available: https://patents.google.com/patent/US12038918B1/en</w:t>
       </w:r>
     </w:p>
     <w:p>
@@ -4018,19 +4131,19 @@
         <w:tab/>
       </w:r>
       <w:r>
-        <w:t xml:space="preserve">Y. Geifman and R. El-Yaniv, "Selective Classification for Deep Neural Networks," in </w:t>
-      </w:r>
-      <w:r>
-        <w:rPr>
-          <w:i/>
-        </w:rPr>
-        <w:t>Advances in Neural Information Processing Systems 30 (NIPS 2017)</w:t>
-      </w:r>
-      <w:r>
-        <w:t>, 2017.</w:t>
-      </w:r>
-      <w:r>
-        <w:t xml:space="preserve"> arXiv:1705.08500.</w:t>
+        <w:t xml:space="preserve">D. W. Paul Jr. and G. Ramsey, "Systems and methods for improving retrieval-augmented generation in clinical decision support," </w:t>
+      </w:r>
+      <w:r>
+        <w:t>U.S. Patent 12,243,646 B1</w:t>
+      </w:r>
+      <w:r>
+        <w:t>, Mar. 4, 2025.</w:t>
+      </w:r>
+      <w:r>
+        <w:t xml:space="preserve"> Assignee: Glass Health Inc.</w:t>
+      </w:r>
+      <w:r>
+        <w:t xml:space="preserve"> [Online]. Available: https://patents.google.com/patent/US12243646B1/en</w:t>
       </w:r>
     </w:p>
     <w:p>
@@ -4043,19 +4156,19 @@
         <w:tab/>
       </w:r>
       <w:r>
-        <w:t xml:space="preserve">L. Zheng et al., "Judging LLM-as-a-Judge with MT-Bench and Chatbot Arena," in </w:t>
+        <w:t xml:space="preserve">D. W. Jones et al., "2025 AHA/​ACC/​AANP/​AAPA/​ABC/​ACCP/​ACPM/​AGS/​AMA/​ASPC/​NMA/​PCNA/​SGIM Guideline for the Prevention, Detection, Evaluation and Management of High Blood Pressure in Adults: A Report of the American College of Cardiology/American Heart Association Joint Committee on Clinical Practice Guidelines," </w:t>
       </w:r>
       <w:r>
         <w:rPr>
           <w:i/>
         </w:rPr>
-        <w:t>Advances in Neural Information Processing Systems 36 (NeurIPS 2023), Datasets and Benchmarks Track</w:t>
-      </w:r>
-      <w:r>
-        <w:t>, 2023, pp. 46595–46623.</w:t>
-      </w:r>
-      <w:r>
-        <w:t xml:space="preserve"> doi: 10.52202/075280-2020.</w:t>
+        <w:t>Hypertension</w:t>
+      </w:r>
+      <w:r>
+        <w:t>, vol. 82, no. 10, pp. e212–e316, 2025.</w:t>
+      </w:r>
+      <w:r>
+        <w:t xml:space="preserve"> doi: 10.1161/HYP.0000000000000249.</w:t>
       </w:r>
     </w:p>
     <w:p>
@@ -4068,19 +4181,19 @@
         <w:tab/>
       </w:r>
       <w:r>
-        <w:t xml:space="preserve">A. Panickssery, S. R. Bowman, and S. Feng, "LLM Evaluators Recognize and Favor Their Own Generations," in </w:t>
+        <w:t xml:space="preserve">S. Xiao, Z. Liu, P. Zhang, N. Muennighoff, D. Lian, and J.-Y. Nie, "C-Pack: Packed Resources For General Chinese Embeddings," in </w:t>
       </w:r>
       <w:r>
         <w:rPr>
           <w:i/>
         </w:rPr>
-        <w:t>Advances in Neural Information Processing Systems 37 (NeurIPS 2024)</w:t>
-      </w:r>
-      <w:r>
-        <w:t>, 2024, pp. 68772–68802.</w:t>
-      </w:r>
-      <w:r>
-        <w:t xml:space="preserve"> doi: 10.52202/079017-2197.</w:t>
+        <w:t>Proceedings of the 47th International ACM SIGIR Conference on Research and Development in Information Retrieval (SIGIR '24)</w:t>
+      </w:r>
+      <w:r>
+        <w:t>, 2024, pp. 641–649.</w:t>
+      </w:r>
+      <w:r>
+        <w:t xml:space="preserve"> doi: 10.1145/3626772.3657878.</w:t>
       </w:r>
     </w:p>
     <w:p>
@@ -4093,19 +4206,19 @@
         <w:tab/>
       </w:r>
       <w:r>
-        <w:t xml:space="preserve">A. B. Bhagwat, J. P. Bufe III, and T. P. Winkler, "Interpreting and distinguishing lack of an answer in a question answering system," </w:t>
-      </w:r>
-      <w:r>
-        <w:t>U.S. Patent 9,740,769 B2</w:t>
-      </w:r>
-      <w:r>
-        <w:t>, Aug. 22, 2017.</w:t>
-      </w:r>
-      <w:r>
-        <w:t xml:space="preserve"> Assignee: International Business Machines Corporation.</w:t>
-      </w:r>
-      <w:r>
-        <w:t xml:space="preserve"> [Online]. Available: https://patents.google.com/patent/US9740769B2/en</w:t>
+        <w:t xml:space="preserve">G. V. Cormack, C. L. A. Clarke, and S. Buettcher, "Reciprocal rank fusion outperforms condorcet and individual rank learning methods," in </w:t>
+      </w:r>
+      <w:r>
+        <w:rPr>
+          <w:i/>
+        </w:rPr>
+        <w:t>Proceedings of the 32nd International ACM SIGIR Conference on Research and Development in Information Retrieval (SIGIR '09)</w:t>
+      </w:r>
+      <w:r>
+        <w:t>, 2009, pp. 758–759.</w:t>
+      </w:r>
+      <w:r>
+        <w:t xml:space="preserve"> doi: 10.1145/1571941.1572114.</w:t>
       </w:r>
     </w:p>
     <w:p>
@@ -4118,19 +4231,16 @@
         <w:tab/>
       </w:r>
       <w:r>
-        <w:t xml:space="preserve">J. Zhang, K. Das, and S. Kumar, "Disambiguity in large language models," </w:t>
-      </w:r>
-      <w:r>
-        <w:t>U.S. Patent 12,038,918 B1</w:t>
-      </w:r>
-      <w:r>
-        <w:t>, Jul. 16, 2024.</w:t>
-      </w:r>
-      <w:r>
-        <w:t xml:space="preserve"> Assignee: Intuit Inc.</w:t>
-      </w:r>
-      <w:r>
-        <w:t xml:space="preserve"> [Online]. Available: https://patents.google.com/patent/US12038918B1/en</w:t>
+        <w:t xml:space="preserve">A. Yang et al., "Qwen3 Technical Report," </w:t>
+      </w:r>
+      <w:r>
+        <w:t>arXiv preprint arXiv:2505.09388</w:t>
+      </w:r>
+      <w:r>
+        <w:t>, 2025.</w:t>
+      </w:r>
+      <w:r>
+        <w:t xml:space="preserve"> doi: 10.48550/arXiv.2505.09388.</w:t>
       </w:r>
     </w:p>
     <w:p>
@@ -4143,19 +4253,16 @@
         <w:tab/>
       </w:r>
       <w:r>
-        <w:t xml:space="preserve">D. W. Paul Jr. and G. Ramsey, "Systems and methods for improving retrieval-augmented generation in clinical decision support," </w:t>
-      </w:r>
-      <w:r>
-        <w:t>U.S. Patent 12,243,646 B1</w:t>
-      </w:r>
-      <w:r>
-        <w:t>, Mar. 4, 2025.</w:t>
-      </w:r>
-      <w:r>
-        <w:t xml:space="preserve"> Assignee: Glass Health Inc.</w:t>
-      </w:r>
-      <w:r>
-        <w:t xml:space="preserve"> [Online]. Available: https://patents.google.com/patent/US12243646B1/en</w:t>
+        <w:t xml:space="preserve">Gemma Team et al., "Gemma 3 Technical Report," </w:t>
+      </w:r>
+      <w:r>
+        <w:t>arXiv preprint arXiv:2503.19786</w:t>
+      </w:r>
+      <w:r>
+        <w:t>, 2025.</w:t>
+      </w:r>
+      <w:r>
+        <w:t xml:space="preserve"> doi: 10.48550/arXiv.2503.19786.</w:t>
       </w:r>
     </w:p>
     <w:p>
@@ -4168,19 +4275,19 @@
         <w:tab/>
       </w:r>
       <w:r>
-        <w:t xml:space="preserve">K. Greshake, S. Abdelnabi, S. Mishra, C. Endres, T. Holz, and M. Fritz, "Not What You've Signed Up For: Compromising Real-World LLM-Integrated Applications with Indirect Prompt Injection," in </w:t>
+        <w:t xml:space="preserve">P. He, J. Gao, and W. Chen, "DeBERTaV3: Improving DeBERTa using ELECTRA-Style Pre-Training with Gradient-Disentangled Embedding Sharing," in </w:t>
       </w:r>
       <w:r>
         <w:rPr>
           <w:i/>
         </w:rPr>
-        <w:t>Proceedings of the 16th ACM Workshop on Artificial Intelligence and Security (AISec '23), co-located with ACM CCS '23, Copenhagen, Denmark</w:t>
-      </w:r>
-      <w:r>
-        <w:t>, 2023, pp. 79–90.</w:t>
-      </w:r>
-      <w:r>
-        <w:t xml:space="preserve"> doi: 10.1145/3605764.3623985.</w:t>
+        <w:t>Proc. International Conference on Learning Representations (ICLR 2023)</w:t>
+      </w:r>
+      <w:r>
+        <w:t>, 2023.</w:t>
+      </w:r>
+      <w:r>
+        <w:t xml:space="preserve"> arXiv:2111.09543.</w:t>
       </w:r>
     </w:p>
     <w:p>
@@ -4193,19 +4300,19 @@
         <w:tab/>
       </w:r>
       <w:r>
-        <w:t xml:space="preserve">D. W. Jones et al., "2025 AHA/​ACC/​AANP/​AAPA/​ABC/​ACCP/​ACPM/​AGS/​AMA/​ASPC/​NMA/​PCNA/​SGIM Guideline for the Prevention, Detection, Evaluation and Management of High Blood Pressure in Adults: A Report of the American College of Cardiology/American Heart Association Joint Committee on Clinical Practice Guidelines," </w:t>
+        <w:t xml:space="preserve">E. B. Wilson, "Probable Inference, the Law of Succession, and Statistical Inference," </w:t>
       </w:r>
       <w:r>
         <w:rPr>
           <w:i/>
         </w:rPr>
-        <w:t>Hypertension</w:t>
-      </w:r>
-      <w:r>
-        <w:t>, vol. 82, no. 10, pp. e212–e316, 2025.</w:t>
-      </w:r>
-      <w:r>
-        <w:t xml:space="preserve"> doi: 10.1161/HYP.0000000000000249.</w:t>
+        <w:t>Journal of the American Statistical Association</w:t>
+      </w:r>
+      <w:r>
+        <w:t>, vol. 22, no. 158, pp. 209–212, 1927.</w:t>
+      </w:r>
+      <w:r>
+        <w:t xml:space="preserve"> doi: 10.1080/01621459.1927.10502953.</w:t>
       </w:r>
     </w:p>
     <w:p>
@@ -4218,19 +4325,19 @@
         <w:tab/>
       </w:r>
       <w:r>
-        <w:t xml:space="preserve">S. Xiao, Z. Liu, P. Zhang, N. Muennighoff, D. Lian, and J.-Y. Nie, "C-Pack: Packed Resources For General Chinese Embeddings," in </w:t>
+        <w:t xml:space="preserve">Q. McNemar, "Note on the Sampling Error of the Difference Between Correlated Proportions or Percentages," </w:t>
       </w:r>
       <w:r>
         <w:rPr>
           <w:i/>
         </w:rPr>
-        <w:t>Proceedings of the 47th International ACM SIGIR Conference on Research and Development in Information Retrieval (SIGIR '24)</w:t>
-      </w:r>
-      <w:r>
-        <w:t>, 2024, pp. 641–649.</w:t>
-      </w:r>
-      <w:r>
-        <w:t xml:space="preserve"> doi: 10.1145/3626772.3657878.</w:t>
+        <w:t>Psychometrika</w:t>
+      </w:r>
+      <w:r>
+        <w:t>, vol. 12, no. 2, pp. 153–157, 1947.</w:t>
+      </w:r>
+      <w:r>
+        <w:t xml:space="preserve"> doi: 10.1007/BF02295996.</w:t>
       </w:r>
     </w:p>
     <w:p>
@@ -4243,19 +4350,16 @@
         <w:tab/>
       </w:r>
       <w:r>
-        <w:t xml:space="preserve">G. V. Cormack, C. L. A. Clarke, and S. Buettcher, "Reciprocal rank fusion outperforms condorcet and individual rank learning methods," in </w:t>
+        <w:t xml:space="preserve">S. Holm, "A Simple Sequentially Rejective Multiple Test Procedure," </w:t>
       </w:r>
       <w:r>
         <w:rPr>
           <w:i/>
         </w:rPr>
-        <w:t>Proceedings of the 32nd International ACM SIGIR Conference on Research and Development in Information Retrieval (SIGIR '09)</w:t>
-      </w:r>
-      <w:r>
-        <w:t>, 2009, pp. 758–759.</w:t>
-      </w:r>
-      <w:r>
-        <w:t xml:space="preserve"> doi: 10.1145/1571941.1572114.</w:t>
+        <w:t>Scandinavian Journal of Statistics</w:t>
+      </w:r>
+      <w:r>
+        <w:t>, vol. 6, no. 2, pp. 65–70, 1979.</w:t>
       </w:r>
     </w:p>
     <w:p>
@@ -4268,16 +4372,19 @@
         <w:tab/>
       </w:r>
       <w:r>
-        <w:t xml:space="preserve">R. Nogueira and K. Cho, "Passage Re-ranking with BERT," </w:t>
-      </w:r>
-      <w:r>
-        <w:t>arXiv preprint arXiv:1901.04085</w:t>
-      </w:r>
-      <w:r>
-        <w:t>, 2019.</w:t>
-      </w:r>
-      <w:r>
-        <w:t xml:space="preserve"> doi: 10.48550/arXiv.1901.04085.</w:t>
+        <w:t xml:space="preserve">W. G. Cochran, "The Comparison of Percentages in Matched Samples," </w:t>
+      </w:r>
+      <w:r>
+        <w:rPr>
+          <w:i/>
+        </w:rPr>
+        <w:t>Biometrika</w:t>
+      </w:r>
+      <w:r>
+        <w:t>, vol. 37, no. 3-4, pp. 256–266, 1950.</w:t>
+      </w:r>
+      <w:r>
+        <w:t xml:space="preserve"> doi: 10.1093/biomet/37.3-4.256.</w:t>
       </w:r>
     </w:p>
     <w:p>
@@ -4290,16 +4397,19 @@
         <w:tab/>
       </w:r>
       <w:r>
-        <w:t xml:space="preserve">A. Yang et al., "Qwen3 Technical Report," </w:t>
-      </w:r>
-      <w:r>
-        <w:t>arXiv preprint arXiv:2505.09388</w:t>
-      </w:r>
-      <w:r>
-        <w:t>, 2025.</w:t>
-      </w:r>
-      <w:r>
-        <w:t xml:space="preserve"> doi: 10.48550/arXiv.2505.09388.</w:t>
+        <w:t xml:space="preserve">J. Cohen, "A Coefficient of Agreement for Nominal Scales," </w:t>
+      </w:r>
+      <w:r>
+        <w:rPr>
+          <w:i/>
+        </w:rPr>
+        <w:t>Educational and Psychological Measurement</w:t>
+      </w:r>
+      <w:r>
+        <w:t>, vol. 20, no. 1, pp. 37–46, 1960.</w:t>
+      </w:r>
+      <w:r>
+        <w:t xml:space="preserve"> doi: 10.1177/001316446002000104.</w:t>
       </w:r>
     </w:p>
     <w:p>
@@ -4309,175 +4419,6 @@
       </w:pPr>
       <w:r>
         <w:t>[27]</w:t>
-        <w:tab/>
-      </w:r>
-      <w:r>
-        <w:t xml:space="preserve">Gemma Team et al., "Gemma 3 Technical Report," </w:t>
-      </w:r>
-      <w:r>
-        <w:t>arXiv preprint arXiv:2503.19786</w:t>
-      </w:r>
-      <w:r>
-        <w:t>, 2025.</w:t>
-      </w:r>
-      <w:r>
-        <w:t xml:space="preserve"> doi: 10.48550/arXiv.2503.19786.</w:t>
-      </w:r>
-    </w:p>
-    <w:p>
-      <w:pPr>
-        <w:pStyle w:val="IEEEReference"/>
-        <w:jc w:val="left"/>
-      </w:pPr>
-      <w:r>
-        <w:t>[28]</w:t>
-        <w:tab/>
-      </w:r>
-      <w:r>
-        <w:t xml:space="preserve">P. He, J. Gao, and W. Chen, "DeBERTaV3: Improving DeBERTa using ELECTRA-Style Pre-Training with Gradient-Disentangled Embedding Sharing," in </w:t>
-      </w:r>
-      <w:r>
-        <w:rPr>
-          <w:i/>
-        </w:rPr>
-        <w:t>Proc. International Conference on Learning Representations (ICLR 2023)</w:t>
-      </w:r>
-      <w:r>
-        <w:t>, 2023.</w:t>
-      </w:r>
-      <w:r>
-        <w:t xml:space="preserve"> arXiv:2111.09543.</w:t>
-      </w:r>
-    </w:p>
-    <w:p>
-      <w:pPr>
-        <w:pStyle w:val="IEEEReference"/>
-        <w:jc w:val="left"/>
-      </w:pPr>
-      <w:r>
-        <w:t>[29]</w:t>
-        <w:tab/>
-      </w:r>
-      <w:r>
-        <w:t xml:space="preserve">E. B. Wilson, "Probable Inference, the Law of Succession, and Statistical Inference," </w:t>
-      </w:r>
-      <w:r>
-        <w:rPr>
-          <w:i/>
-        </w:rPr>
-        <w:t>Journal of the American Statistical Association</w:t>
-      </w:r>
-      <w:r>
-        <w:t>, vol. 22, no. 158, pp. 209–212, 1927.</w:t>
-      </w:r>
-      <w:r>
-        <w:t xml:space="preserve"> doi: 10.1080/01621459.1927.10502953.</w:t>
-      </w:r>
-    </w:p>
-    <w:p>
-      <w:pPr>
-        <w:pStyle w:val="IEEEReference"/>
-        <w:jc w:val="left"/>
-      </w:pPr>
-      <w:r>
-        <w:t>[30]</w:t>
-        <w:tab/>
-      </w:r>
-      <w:r>
-        <w:t xml:space="preserve">Q. McNemar, "Note on the Sampling Error of the Difference Between Correlated Proportions or Percentages," </w:t>
-      </w:r>
-      <w:r>
-        <w:rPr>
-          <w:i/>
-        </w:rPr>
-        <w:t>Psychometrika</w:t>
-      </w:r>
-      <w:r>
-        <w:t>, vol. 12, no. 2, pp. 153–157, 1947.</w:t>
-      </w:r>
-      <w:r>
-        <w:t xml:space="preserve"> doi: 10.1007/BF02295996.</w:t>
-      </w:r>
-    </w:p>
-    <w:p>
-      <w:pPr>
-        <w:pStyle w:val="IEEEReference"/>
-        <w:jc w:val="left"/>
-      </w:pPr>
-      <w:r>
-        <w:t>[31]</w:t>
-        <w:tab/>
-      </w:r>
-      <w:r>
-        <w:t xml:space="preserve">S. Holm, "A Simple Sequentially Rejective Multiple Test Procedure," </w:t>
-      </w:r>
-      <w:r>
-        <w:rPr>
-          <w:i/>
-        </w:rPr>
-        <w:t>Scandinavian Journal of Statistics</w:t>
-      </w:r>
-      <w:r>
-        <w:t>, vol. 6, no. 2, pp. 65–70, 1979.</w:t>
-      </w:r>
-    </w:p>
-    <w:p>
-      <w:pPr>
-        <w:pStyle w:val="IEEEReference"/>
-        <w:jc w:val="left"/>
-      </w:pPr>
-      <w:r>
-        <w:t>[32]</w:t>
-        <w:tab/>
-      </w:r>
-      <w:r>
-        <w:t xml:space="preserve">W. G. Cochran, "The Comparison of Percentages in Matched Samples," </w:t>
-      </w:r>
-      <w:r>
-        <w:rPr>
-          <w:i/>
-        </w:rPr>
-        <w:t>Biometrika</w:t>
-      </w:r>
-      <w:r>
-        <w:t>, vol. 37, no. 3-4, pp. 256–266, 1950.</w:t>
-      </w:r>
-      <w:r>
-        <w:t xml:space="preserve"> doi: 10.1093/biomet/37.3-4.256.</w:t>
-      </w:r>
-    </w:p>
-    <w:p>
-      <w:pPr>
-        <w:pStyle w:val="IEEEReference"/>
-        <w:jc w:val="left"/>
-      </w:pPr>
-      <w:r>
-        <w:t>[33]</w:t>
-        <w:tab/>
-      </w:r>
-      <w:r>
-        <w:t xml:space="preserve">J. Cohen, "A Coefficient of Agreement for Nominal Scales," </w:t>
-      </w:r>
-      <w:r>
-        <w:rPr>
-          <w:i/>
-        </w:rPr>
-        <w:t>Educational and Psychological Measurement</w:t>
-      </w:r>
-      <w:r>
-        <w:t>, vol. 20, no. 1, pp. 37–46, 1960.</w:t>
-      </w:r>
-      <w:r>
-        <w:t xml:space="preserve"> doi: 10.1177/001316446002000104.</w:t>
-      </w:r>
-    </w:p>
-    <w:p>
-      <w:pPr>
-        <w:pStyle w:val="IEEEReference"/>
-        <w:jc w:val="left"/>
-      </w:pPr>
-      <w:r>
-        <w:t>[34]</w:t>
         <w:tab/>
       </w:r>
       <w:r>

--- a/report/paper/MedBridge_IEEE_Paper.docx
+++ b/report/paper/MedBridge_IEEE_Paper.docx
@@ -3645,7 +3645,13 @@
         <w:t>Judges.</w:t>
       </w:r>
       <w:r>
-        <w:t xml:space="preserve"> Every result for a gated condition rests on one automatic judge; the NLI judge scored only ungated outputs, and the human labels are pending. The LLM judge labels restated user facts and generic hedges as unsupported, which inflates absolute rates in every condition (paired comparisons are less affected), and template responses count as free of hallucination, so response-level rates mix abstention with grounding. </w:t>
+        <w:t xml:space="preserve"> Every result for a gated condition rests on one automatic judge; the NLI judge scored only ungated outputs, and no human labels were collected; an AI annotator (not a human) agreed only moderately with the LLM judge (κ = </w:t>
+      </w:r>
+      <w:r>
+        <w:t>0.50</w:t>
+      </w:r>
+      <w:r>
+        <w:t xml:space="preserve">) and was stricter. The LLM judge labels restated user facts and generic hedges as unsupported, which inflates absolute rates in every condition (paired comparisons are less affected), and template responses count as free of hallucination, so response-level rates mix abstention with grounding. </w:t>
       </w:r>
       <w:r>
         <w:rPr>
